--- a/database/seeders/templates/partner-documents/Mau_05_Cong_van_cham_dut_hop_dong_don_phuong_SportGo_DA_SUA.docx
+++ b/database/seeders/templates/partner-documents/Mau_05_Cong_van_cham_dut_hop_dong_don_phuong_SportGo_DA_SUA.docx
@@ -4,67 +4,67 @@
   <w:body>
     <w:tbl>
       <w:tblPr>
-        <w:tblW w:type="auto" w:w="0"/>
+        <w:tblW w:type="dxa" w:w="9000"/>
         <w:jc w:val="center"/>
         <w:tblLayout w:type="fixed"/>
         <w:tblLook w:firstColumn="1" w:firstRow="1" w:lastColumn="0" w:lastRow="0" w:noHBand="0" w:noVBand="1" w:val="04A0"/>
+        <w:tblInd w:w="0" w:type="dxa"/>
+        <w:tblCellMar>
+          <w:top w:w="60" w:type="dxa"/>
+          <w:left w:w="90" w:type="dxa"/>
+          <w:bottom w:w="60" w:type="dxa"/>
+          <w:right w:w="90" w:type="dxa"/>
+        </w:tblCellMar>
       </w:tblPr>
       <w:tblGrid>
-        <w:gridCol w:w="4536"/>
-        <w:gridCol w:w="4536"/>
+        <w:gridCol w:w="4500"/>
+        <w:gridCol w:w="4500"/>
       </w:tblGrid>
       <w:tr>
+        <w:trPr>
+          <w:cantSplit/>
+        </w:trPr>
         <w:tc>
           <w:tcPr>
-            <w:tcW w:type="dxa" w:w="3118"/>
-            <w:tcBorders>
-              <w:top w:val="nil"/>
-              <w:left w:val="nil"/>
-              <w:bottom w:val="nil"/>
-              <w:right w:val="nil"/>
-              <w:insideH w:val="nil"/>
-              <w:insideV w:val="nil"/>
-            </w:tcBorders>
+            <w:tcW w:type="dxa" w:w="4500"/>
+            <w:vAlign w:val="center"/>
           </w:tcPr>
           <w:p>
             <w:pPr>
-              <w:spacing w:before="0" w:after="0" w:line="269" w:lineRule="auto"/>
+              <w:spacing w:before="0" w:after="0" w:line="276" w:lineRule="auto"/>
               <w:jc w:val="center"/>
             </w:pPr>
             <w:r>
               <w:rPr>
-                <w:rFonts w:ascii="Times New Roman" w:hAnsi="Times New Roman" w:eastAsia="Times New Roman"/>
+                <w:rFonts w:ascii="Times New Roman" w:hAnsi="Times New Roman" w:eastAsia="Times New Roman" w:cs="Times New Roman"/>
                 <w:b/>
-                <w:sz w:val="20"/>
+                <w:sz w:val="26"/>
+                <w:color w:val="000000"/>
+                <w:szCs w:val="26"/>
               </w:rPr>
-              <w:t>[TÊN CƠ QUAN CHỦ QUẢN]</w:t>
+              <w:t xml:space="preserve">CÔNG TY/ĐƠN VỊ VẬN HÀNH SPORTGO</w:t>
               <w:br/>
-              <w:t>CÔNG TY/ĐƠN VỊ VẬN HÀNH SPORTGO</w:t>
+              <w:t xml:space="preserve"/>
             </w:r>
           </w:p>
         </w:tc>
         <w:tc>
           <w:tcPr>
-            <w:tcW w:type="dxa" w:w="5953"/>
-            <w:tcBorders>
-              <w:top w:val="nil"/>
-              <w:left w:val="nil"/>
-              <w:bottom w:val="nil"/>
-              <w:right w:val="nil"/>
-              <w:insideH w:val="nil"/>
-              <w:insideV w:val="nil"/>
-            </w:tcBorders>
+            <w:tcW w:type="dxa" w:w="4500"/>
+            <w:vAlign w:val="center"/>
           </w:tcPr>
           <w:p>
             <w:pPr>
-              <w:spacing w:before="0" w:after="0" w:line="269" w:lineRule="auto"/>
+              <w:spacing w:before="0" w:after="0" w:line="276" w:lineRule="auto"/>
               <w:jc w:val="center"/>
             </w:pPr>
             <w:r>
               <w:rPr>
-                <w:rFonts w:ascii="Times New Roman" w:hAnsi="Times New Roman" w:eastAsia="Times New Roman"/>
-                <w:b/>
-                <w:sz w:val="20"/>
+                <w:rFonts w:ascii="Times New Roman" w:hAnsi="Times New Roman" w:eastAsia="Times New Roman" w:cs="Times New Roman"/>
+                <w:b w:val="1"/>
+                <w:sz w:val="26"/>
+                <w:color w:val="000000"/>
+                <w:szCs w:val="26"/>
               </w:rPr>
               <w:t>CỘNG HÒA XÃ HỘI CHỦ NGHĨA VIỆT NAM</w:t>
               <w:br/>
@@ -74,27 +74,25 @@
         </w:tc>
       </w:tr>
       <w:tr>
+        <w:trPr>
+          <w:cantSplit/>
+        </w:trPr>
         <w:tc>
           <w:tcPr>
-            <w:tcW w:type="dxa" w:w="3118"/>
-            <w:tcBorders>
-              <w:top w:val="nil"/>
-              <w:left w:val="nil"/>
-              <w:bottom w:val="nil"/>
-              <w:right w:val="nil"/>
-              <w:insideH w:val="nil"/>
-              <w:insideV w:val="nil"/>
-            </w:tcBorders>
+            <w:tcW w:type="dxa" w:w="4500"/>
+            <w:vAlign w:val="center"/>
           </w:tcPr>
           <w:p>
             <w:pPr>
-              <w:spacing w:before="0" w:after="0" w:line="269" w:lineRule="auto"/>
+              <w:spacing w:before="0" w:after="0" w:line="276" w:lineRule="auto"/>
               <w:jc w:val="center"/>
             </w:pPr>
             <w:r>
               <w:rPr>
-                <w:rFonts w:ascii="Times New Roman" w:hAnsi="Times New Roman" w:eastAsia="Times New Roman"/>
-                <w:sz w:val="22"/>
+                <w:rFonts w:ascii="Times New Roman" w:hAnsi="Times New Roman" w:eastAsia="Times New Roman" w:cs="Times New Roman"/>
+                <w:sz w:val="26"/>
+                <w:color w:val="000000"/>
+                <w:szCs w:val="26"/>
               </w:rPr>
               <w:t>----------------</w:t>
             </w:r>
@@ -102,25 +100,20 @@
         </w:tc>
         <w:tc>
           <w:tcPr>
-            <w:tcW w:type="dxa" w:w="5953"/>
-            <w:tcBorders>
-              <w:top w:val="nil"/>
-              <w:left w:val="nil"/>
-              <w:bottom w:val="nil"/>
-              <w:right w:val="nil"/>
-              <w:insideH w:val="nil"/>
-              <w:insideV w:val="nil"/>
-            </w:tcBorders>
+            <w:tcW w:type="dxa" w:w="4500"/>
+            <w:vAlign w:val="center"/>
           </w:tcPr>
           <w:p>
             <w:pPr>
-              <w:spacing w:before="0" w:after="0" w:line="269" w:lineRule="auto"/>
+              <w:spacing w:before="0" w:after="0" w:line="276" w:lineRule="auto"/>
               <w:jc w:val="center"/>
             </w:pPr>
             <w:r>
               <w:rPr>
-                <w:rFonts w:ascii="Times New Roman" w:hAnsi="Times New Roman" w:eastAsia="Times New Roman"/>
-                <w:sz w:val="22"/>
+                <w:rFonts w:ascii="Times New Roman" w:hAnsi="Times New Roman" w:eastAsia="Times New Roman" w:cs="Times New Roman"/>
+                <w:sz w:val="26"/>
+                <w:color w:val="000000"/>
+                <w:szCs w:val="26"/>
               </w:rPr>
               <w:t>----------------</w:t>
             </w:r>
@@ -128,27 +121,25 @@
         </w:tc>
       </w:tr>
       <w:tr>
+        <w:trPr>
+          <w:cantSplit/>
+        </w:trPr>
         <w:tc>
           <w:tcPr>
-            <w:tcW w:type="dxa" w:w="3118"/>
-            <w:tcBorders>
-              <w:top w:val="nil"/>
-              <w:left w:val="nil"/>
-              <w:bottom w:val="nil"/>
-              <w:right w:val="nil"/>
-              <w:insideH w:val="nil"/>
-              <w:insideV w:val="nil"/>
-            </w:tcBorders>
+            <w:tcW w:type="dxa" w:w="4500"/>
+            <w:vAlign w:val="center"/>
           </w:tcPr>
           <w:p>
             <w:pPr>
-              <w:spacing w:before="0" w:after="0" w:line="269" w:lineRule="auto"/>
+              <w:spacing w:before="0" w:after="0" w:line="276" w:lineRule="auto"/>
               <w:jc w:val="center"/>
             </w:pPr>
             <w:r>
               <w:rPr>
-                <w:rFonts w:ascii="Times New Roman" w:hAnsi="Times New Roman" w:eastAsia="Times New Roman"/>
+                <w:rFonts w:ascii="Times New Roman" w:hAnsi="Times New Roman" w:eastAsia="Times New Roman" w:cs="Times New Roman"/>
                 <w:sz w:val="26"/>
+                <w:color w:val="000000"/>
+                <w:szCs w:val="26"/>
               </w:rPr>
               <w:t>Số: ……/CV-SG</w:t>
               <w:br/>
@@ -158,26 +149,21 @@
         </w:tc>
         <w:tc>
           <w:tcPr>
-            <w:tcW w:type="dxa" w:w="5953"/>
-            <w:tcBorders>
-              <w:top w:val="nil"/>
-              <w:left w:val="nil"/>
-              <w:bottom w:val="nil"/>
-              <w:right w:val="nil"/>
-              <w:insideH w:val="nil"/>
-              <w:insideV w:val="nil"/>
-            </w:tcBorders>
+            <w:tcW w:type="dxa" w:w="4500"/>
+            <w:vAlign w:val="center"/>
           </w:tcPr>
           <w:p>
             <w:pPr>
-              <w:spacing w:before="0" w:after="0" w:line="269" w:lineRule="auto"/>
+              <w:spacing w:before="0" w:after="0" w:line="276" w:lineRule="auto"/>
               <w:jc w:val="center"/>
             </w:pPr>
             <w:r>
               <w:rPr>
-                <w:rFonts w:ascii="Times New Roman" w:hAnsi="Times New Roman" w:eastAsia="Times New Roman"/>
+                <w:rFonts w:ascii="Times New Roman" w:hAnsi="Times New Roman" w:eastAsia="Times New Roman" w:cs="Times New Roman"/>
                 <w:i/>
                 <w:sz w:val="26"/>
+                <w:color w:val="000000"/>
+                <w:szCs w:val="26"/>
               </w:rPr>
               <w:t>………, ngày …… tháng …… năm ……</w:t>
             </w:r>
@@ -187,43 +173,50 @@
     </w:tbl>
     <w:p>
       <w:pPr>
-        <w:spacing w:before="0" w:after="200" w:line="269" w:lineRule="auto"/>
+        <w:spacing w:before="0" w:after="0" w:line="40" w:lineRule="exact"/>
       </w:pPr>
     </w:p>
     <w:p>
       <w:pPr>
-        <w:spacing w:before="0" w:after="120" w:line="269" w:lineRule="auto"/>
+        <w:spacing w:before="0" w:after="0" w:line="276" w:lineRule="auto"/>
         <w:jc w:val="center"/>
       </w:pPr>
       <w:r>
         <w:rPr>
-          <w:rFonts w:ascii="Times New Roman" w:hAnsi="Times New Roman" w:eastAsia="Times New Roman"/>
+          <w:rFonts w:ascii="Times New Roman" w:hAnsi="Times New Roman" w:eastAsia="Times New Roman" w:cs="Times New Roman"/>
           <w:b/>
           <w:i w:val="0"/>
           <w:sz w:val="26"/>
+          <w:color w:val="000000"/>
+          <w:szCs w:val="26"/>
         </w:rPr>
-        <w:t xml:space="preserve">Kính gửi: </w:t>
+        <w:t xml:space="preserve">Kính gửi: Chưa cung cấp</w:t>
       </w:r>
       <w:r>
         <w:rPr>
-          <w:rFonts w:ascii="Times New Roman" w:hAnsi="Times New Roman" w:eastAsia="Times New Roman"/>
+          <w:rFonts w:ascii="Times New Roman" w:hAnsi="Times New Roman" w:eastAsia="Times New Roman" w:cs="Times New Roman"/>
           <w:b w:val="0"/>
           <w:i w:val="0"/>
           <w:sz w:val="26"/>
+          <w:color w:val="000000"/>
+          <w:szCs w:val="26"/>
         </w:rPr>
-        <w:t>[Tên đối tác/chủ sân hoặc người đại diện hợp pháp]</w:t>
+        <w:t xml:space="preserve"/>
       </w:r>
     </w:p>
     <w:p>
       <w:pPr>
-        <w:spacing w:before="0" w:after="120" w:line="269" w:lineRule="auto"/>
+        <w:spacing w:before="0" w:after="0" w:line="276" w:lineRule="auto"/>
+        <w:jc w:val="center"/>
       </w:pPr>
       <w:r>
         <w:rPr>
-          <w:rFonts w:ascii="Times New Roman" w:hAnsi="Times New Roman" w:eastAsia="Times New Roman"/>
+          <w:rFonts w:ascii="Times New Roman" w:hAnsi="Times New Roman" w:eastAsia="Times New Roman" w:cs="Times New Roman"/>
           <w:b w:val="0"/>
           <w:i w:val="0"/>
-          <w:sz w:val="26"/>
+          <w:sz w:val="28"/>
+          <w:color w:val="000000"/>
+          <w:szCs w:val="28"/>
         </w:rPr>
         <w:t>Căn cứ hồ sơ hợp tác và tình trạng thực hiện Hợp đồng hợp tác đối tác SportGo, Công ty/Đơn vị vận hành SportGo thông báo về việc chấm dứt hợp tác đối tác như sau:</w:t>
       </w:r>
@@ -231,53 +224,68 @@
     <w:p>
       <w:pPr>
         <w:keepNext/>
-        <w:spacing w:before="140" w:after="60" w:line="269" w:lineRule="auto"/>
+        <w:spacing w:before="0" w:after="0" w:line="276" w:lineRule="auto"/>
+        <w:jc w:val="left"/>
       </w:pPr>
       <w:r>
         <w:rPr>
-          <w:rFonts w:ascii="Times New Roman" w:hAnsi="Times New Roman" w:eastAsia="Times New Roman"/>
-          <w:b/>
+          <w:rFonts w:ascii="Times New Roman" w:hAnsi="Times New Roman" w:eastAsia="Times New Roman" w:cs="Times New Roman"/>
+          <w:b w:val="1"/>
           <w:i w:val="0"/>
           <w:sz w:val="26"/>
+          <w:color w:val="000000"/>
+          <w:szCs w:val="26"/>
         </w:rPr>
         <w:t>1. Căn cứ ban hành công văn</w:t>
       </w:r>
     </w:p>
     <w:p>
       <w:pPr>
-        <w:spacing w:after="40"/>
-        <w:ind w:left="397" w:hanging="227"/>
+        <w:spacing w:after="120" w:before="0" w:line="300" w:lineRule="exact"/>
+        <w:ind w:left="567" w:hanging="283"/>
+        <w:jc w:val="both"/>
       </w:pPr>
       <w:r>
         <w:rPr>
-          <w:rFonts w:ascii="Times New Roman" w:hAnsi="Times New Roman" w:eastAsia="Times New Roman"/>
+          <w:rFonts w:ascii="Times New Roman" w:hAnsi="Times New Roman" w:eastAsia="Times New Roman" w:cs="Times New Roman"/>
           <w:sz w:val="26"/>
+          <w:color w:val="000000"/>
+          <w:szCs w:val="26"/>
+          <w:b w:val="0"/>
         </w:rPr>
         <w:t>• Hợp đồng hợp tác đối tác SportGo số ……/HĐHT-SG ký ngày ……/……/…… giữa SportGo và đối tác/chủ sân.</w:t>
       </w:r>
     </w:p>
     <w:p>
       <w:pPr>
-        <w:spacing w:after="40"/>
-        <w:ind w:left="397" w:hanging="227"/>
+        <w:spacing w:after="120" w:before="0" w:line="300" w:lineRule="exact"/>
+        <w:ind w:left="567" w:hanging="283"/>
+        <w:jc w:val="both"/>
       </w:pPr>
       <w:r>
         <w:rPr>
-          <w:rFonts w:ascii="Times New Roman" w:hAnsi="Times New Roman" w:eastAsia="Times New Roman"/>
+          <w:rFonts w:ascii="Times New Roman" w:hAnsi="Times New Roman" w:eastAsia="Times New Roman" w:cs="Times New Roman"/>
           <w:sz w:val="26"/>
+          <w:color w:val="000000"/>
+          <w:szCs w:val="26"/>
+          <w:b w:val="0"/>
         </w:rPr>
         <w:t>• Chính sách vận hành, chính sách phí nền tảng, chính sách booking/hủy/hoàn và các quy định liên quan của SportGo.</w:t>
       </w:r>
     </w:p>
     <w:p>
       <w:pPr>
-        <w:spacing w:after="40"/>
-        <w:ind w:left="397" w:hanging="227"/>
+        <w:spacing w:after="120" w:before="0" w:line="300" w:lineRule="exact"/>
+        <w:ind w:left="567" w:hanging="283"/>
+        <w:jc w:val="both"/>
       </w:pPr>
       <w:r>
         <w:rPr>
-          <w:rFonts w:ascii="Times New Roman" w:hAnsi="Times New Roman" w:eastAsia="Times New Roman"/>
+          <w:rFonts w:ascii="Times New Roman" w:hAnsi="Times New Roman" w:eastAsia="Times New Roman" w:cs="Times New Roman"/>
           <w:sz w:val="26"/>
+          <w:color w:val="000000"/>
+          <w:szCs w:val="26"/>
+          <w:b w:val="0"/>
         </w:rPr>
         <w:t>• Tình trạng thực hiện hợp đồng, dữ liệu vận hành, chứng từ/hồ sơ lưu trữ và các vi phạm/nguyên nhân chấm dứt được ghi nhận trong quá trình hợp tác.</w:t>
       </w:r>
@@ -285,50 +293,83 @@
     <w:p>
       <w:pPr>
         <w:keepNext/>
-        <w:spacing w:before="140" w:after="60" w:line="269" w:lineRule="auto"/>
+        <w:spacing w:before="0" w:after="0" w:line="276" w:lineRule="auto"/>
+        <w:jc w:val="left"/>
       </w:pPr>
       <w:r>
         <w:rPr>
-          <w:rFonts w:ascii="Times New Roman" w:hAnsi="Times New Roman" w:eastAsia="Times New Roman"/>
-          <w:b/>
+          <w:rFonts w:ascii="Times New Roman" w:hAnsi="Times New Roman" w:eastAsia="Times New Roman" w:cs="Times New Roman"/>
+          <w:b w:val="1"/>
           <w:i w:val="0"/>
           <w:sz w:val="26"/>
+          <w:color w:val="000000"/>
+          <w:szCs w:val="26"/>
         </w:rPr>
         <w:t>2. Nội dung thông báo</w:t>
       </w:r>
     </w:p>
     <w:tbl>
       <w:tblPr>
-        <w:tblW w:type="auto" w:w="0"/>
+        <w:tblW w:type="dxa" w:w="9000"/>
         <w:jc w:val="center"/>
         <w:tblLook w:firstColumn="1" w:firstRow="1" w:lastColumn="0" w:lastRow="0" w:noHBand="0" w:noVBand="1" w:val="04A0"/>
+        <w:tblInd w:w="0" w:type="dxa"/>
+        <w:tblLayout w:type="fixed"/>
+        <w:tblCellMar>
+          <w:top w:w="60" w:type="dxa"/>
+          <w:left w:w="90" w:type="dxa"/>
+          <w:bottom w:w="60" w:type="dxa"/>
+          <w:right w:w="90" w:type="dxa"/>
+        </w:tblCellMar>
+        <w:tblBorders>
+          <w:top w:val="single" w:sz="4" w:space="0" w:color="000000"/>
+          <w:left w:val="single" w:sz="4" w:space="0" w:color="000000"/>
+          <w:bottom w:val="single" w:sz="4" w:space="0" w:color="000000"/>
+          <w:right w:val="single" w:sz="4" w:space="0" w:color="000000"/>
+          <w:insideH w:val="single" w:sz="4" w:space="0" w:color="000000"/>
+          <w:insideV w:val="single" w:sz="4" w:space="0" w:color="000000"/>
+        </w:tblBorders>
       </w:tblPr>
       <w:tblGrid>
-        <w:gridCol w:w="4536"/>
-        <w:gridCol w:w="4536"/>
+        <w:gridCol w:w="2700"/>
+        <w:gridCol w:w="6300"/>
       </w:tblGrid>
       <w:tr>
+        <w:trPr>
+          <w:cantSplit/>
+        </w:trPr>
         <w:tc>
           <w:tcPr>
-            <w:tcW w:type="dxa" w:w="2721"/>
+            <w:tcW w:type="dxa" w:w="2700"/>
             <w:tcBorders>
-              <w:top w:val="single" w:sz="4" w:space="0" w:color="BFBFBF"/>
-              <w:left w:val="single" w:sz="4" w:space="0" w:color="BFBFBF"/>
-              <w:bottom w:val="single" w:sz="4" w:space="0" w:color="BFBFBF"/>
-              <w:right w:val="single" w:sz="4" w:space="0" w:color="BFBFBF"/>
+              <w:top w:val="single" w:sz="4" w:space="0" w:color="000000"/>
+              <w:left w:val="single" w:sz="4" w:space="0" w:color="000000"/>
+              <w:bottom w:val="single" w:sz="4" w:space="0" w:color="000000"/>
+              <w:right w:val="single" w:sz="4" w:space="0" w:color="000000"/>
             </w:tcBorders>
             <w:vAlign w:val="center"/>
           </w:tcPr>
           <w:p>
             <w:pPr>
-              <w:spacing w:after="0"/>
+              <w:spacing w:after="0" w:before="0" w:line="276" w:lineRule="auto"/>
+              <w:jc w:val="left"/>
             </w:pPr>
-            <w:r/>
             <w:r>
               <w:rPr>
-                <w:rFonts w:ascii="Times New Roman" w:hAnsi="Times New Roman" w:eastAsia="Times New Roman"/>
-                <w:b/>
+                <w:rFonts w:ascii="Times New Roman" w:hAnsi="Times New Roman" w:eastAsia="Times New Roman" w:cs="Times New Roman"/>
+                <w:color w:val="000000"/>
                 <w:sz w:val="26"/>
+                <w:szCs w:val="26"/>
+                <w:b w:val="1"/>
+              </w:rPr>
+            </w:r>
+            <w:r>
+              <w:rPr>
+                <w:rFonts w:ascii="Times New Roman" w:hAnsi="Times New Roman" w:eastAsia="Times New Roman" w:cs="Times New Roman"/>
+                <w:b w:val="1"/>
+                <w:sz w:val="26"/>
+                <w:color w:val="000000"/>
+                <w:szCs w:val="26"/>
               </w:rPr>
               <w:t>Tên đối tác/chủ sân</w:t>
             </w:r>
@@ -336,24 +377,36 @@
         </w:tc>
         <w:tc>
           <w:tcPr>
-            <w:tcW w:type="dxa" w:w="6350"/>
+            <w:tcW w:type="dxa" w:w="6300"/>
             <w:tcBorders>
-              <w:top w:val="single" w:sz="4" w:space="0" w:color="BFBFBF"/>
-              <w:left w:val="single" w:sz="4" w:space="0" w:color="BFBFBF"/>
-              <w:bottom w:val="single" w:sz="4" w:space="0" w:color="BFBFBF"/>
-              <w:right w:val="single" w:sz="4" w:space="0" w:color="BFBFBF"/>
+              <w:top w:val="single" w:sz="4" w:space="0" w:color="000000"/>
+              <w:left w:val="single" w:sz="4" w:space="0" w:color="000000"/>
+              <w:bottom w:val="single" w:sz="4" w:space="0" w:color="000000"/>
+              <w:right w:val="single" w:sz="4" w:space="0" w:color="000000"/>
             </w:tcBorders>
             <w:vAlign w:val="center"/>
           </w:tcPr>
           <w:p>
             <w:pPr>
-              <w:spacing w:after="0"/>
+              <w:spacing w:after="0" w:before="0" w:line="276" w:lineRule="auto"/>
+              <w:jc w:val="left"/>
             </w:pPr>
-            <w:r/>
             <w:r>
               <w:rPr>
-                <w:rFonts w:ascii="Times New Roman" w:hAnsi="Times New Roman" w:eastAsia="Times New Roman"/>
+                <w:rFonts w:ascii="Times New Roman" w:hAnsi="Times New Roman" w:eastAsia="Times New Roman" w:cs="Times New Roman"/>
+                <w:color w:val="000000"/>
                 <w:sz w:val="26"/>
+                <w:szCs w:val="26"/>
+                <w:b w:val="0"/>
+              </w:rPr>
+            </w:r>
+            <w:r>
+              <w:rPr>
+                <w:rFonts w:ascii="Times New Roman" w:hAnsi="Times New Roman" w:eastAsia="Times New Roman" w:cs="Times New Roman"/>
+                <w:sz w:val="26"/>
+                <w:color w:val="000000"/>
+                <w:szCs w:val="26"/>
+                <w:b w:val="0"/>
               </w:rPr>
               <w:t>........................................................................................................................</w:t>
             </w:r>
@@ -361,27 +414,41 @@
         </w:tc>
       </w:tr>
       <w:tr>
+        <w:trPr>
+          <w:cantSplit/>
+        </w:trPr>
         <w:tc>
           <w:tcPr>
-            <w:tcW w:type="dxa" w:w="2721"/>
+            <w:tcW w:type="dxa" w:w="2700"/>
             <w:tcBorders>
-              <w:top w:val="single" w:sz="4" w:space="0" w:color="BFBFBF"/>
-              <w:left w:val="single" w:sz="4" w:space="0" w:color="BFBFBF"/>
-              <w:bottom w:val="single" w:sz="4" w:space="0" w:color="BFBFBF"/>
-              <w:right w:val="single" w:sz="4" w:space="0" w:color="BFBFBF"/>
+              <w:top w:val="single" w:sz="4" w:space="0" w:color="000000"/>
+              <w:left w:val="single" w:sz="4" w:space="0" w:color="000000"/>
+              <w:bottom w:val="single" w:sz="4" w:space="0" w:color="000000"/>
+              <w:right w:val="single" w:sz="4" w:space="0" w:color="000000"/>
             </w:tcBorders>
             <w:vAlign w:val="center"/>
           </w:tcPr>
           <w:p>
             <w:pPr>
-              <w:spacing w:after="0"/>
+              <w:spacing w:after="0" w:before="0" w:line="276" w:lineRule="auto"/>
+              <w:jc w:val="left"/>
             </w:pPr>
-            <w:r/>
             <w:r>
               <w:rPr>
-                <w:rFonts w:ascii="Times New Roman" w:hAnsi="Times New Roman" w:eastAsia="Times New Roman"/>
-                <w:b/>
+                <w:rFonts w:ascii="Times New Roman" w:hAnsi="Times New Roman" w:eastAsia="Times New Roman" w:cs="Times New Roman"/>
+                <w:color w:val="000000"/>
                 <w:sz w:val="26"/>
+                <w:szCs w:val="26"/>
+                <w:b w:val="1"/>
+              </w:rPr>
+            </w:r>
+            <w:r>
+              <w:rPr>
+                <w:rFonts w:ascii="Times New Roman" w:hAnsi="Times New Roman" w:eastAsia="Times New Roman" w:cs="Times New Roman"/>
+                <w:b w:val="1"/>
+                <w:sz w:val="26"/>
+                <w:color w:val="000000"/>
+                <w:szCs w:val="26"/>
               </w:rPr>
               <w:t>Số CCCD/CMND/Hộ chiếu/MST/ĐKKD</w:t>
             </w:r>
@@ -389,24 +456,36 @@
         </w:tc>
         <w:tc>
           <w:tcPr>
-            <w:tcW w:type="dxa" w:w="6350"/>
+            <w:tcW w:type="dxa" w:w="6300"/>
             <w:tcBorders>
-              <w:top w:val="single" w:sz="4" w:space="0" w:color="BFBFBF"/>
-              <w:left w:val="single" w:sz="4" w:space="0" w:color="BFBFBF"/>
-              <w:bottom w:val="single" w:sz="4" w:space="0" w:color="BFBFBF"/>
-              <w:right w:val="single" w:sz="4" w:space="0" w:color="BFBFBF"/>
+              <w:top w:val="single" w:sz="4" w:space="0" w:color="000000"/>
+              <w:left w:val="single" w:sz="4" w:space="0" w:color="000000"/>
+              <w:bottom w:val="single" w:sz="4" w:space="0" w:color="000000"/>
+              <w:right w:val="single" w:sz="4" w:space="0" w:color="000000"/>
             </w:tcBorders>
             <w:vAlign w:val="center"/>
           </w:tcPr>
           <w:p>
             <w:pPr>
-              <w:spacing w:after="0"/>
+              <w:spacing w:after="0" w:before="0" w:line="276" w:lineRule="auto"/>
+              <w:jc w:val="left"/>
             </w:pPr>
-            <w:r/>
             <w:r>
               <w:rPr>
-                <w:rFonts w:ascii="Times New Roman" w:hAnsi="Times New Roman" w:eastAsia="Times New Roman"/>
+                <w:rFonts w:ascii="Times New Roman" w:hAnsi="Times New Roman" w:eastAsia="Times New Roman" w:cs="Times New Roman"/>
+                <w:color w:val="000000"/>
                 <w:sz w:val="26"/>
+                <w:szCs w:val="26"/>
+                <w:b w:val="0"/>
+              </w:rPr>
+            </w:r>
+            <w:r>
+              <w:rPr>
+                <w:rFonts w:ascii="Times New Roman" w:hAnsi="Times New Roman" w:eastAsia="Times New Roman" w:cs="Times New Roman"/>
+                <w:sz w:val="26"/>
+                <w:color w:val="000000"/>
+                <w:szCs w:val="26"/>
+                <w:b w:val="0"/>
               </w:rPr>
               <w:t>........................................................................................................................</w:t>
             </w:r>
@@ -414,27 +493,41 @@
         </w:tc>
       </w:tr>
       <w:tr>
+        <w:trPr>
+          <w:cantSplit/>
+        </w:trPr>
         <w:tc>
           <w:tcPr>
-            <w:tcW w:type="dxa" w:w="2721"/>
+            <w:tcW w:type="dxa" w:w="2700"/>
             <w:tcBorders>
-              <w:top w:val="single" w:sz="4" w:space="0" w:color="BFBFBF"/>
-              <w:left w:val="single" w:sz="4" w:space="0" w:color="BFBFBF"/>
-              <w:bottom w:val="single" w:sz="4" w:space="0" w:color="BFBFBF"/>
-              <w:right w:val="single" w:sz="4" w:space="0" w:color="BFBFBF"/>
+              <w:top w:val="single" w:sz="4" w:space="0" w:color="000000"/>
+              <w:left w:val="single" w:sz="4" w:space="0" w:color="000000"/>
+              <w:bottom w:val="single" w:sz="4" w:space="0" w:color="000000"/>
+              <w:right w:val="single" w:sz="4" w:space="0" w:color="000000"/>
             </w:tcBorders>
             <w:vAlign w:val="center"/>
           </w:tcPr>
           <w:p>
             <w:pPr>
-              <w:spacing w:after="0"/>
+              <w:spacing w:after="0" w:before="0" w:line="276" w:lineRule="auto"/>
+              <w:jc w:val="left"/>
             </w:pPr>
-            <w:r/>
             <w:r>
               <w:rPr>
-                <w:rFonts w:ascii="Times New Roman" w:hAnsi="Times New Roman" w:eastAsia="Times New Roman"/>
-                <w:b/>
+                <w:rFonts w:ascii="Times New Roman" w:hAnsi="Times New Roman" w:eastAsia="Times New Roman" w:cs="Times New Roman"/>
+                <w:color w:val="000000"/>
                 <w:sz w:val="26"/>
+                <w:szCs w:val="26"/>
+                <w:b w:val="1"/>
+              </w:rPr>
+            </w:r>
+            <w:r>
+              <w:rPr>
+                <w:rFonts w:ascii="Times New Roman" w:hAnsi="Times New Roman" w:eastAsia="Times New Roman" w:cs="Times New Roman"/>
+                <w:b w:val="1"/>
+                <w:sz w:val="26"/>
+                <w:color w:val="000000"/>
+                <w:szCs w:val="26"/>
               </w:rPr>
               <w:t>Người đại diện nếu có</w:t>
             </w:r>
@@ -442,24 +535,36 @@
         </w:tc>
         <w:tc>
           <w:tcPr>
-            <w:tcW w:type="dxa" w:w="6350"/>
+            <w:tcW w:type="dxa" w:w="6300"/>
             <w:tcBorders>
-              <w:top w:val="single" w:sz="4" w:space="0" w:color="BFBFBF"/>
-              <w:left w:val="single" w:sz="4" w:space="0" w:color="BFBFBF"/>
-              <w:bottom w:val="single" w:sz="4" w:space="0" w:color="BFBFBF"/>
-              <w:right w:val="single" w:sz="4" w:space="0" w:color="BFBFBF"/>
+              <w:top w:val="single" w:sz="4" w:space="0" w:color="000000"/>
+              <w:left w:val="single" w:sz="4" w:space="0" w:color="000000"/>
+              <w:bottom w:val="single" w:sz="4" w:space="0" w:color="000000"/>
+              <w:right w:val="single" w:sz="4" w:space="0" w:color="000000"/>
             </w:tcBorders>
             <w:vAlign w:val="center"/>
           </w:tcPr>
           <w:p>
             <w:pPr>
-              <w:spacing w:after="0"/>
+              <w:spacing w:after="0" w:before="0" w:line="276" w:lineRule="auto"/>
+              <w:jc w:val="left"/>
             </w:pPr>
-            <w:r/>
             <w:r>
               <w:rPr>
-                <w:rFonts w:ascii="Times New Roman" w:hAnsi="Times New Roman" w:eastAsia="Times New Roman"/>
+                <w:rFonts w:ascii="Times New Roman" w:hAnsi="Times New Roman" w:eastAsia="Times New Roman" w:cs="Times New Roman"/>
+                <w:color w:val="000000"/>
                 <w:sz w:val="26"/>
+                <w:szCs w:val="26"/>
+                <w:b w:val="0"/>
+              </w:rPr>
+            </w:r>
+            <w:r>
+              <w:rPr>
+                <w:rFonts w:ascii="Times New Roman" w:hAnsi="Times New Roman" w:eastAsia="Times New Roman" w:cs="Times New Roman"/>
+                <w:sz w:val="26"/>
+                <w:color w:val="000000"/>
+                <w:szCs w:val="26"/>
+                <w:b w:val="0"/>
               </w:rPr>
               <w:t>........................................................................................................................</w:t>
             </w:r>
@@ -467,27 +572,41 @@
         </w:tc>
       </w:tr>
       <w:tr>
+        <w:trPr>
+          <w:cantSplit/>
+        </w:trPr>
         <w:tc>
           <w:tcPr>
-            <w:tcW w:type="dxa" w:w="2721"/>
+            <w:tcW w:type="dxa" w:w="2700"/>
             <w:tcBorders>
-              <w:top w:val="single" w:sz="4" w:space="0" w:color="BFBFBF"/>
-              <w:left w:val="single" w:sz="4" w:space="0" w:color="BFBFBF"/>
-              <w:bottom w:val="single" w:sz="4" w:space="0" w:color="BFBFBF"/>
-              <w:right w:val="single" w:sz="4" w:space="0" w:color="BFBFBF"/>
+              <w:top w:val="single" w:sz="4" w:space="0" w:color="000000"/>
+              <w:left w:val="single" w:sz="4" w:space="0" w:color="000000"/>
+              <w:bottom w:val="single" w:sz="4" w:space="0" w:color="000000"/>
+              <w:right w:val="single" w:sz="4" w:space="0" w:color="000000"/>
             </w:tcBorders>
             <w:vAlign w:val="center"/>
           </w:tcPr>
           <w:p>
             <w:pPr>
-              <w:spacing w:after="0"/>
+              <w:spacing w:after="0" w:before="0" w:line="276" w:lineRule="auto"/>
+              <w:jc w:val="left"/>
             </w:pPr>
-            <w:r/>
             <w:r>
               <w:rPr>
-                <w:rFonts w:ascii="Times New Roman" w:hAnsi="Times New Roman" w:eastAsia="Times New Roman"/>
-                <w:b/>
+                <w:rFonts w:ascii="Times New Roman" w:hAnsi="Times New Roman" w:eastAsia="Times New Roman" w:cs="Times New Roman"/>
+                <w:color w:val="000000"/>
                 <w:sz w:val="26"/>
+                <w:szCs w:val="26"/>
+                <w:b w:val="1"/>
+              </w:rPr>
+            </w:r>
+            <w:r>
+              <w:rPr>
+                <w:rFonts w:ascii="Times New Roman" w:hAnsi="Times New Roman" w:eastAsia="Times New Roman" w:cs="Times New Roman"/>
+                <w:b w:val="1"/>
+                <w:sz w:val="26"/>
+                <w:color w:val="000000"/>
+                <w:szCs w:val="26"/>
               </w:rPr>
               <w:t>Số hợp đồng hợp tác</w:t>
             </w:r>
@@ -495,24 +614,36 @@
         </w:tc>
         <w:tc>
           <w:tcPr>
-            <w:tcW w:type="dxa" w:w="6350"/>
+            <w:tcW w:type="dxa" w:w="6300"/>
             <w:tcBorders>
-              <w:top w:val="single" w:sz="4" w:space="0" w:color="BFBFBF"/>
-              <w:left w:val="single" w:sz="4" w:space="0" w:color="BFBFBF"/>
-              <w:bottom w:val="single" w:sz="4" w:space="0" w:color="BFBFBF"/>
-              <w:right w:val="single" w:sz="4" w:space="0" w:color="BFBFBF"/>
+              <w:top w:val="single" w:sz="4" w:space="0" w:color="000000"/>
+              <w:left w:val="single" w:sz="4" w:space="0" w:color="000000"/>
+              <w:bottom w:val="single" w:sz="4" w:space="0" w:color="000000"/>
+              <w:right w:val="single" w:sz="4" w:space="0" w:color="000000"/>
             </w:tcBorders>
             <w:vAlign w:val="center"/>
           </w:tcPr>
           <w:p>
             <w:pPr>
-              <w:spacing w:after="0"/>
+              <w:spacing w:after="0" w:before="0" w:line="276" w:lineRule="auto"/>
+              <w:jc w:val="left"/>
             </w:pPr>
-            <w:r/>
             <w:r>
               <w:rPr>
-                <w:rFonts w:ascii="Times New Roman" w:hAnsi="Times New Roman" w:eastAsia="Times New Roman"/>
+                <w:rFonts w:ascii="Times New Roman" w:hAnsi="Times New Roman" w:eastAsia="Times New Roman" w:cs="Times New Roman"/>
+                <w:color w:val="000000"/>
                 <w:sz w:val="26"/>
+                <w:szCs w:val="26"/>
+                <w:b w:val="0"/>
+              </w:rPr>
+            </w:r>
+            <w:r>
+              <w:rPr>
+                <w:rFonts w:ascii="Times New Roman" w:hAnsi="Times New Roman" w:eastAsia="Times New Roman" w:cs="Times New Roman"/>
+                <w:sz w:val="26"/>
+                <w:color w:val="000000"/>
+                <w:szCs w:val="26"/>
+                <w:b w:val="0"/>
               </w:rPr>
               <w:t>……/HĐHT-SG</w:t>
             </w:r>
@@ -520,27 +651,41 @@
         </w:tc>
       </w:tr>
       <w:tr>
+        <w:trPr>
+          <w:cantSplit/>
+        </w:trPr>
         <w:tc>
           <w:tcPr>
-            <w:tcW w:type="dxa" w:w="2721"/>
+            <w:tcW w:type="dxa" w:w="2700"/>
             <w:tcBorders>
-              <w:top w:val="single" w:sz="4" w:space="0" w:color="BFBFBF"/>
-              <w:left w:val="single" w:sz="4" w:space="0" w:color="BFBFBF"/>
-              <w:bottom w:val="single" w:sz="4" w:space="0" w:color="BFBFBF"/>
-              <w:right w:val="single" w:sz="4" w:space="0" w:color="BFBFBF"/>
+              <w:top w:val="single" w:sz="4" w:space="0" w:color="000000"/>
+              <w:left w:val="single" w:sz="4" w:space="0" w:color="000000"/>
+              <w:bottom w:val="single" w:sz="4" w:space="0" w:color="000000"/>
+              <w:right w:val="single" w:sz="4" w:space="0" w:color="000000"/>
             </w:tcBorders>
             <w:vAlign w:val="center"/>
           </w:tcPr>
           <w:p>
             <w:pPr>
-              <w:spacing w:after="0"/>
+              <w:spacing w:after="0" w:before="0" w:line="276" w:lineRule="auto"/>
+              <w:jc w:val="left"/>
             </w:pPr>
-            <w:r/>
             <w:r>
               <w:rPr>
-                <w:rFonts w:ascii="Times New Roman" w:hAnsi="Times New Roman" w:eastAsia="Times New Roman"/>
-                <w:b/>
+                <w:rFonts w:ascii="Times New Roman" w:hAnsi="Times New Roman" w:eastAsia="Times New Roman" w:cs="Times New Roman"/>
+                <w:color w:val="000000"/>
                 <w:sz w:val="26"/>
+                <w:szCs w:val="26"/>
+                <w:b w:val="1"/>
+              </w:rPr>
+            </w:r>
+            <w:r>
+              <w:rPr>
+                <w:rFonts w:ascii="Times New Roman" w:hAnsi="Times New Roman" w:eastAsia="Times New Roman" w:cs="Times New Roman"/>
+                <w:b w:val="1"/>
+                <w:sz w:val="26"/>
+                <w:color w:val="000000"/>
+                <w:szCs w:val="26"/>
               </w:rPr>
               <w:t>Tên cụm sân</w:t>
             </w:r>
@@ -548,24 +693,36 @@
         </w:tc>
         <w:tc>
           <w:tcPr>
-            <w:tcW w:type="dxa" w:w="6350"/>
+            <w:tcW w:type="dxa" w:w="6300"/>
             <w:tcBorders>
-              <w:top w:val="single" w:sz="4" w:space="0" w:color="BFBFBF"/>
-              <w:left w:val="single" w:sz="4" w:space="0" w:color="BFBFBF"/>
-              <w:bottom w:val="single" w:sz="4" w:space="0" w:color="BFBFBF"/>
-              <w:right w:val="single" w:sz="4" w:space="0" w:color="BFBFBF"/>
+              <w:top w:val="single" w:sz="4" w:space="0" w:color="000000"/>
+              <w:left w:val="single" w:sz="4" w:space="0" w:color="000000"/>
+              <w:bottom w:val="single" w:sz="4" w:space="0" w:color="000000"/>
+              <w:right w:val="single" w:sz="4" w:space="0" w:color="000000"/>
             </w:tcBorders>
             <w:vAlign w:val="center"/>
           </w:tcPr>
           <w:p>
             <w:pPr>
-              <w:spacing w:after="0"/>
+              <w:spacing w:after="0" w:before="0" w:line="276" w:lineRule="auto"/>
+              <w:jc w:val="left"/>
             </w:pPr>
-            <w:r/>
             <w:r>
               <w:rPr>
-                <w:rFonts w:ascii="Times New Roman" w:hAnsi="Times New Roman" w:eastAsia="Times New Roman"/>
+                <w:rFonts w:ascii="Times New Roman" w:hAnsi="Times New Roman" w:eastAsia="Times New Roman" w:cs="Times New Roman"/>
+                <w:color w:val="000000"/>
                 <w:sz w:val="26"/>
+                <w:szCs w:val="26"/>
+                <w:b w:val="0"/>
+              </w:rPr>
+            </w:r>
+            <w:r>
+              <w:rPr>
+                <w:rFonts w:ascii="Times New Roman" w:hAnsi="Times New Roman" w:eastAsia="Times New Roman" w:cs="Times New Roman"/>
+                <w:sz w:val="26"/>
+                <w:color w:val="000000"/>
+                <w:szCs w:val="26"/>
+                <w:b w:val="0"/>
               </w:rPr>
               <w:t>........................................................................................................................</w:t>
             </w:r>
@@ -573,27 +730,41 @@
         </w:tc>
       </w:tr>
       <w:tr>
+        <w:trPr>
+          <w:cantSplit/>
+        </w:trPr>
         <w:tc>
           <w:tcPr>
-            <w:tcW w:type="dxa" w:w="2721"/>
+            <w:tcW w:type="dxa" w:w="2700"/>
             <w:tcBorders>
-              <w:top w:val="single" w:sz="4" w:space="0" w:color="BFBFBF"/>
-              <w:left w:val="single" w:sz="4" w:space="0" w:color="BFBFBF"/>
-              <w:bottom w:val="single" w:sz="4" w:space="0" w:color="BFBFBF"/>
-              <w:right w:val="single" w:sz="4" w:space="0" w:color="BFBFBF"/>
+              <w:top w:val="single" w:sz="4" w:space="0" w:color="000000"/>
+              <w:left w:val="single" w:sz="4" w:space="0" w:color="000000"/>
+              <w:bottom w:val="single" w:sz="4" w:space="0" w:color="000000"/>
+              <w:right w:val="single" w:sz="4" w:space="0" w:color="000000"/>
             </w:tcBorders>
             <w:vAlign w:val="center"/>
           </w:tcPr>
           <w:p>
             <w:pPr>
-              <w:spacing w:after="0"/>
+              <w:spacing w:after="0" w:before="0" w:line="276" w:lineRule="auto"/>
+              <w:jc w:val="left"/>
             </w:pPr>
-            <w:r/>
             <w:r>
               <w:rPr>
-                <w:rFonts w:ascii="Times New Roman" w:hAnsi="Times New Roman" w:eastAsia="Times New Roman"/>
-                <w:b/>
+                <w:rFonts w:ascii="Times New Roman" w:hAnsi="Times New Roman" w:eastAsia="Times New Roman" w:cs="Times New Roman"/>
+                <w:color w:val="000000"/>
                 <w:sz w:val="26"/>
+                <w:szCs w:val="26"/>
+                <w:b w:val="1"/>
+              </w:rPr>
+            </w:r>
+            <w:r>
+              <w:rPr>
+                <w:rFonts w:ascii="Times New Roman" w:hAnsi="Times New Roman" w:eastAsia="Times New Roman" w:cs="Times New Roman"/>
+                <w:b w:val="1"/>
+                <w:sz w:val="26"/>
+                <w:color w:val="000000"/>
+                <w:szCs w:val="26"/>
               </w:rPr>
               <w:t>Mã cụm sân trên hệ thống</w:t>
             </w:r>
@@ -601,24 +772,36 @@
         </w:tc>
         <w:tc>
           <w:tcPr>
-            <w:tcW w:type="dxa" w:w="6350"/>
+            <w:tcW w:type="dxa" w:w="6300"/>
             <w:tcBorders>
-              <w:top w:val="single" w:sz="4" w:space="0" w:color="BFBFBF"/>
-              <w:left w:val="single" w:sz="4" w:space="0" w:color="BFBFBF"/>
-              <w:bottom w:val="single" w:sz="4" w:space="0" w:color="BFBFBF"/>
-              <w:right w:val="single" w:sz="4" w:space="0" w:color="BFBFBF"/>
+              <w:top w:val="single" w:sz="4" w:space="0" w:color="000000"/>
+              <w:left w:val="single" w:sz="4" w:space="0" w:color="000000"/>
+              <w:bottom w:val="single" w:sz="4" w:space="0" w:color="000000"/>
+              <w:right w:val="single" w:sz="4" w:space="0" w:color="000000"/>
             </w:tcBorders>
             <w:vAlign w:val="center"/>
           </w:tcPr>
           <w:p>
             <w:pPr>
-              <w:spacing w:after="0"/>
+              <w:spacing w:after="0" w:before="0" w:line="276" w:lineRule="auto"/>
+              <w:jc w:val="left"/>
             </w:pPr>
-            <w:r/>
             <w:r>
               <w:rPr>
-                <w:rFonts w:ascii="Times New Roman" w:hAnsi="Times New Roman" w:eastAsia="Times New Roman"/>
+                <w:rFonts w:ascii="Times New Roman" w:hAnsi="Times New Roman" w:eastAsia="Times New Roman" w:cs="Times New Roman"/>
+                <w:color w:val="000000"/>
                 <w:sz w:val="26"/>
+                <w:szCs w:val="26"/>
+                <w:b w:val="0"/>
+              </w:rPr>
+            </w:r>
+            <w:r>
+              <w:rPr>
+                <w:rFonts w:ascii="Times New Roman" w:hAnsi="Times New Roman" w:eastAsia="Times New Roman" w:cs="Times New Roman"/>
+                <w:sz w:val="26"/>
+                <w:color w:val="000000"/>
+                <w:szCs w:val="26"/>
+                <w:b w:val="0"/>
               </w:rPr>
               <w:t>........................................................................................................................</w:t>
             </w:r>
@@ -626,27 +809,41 @@
         </w:tc>
       </w:tr>
       <w:tr>
+        <w:trPr>
+          <w:cantSplit/>
+        </w:trPr>
         <w:tc>
           <w:tcPr>
-            <w:tcW w:type="dxa" w:w="2721"/>
+            <w:tcW w:type="dxa" w:w="2700"/>
             <w:tcBorders>
-              <w:top w:val="single" w:sz="4" w:space="0" w:color="BFBFBF"/>
-              <w:left w:val="single" w:sz="4" w:space="0" w:color="BFBFBF"/>
-              <w:bottom w:val="single" w:sz="4" w:space="0" w:color="BFBFBF"/>
-              <w:right w:val="single" w:sz="4" w:space="0" w:color="BFBFBF"/>
+              <w:top w:val="single" w:sz="4" w:space="0" w:color="000000"/>
+              <w:left w:val="single" w:sz="4" w:space="0" w:color="000000"/>
+              <w:bottom w:val="single" w:sz="4" w:space="0" w:color="000000"/>
+              <w:right w:val="single" w:sz="4" w:space="0" w:color="000000"/>
             </w:tcBorders>
             <w:vAlign w:val="center"/>
           </w:tcPr>
           <w:p>
             <w:pPr>
-              <w:spacing w:after="0"/>
+              <w:spacing w:after="0" w:before="0" w:line="276" w:lineRule="auto"/>
+              <w:jc w:val="left"/>
             </w:pPr>
-            <w:r/>
             <w:r>
               <w:rPr>
-                <w:rFonts w:ascii="Times New Roman" w:hAnsi="Times New Roman" w:eastAsia="Times New Roman"/>
-                <w:b/>
+                <w:rFonts w:ascii="Times New Roman" w:hAnsi="Times New Roman" w:eastAsia="Times New Roman" w:cs="Times New Roman"/>
+                <w:color w:val="000000"/>
                 <w:sz w:val="26"/>
+                <w:szCs w:val="26"/>
+                <w:b w:val="1"/>
+              </w:rPr>
+            </w:r>
+            <w:r>
+              <w:rPr>
+                <w:rFonts w:ascii="Times New Roman" w:hAnsi="Times New Roman" w:eastAsia="Times New Roman" w:cs="Times New Roman"/>
+                <w:b w:val="1"/>
+                <w:sz w:val="26"/>
+                <w:color w:val="000000"/>
+                <w:szCs w:val="26"/>
               </w:rPr>
               <w:t>Địa chỉ cụm sân</w:t>
             </w:r>
@@ -654,24 +851,36 @@
         </w:tc>
         <w:tc>
           <w:tcPr>
-            <w:tcW w:type="dxa" w:w="6350"/>
+            <w:tcW w:type="dxa" w:w="6300"/>
             <w:tcBorders>
-              <w:top w:val="single" w:sz="4" w:space="0" w:color="BFBFBF"/>
-              <w:left w:val="single" w:sz="4" w:space="0" w:color="BFBFBF"/>
-              <w:bottom w:val="single" w:sz="4" w:space="0" w:color="BFBFBF"/>
-              <w:right w:val="single" w:sz="4" w:space="0" w:color="BFBFBF"/>
+              <w:top w:val="single" w:sz="4" w:space="0" w:color="000000"/>
+              <w:left w:val="single" w:sz="4" w:space="0" w:color="000000"/>
+              <w:bottom w:val="single" w:sz="4" w:space="0" w:color="000000"/>
+              <w:right w:val="single" w:sz="4" w:space="0" w:color="000000"/>
             </w:tcBorders>
             <w:vAlign w:val="center"/>
           </w:tcPr>
           <w:p>
             <w:pPr>
-              <w:spacing w:after="0"/>
+              <w:spacing w:after="0" w:before="0" w:line="276" w:lineRule="auto"/>
+              <w:jc w:val="left"/>
             </w:pPr>
-            <w:r/>
             <w:r>
               <w:rPr>
-                <w:rFonts w:ascii="Times New Roman" w:hAnsi="Times New Roman" w:eastAsia="Times New Roman"/>
+                <w:rFonts w:ascii="Times New Roman" w:hAnsi="Times New Roman" w:eastAsia="Times New Roman" w:cs="Times New Roman"/>
+                <w:color w:val="000000"/>
                 <w:sz w:val="26"/>
+                <w:szCs w:val="26"/>
+                <w:b w:val="0"/>
+              </w:rPr>
+            </w:r>
+            <w:r>
+              <w:rPr>
+                <w:rFonts w:ascii="Times New Roman" w:hAnsi="Times New Roman" w:eastAsia="Times New Roman" w:cs="Times New Roman"/>
+                <w:sz w:val="26"/>
+                <w:color w:val="000000"/>
+                <w:szCs w:val="26"/>
+                <w:b w:val="0"/>
               </w:rPr>
               <w:t>........................................................................................................................</w:t>
             </w:r>
@@ -679,27 +888,41 @@
         </w:tc>
       </w:tr>
       <w:tr>
+        <w:trPr>
+          <w:cantSplit/>
+        </w:trPr>
         <w:tc>
           <w:tcPr>
-            <w:tcW w:type="dxa" w:w="2721"/>
+            <w:tcW w:type="dxa" w:w="2700"/>
             <w:tcBorders>
-              <w:top w:val="single" w:sz="4" w:space="0" w:color="BFBFBF"/>
-              <w:left w:val="single" w:sz="4" w:space="0" w:color="BFBFBF"/>
-              <w:bottom w:val="single" w:sz="4" w:space="0" w:color="BFBFBF"/>
-              <w:right w:val="single" w:sz="4" w:space="0" w:color="BFBFBF"/>
+              <w:top w:val="single" w:sz="4" w:space="0" w:color="000000"/>
+              <w:left w:val="single" w:sz="4" w:space="0" w:color="000000"/>
+              <w:bottom w:val="single" w:sz="4" w:space="0" w:color="000000"/>
+              <w:right w:val="single" w:sz="4" w:space="0" w:color="000000"/>
             </w:tcBorders>
             <w:vAlign w:val="center"/>
           </w:tcPr>
           <w:p>
             <w:pPr>
-              <w:spacing w:after="0"/>
+              <w:spacing w:after="0" w:before="0" w:line="276" w:lineRule="auto"/>
+              <w:jc w:val="left"/>
             </w:pPr>
-            <w:r/>
             <w:r>
               <w:rPr>
-                <w:rFonts w:ascii="Times New Roman" w:hAnsi="Times New Roman" w:eastAsia="Times New Roman"/>
-                <w:b/>
+                <w:rFonts w:ascii="Times New Roman" w:hAnsi="Times New Roman" w:eastAsia="Times New Roman" w:cs="Times New Roman"/>
+                <w:color w:val="000000"/>
                 <w:sz w:val="26"/>
+                <w:szCs w:val="26"/>
+                <w:b w:val="1"/>
+              </w:rPr>
+            </w:r>
+            <w:r>
+              <w:rPr>
+                <w:rFonts w:ascii="Times New Roman" w:hAnsi="Times New Roman" w:eastAsia="Times New Roman" w:cs="Times New Roman"/>
+                <w:b w:val="1"/>
+                <w:sz w:val="26"/>
+                <w:color w:val="000000"/>
+                <w:szCs w:val="26"/>
               </w:rPr>
               <w:t>Lý do chấm dứt</w:t>
             </w:r>
@@ -707,52 +930,78 @@
         </w:tc>
         <w:tc>
           <w:tcPr>
-            <w:tcW w:type="dxa" w:w="6350"/>
+            <w:tcW w:type="dxa" w:w="6300"/>
             <w:tcBorders>
-              <w:top w:val="single" w:sz="4" w:space="0" w:color="BFBFBF"/>
-              <w:left w:val="single" w:sz="4" w:space="0" w:color="BFBFBF"/>
-              <w:bottom w:val="single" w:sz="4" w:space="0" w:color="BFBFBF"/>
-              <w:right w:val="single" w:sz="4" w:space="0" w:color="BFBFBF"/>
+              <w:top w:val="single" w:sz="4" w:space="0" w:color="000000"/>
+              <w:left w:val="single" w:sz="4" w:space="0" w:color="000000"/>
+              <w:bottom w:val="single" w:sz="4" w:space="0" w:color="000000"/>
+              <w:right w:val="single" w:sz="4" w:space="0" w:color="000000"/>
             </w:tcBorders>
             <w:vAlign w:val="center"/>
           </w:tcPr>
           <w:p>
             <w:pPr>
-              <w:spacing w:after="0"/>
+              <w:spacing w:after="0" w:before="0" w:line="276" w:lineRule="auto"/>
+              <w:jc w:val="left"/>
             </w:pPr>
-            <w:r/>
             <w:r>
               <w:rPr>
-                <w:rFonts w:ascii="Times New Roman" w:hAnsi="Times New Roman" w:eastAsia="Times New Roman"/>
+                <w:rFonts w:ascii="Times New Roman" w:hAnsi="Times New Roman" w:eastAsia="Times New Roman" w:cs="Times New Roman"/>
+                <w:color w:val="000000"/>
                 <w:sz w:val="26"/>
+                <w:szCs w:val="26"/>
+                <w:b w:val="0"/>
               </w:rPr>
-              <w:t>[Vi phạm hợp đồng/Không hoàn tất phí/Không còn đủ điều kiện vận hành/Khác: …]</w:t>
+            </w:r>
+            <w:r>
+              <w:rPr>
+                <w:rFonts w:ascii="Times New Roman" w:hAnsi="Times New Roman" w:eastAsia="Times New Roman" w:cs="Times New Roman"/>
+                <w:sz w:val="26"/>
+                <w:color w:val="000000"/>
+                <w:szCs w:val="26"/>
+                <w:b w:val="0"/>
+              </w:rPr>
+              <w:t xml:space="preserve">Chưa cung cấp</w:t>
             </w:r>
           </w:p>
         </w:tc>
       </w:tr>
       <w:tr>
+        <w:trPr>
+          <w:cantSplit/>
+        </w:trPr>
         <w:tc>
           <w:tcPr>
-            <w:tcW w:type="dxa" w:w="2721"/>
+            <w:tcW w:type="dxa" w:w="2700"/>
             <w:tcBorders>
-              <w:top w:val="single" w:sz="4" w:space="0" w:color="BFBFBF"/>
-              <w:left w:val="single" w:sz="4" w:space="0" w:color="BFBFBF"/>
-              <w:bottom w:val="single" w:sz="4" w:space="0" w:color="BFBFBF"/>
-              <w:right w:val="single" w:sz="4" w:space="0" w:color="BFBFBF"/>
+              <w:top w:val="single" w:sz="4" w:space="0" w:color="000000"/>
+              <w:left w:val="single" w:sz="4" w:space="0" w:color="000000"/>
+              <w:bottom w:val="single" w:sz="4" w:space="0" w:color="000000"/>
+              <w:right w:val="single" w:sz="4" w:space="0" w:color="000000"/>
             </w:tcBorders>
             <w:vAlign w:val="center"/>
           </w:tcPr>
           <w:p>
             <w:pPr>
-              <w:spacing w:after="0"/>
+              <w:spacing w:after="0" w:before="0" w:line="276" w:lineRule="auto"/>
+              <w:jc w:val="left"/>
             </w:pPr>
-            <w:r/>
             <w:r>
               <w:rPr>
-                <w:rFonts w:ascii="Times New Roman" w:hAnsi="Times New Roman" w:eastAsia="Times New Roman"/>
-                <w:b/>
+                <w:rFonts w:ascii="Times New Roman" w:hAnsi="Times New Roman" w:eastAsia="Times New Roman" w:cs="Times New Roman"/>
+                <w:color w:val="000000"/>
                 <w:sz w:val="26"/>
+                <w:szCs w:val="26"/>
+                <w:b w:val="1"/>
+              </w:rPr>
+            </w:r>
+            <w:r>
+              <w:rPr>
+                <w:rFonts w:ascii="Times New Roman" w:hAnsi="Times New Roman" w:eastAsia="Times New Roman" w:cs="Times New Roman"/>
+                <w:b w:val="1"/>
+                <w:sz w:val="26"/>
+                <w:color w:val="000000"/>
+                <w:szCs w:val="26"/>
               </w:rPr>
               <w:t>Thời điểm có hiệu lực dự kiến</w:t>
             </w:r>
@@ -760,24 +1009,36 @@
         </w:tc>
         <w:tc>
           <w:tcPr>
-            <w:tcW w:type="dxa" w:w="6350"/>
+            <w:tcW w:type="dxa" w:w="6300"/>
             <w:tcBorders>
-              <w:top w:val="single" w:sz="4" w:space="0" w:color="BFBFBF"/>
-              <w:left w:val="single" w:sz="4" w:space="0" w:color="BFBFBF"/>
-              <w:bottom w:val="single" w:sz="4" w:space="0" w:color="BFBFBF"/>
-              <w:right w:val="single" w:sz="4" w:space="0" w:color="BFBFBF"/>
+              <w:top w:val="single" w:sz="4" w:space="0" w:color="000000"/>
+              <w:left w:val="single" w:sz="4" w:space="0" w:color="000000"/>
+              <w:bottom w:val="single" w:sz="4" w:space="0" w:color="000000"/>
+              <w:right w:val="single" w:sz="4" w:space="0" w:color="000000"/>
             </w:tcBorders>
             <w:vAlign w:val="center"/>
           </w:tcPr>
           <w:p>
             <w:pPr>
-              <w:spacing w:after="0"/>
+              <w:spacing w:after="0" w:before="0" w:line="276" w:lineRule="auto"/>
+              <w:jc w:val="left"/>
             </w:pPr>
-            <w:r/>
             <w:r>
               <w:rPr>
-                <w:rFonts w:ascii="Times New Roman" w:hAnsi="Times New Roman" w:eastAsia="Times New Roman"/>
+                <w:rFonts w:ascii="Times New Roman" w:hAnsi="Times New Roman" w:eastAsia="Times New Roman" w:cs="Times New Roman"/>
+                <w:color w:val="000000"/>
                 <w:sz w:val="26"/>
+                <w:szCs w:val="26"/>
+                <w:b w:val="0"/>
+              </w:rPr>
+            </w:r>
+            <w:r>
+              <w:rPr>
+                <w:rFonts w:ascii="Times New Roman" w:hAnsi="Times New Roman" w:eastAsia="Times New Roman" w:cs="Times New Roman"/>
+                <w:sz w:val="26"/>
+                <w:color w:val="000000"/>
+                <w:szCs w:val="26"/>
+                <w:b w:val="0"/>
               </w:rPr>
               <w:t>…… giờ …… phút, ngày ……/……/……</w:t>
             </w:r>
@@ -787,14 +1048,18 @@
     </w:tbl>
     <w:p>
       <w:pPr>
-        <w:spacing w:before="0" w:after="80" w:line="269" w:lineRule="auto"/>
+        <w:spacing w:before="0" w:after="120" w:line="300" w:lineRule="exact"/>
+        <w:jc w:val="both"/>
+        <w:ind w:firstLine="567"/>
       </w:pPr>
       <w:r>
         <w:rPr>
-          <w:rFonts w:ascii="Times New Roman" w:hAnsi="Times New Roman" w:eastAsia="Times New Roman"/>
+          <w:rFonts w:ascii="Times New Roman" w:hAnsi="Times New Roman" w:eastAsia="Times New Roman" w:cs="Times New Roman"/>
           <w:b w:val="0"/>
           <w:i w:val="0"/>
           <w:sz w:val="26"/>
+          <w:color w:val="000000"/>
+          <w:szCs w:val="26"/>
         </w:rPr>
         <w:t>Kể từ thời điểm có hiệu lực nêu trên, SportGo thực hiện ngừng/giới hạn quyền tiếp nhận booking mới đối với cụm sân và triển khai các bước chuyển tiếp để bảo đảm quyền lợi người dùng, an toàn dữ liệu và hoàn tất nghĩa vụ tài chính giữa các bên.</w:t>
       </w:r>
@@ -802,66 +1067,85 @@
     <w:p>
       <w:pPr>
         <w:keepNext/>
-        <w:spacing w:before="140" w:after="60" w:line="269" w:lineRule="auto"/>
+        <w:spacing w:before="0" w:after="0" w:line="276" w:lineRule="auto"/>
+        <w:jc w:val="left"/>
       </w:pPr>
       <w:r>
         <w:rPr>
-          <w:rFonts w:ascii="Times New Roman" w:hAnsi="Times New Roman" w:eastAsia="Times New Roman"/>
-          <w:b/>
+          <w:rFonts w:ascii="Times New Roman" w:hAnsi="Times New Roman" w:eastAsia="Times New Roman" w:cs="Times New Roman"/>
+          <w:b w:val="1"/>
           <w:i w:val="0"/>
           <w:sz w:val="26"/>
+          <w:color w:val="000000"/>
+          <w:szCs w:val="26"/>
         </w:rPr>
         <w:t>3. Yêu cầu đối soát và hoàn tất nghĩa vụ</w:t>
       </w:r>
     </w:p>
     <w:p>
       <w:pPr>
-        <w:spacing w:after="40"/>
-        <w:ind w:left="397" w:hanging="227"/>
+        <w:spacing w:after="120" w:before="0" w:line="300" w:lineRule="exact"/>
+        <w:ind w:left="567" w:hanging="283"/>
+        <w:jc w:val="both"/>
       </w:pPr>
       <w:r>
         <w:rPr>
-          <w:rFonts w:ascii="Times New Roman" w:hAnsi="Times New Roman" w:eastAsia="Times New Roman"/>
+          <w:rFonts w:ascii="Times New Roman" w:hAnsi="Times New Roman" w:eastAsia="Times New Roman" w:cs="Times New Roman"/>
           <w:sz w:val="26"/>
+          <w:color w:val="000000"/>
+          <w:szCs w:val="26"/>
+          <w:b w:val="0"/>
         </w:rPr>
         <w:t>• Đối tác/chủ sân phối hợp xử lý booking còn hiệu lực, yêu cầu hoàn/hủy, khiếu nại và phản hồi người dùng liên quan.</w:t>
       </w:r>
     </w:p>
     <w:p>
       <w:pPr>
-        <w:spacing w:after="40"/>
-        <w:ind w:left="397" w:hanging="227"/>
+        <w:spacing w:after="120" w:before="0" w:line="300" w:lineRule="exact"/>
+        <w:ind w:left="567" w:hanging="283"/>
+        <w:jc w:val="both"/>
       </w:pPr>
       <w:r>
         <w:rPr>
-          <w:rFonts w:ascii="Times New Roman" w:hAnsi="Times New Roman" w:eastAsia="Times New Roman"/>
+          <w:rFonts w:ascii="Times New Roman" w:hAnsi="Times New Roman" w:eastAsia="Times New Roman" w:cs="Times New Roman"/>
           <w:sz w:val="26"/>
+          <w:color w:val="000000"/>
+          <w:szCs w:val="26"/>
+          <w:b w:val="0"/>
         </w:rPr>
         <w:t>• Các bên thực hiện đối soát số dư ví chủ sân, phí nền tảng, yêu cầu rút tiền, khoản phải thu/phải trả và nghĩa vụ tài chính khác nếu có.</w:t>
       </w:r>
     </w:p>
     <w:p>
       <w:pPr>
-        <w:spacing w:after="40"/>
-        <w:ind w:left="397" w:hanging="227"/>
+        <w:spacing w:after="120" w:before="0" w:line="300" w:lineRule="exact"/>
+        <w:ind w:left="567" w:hanging="283"/>
+        <w:jc w:val="both"/>
       </w:pPr>
       <w:r>
         <w:rPr>
-          <w:rFonts w:ascii="Times New Roman" w:hAnsi="Times New Roman" w:eastAsia="Times New Roman"/>
+          <w:rFonts w:ascii="Times New Roman" w:hAnsi="Times New Roman" w:eastAsia="Times New Roman" w:cs="Times New Roman"/>
           <w:sz w:val="26"/>
+          <w:color w:val="000000"/>
+          <w:szCs w:val="26"/>
+          <w:b w:val="0"/>
         </w:rPr>
         <w:t>• Đối tác/chủ sân cung cấp bổ sung chứng từ, tài khoản nhận tiền, thông tin người phụ trách và tài liệu cần thiết trong thời hạn ……… ngày kể từ ngày nhận công văn này.</w:t>
       </w:r>
     </w:p>
     <w:p>
       <w:pPr>
-        <w:spacing w:after="40"/>
-        <w:ind w:left="397" w:hanging="227"/>
+        <w:spacing w:after="120" w:before="0" w:line="300" w:lineRule="exact"/>
+        <w:ind w:left="567" w:hanging="283"/>
+        <w:jc w:val="both"/>
       </w:pPr>
       <w:r>
         <w:rPr>
-          <w:rFonts w:ascii="Times New Roman" w:hAnsi="Times New Roman" w:eastAsia="Times New Roman"/>
+          <w:rFonts w:ascii="Times New Roman" w:hAnsi="Times New Roman" w:eastAsia="Times New Roman" w:cs="Times New Roman"/>
           <w:sz w:val="26"/>
+          <w:color w:val="000000"/>
+          <w:szCs w:val="26"/>
+          <w:b w:val="0"/>
         </w:rPr>
         <w:t>• Tài liệu đối soát, biên bản quyết toán hoặc công văn liên quan được lưu tại hồ sơ đối tác trên hệ thống SportGo.</w:t>
       </w:r>
@@ -869,28 +1153,35 @@
     <w:p>
       <w:pPr>
         <w:keepNext/>
-        <w:spacing w:before="140" w:after="60" w:line="269" w:lineRule="auto"/>
+        <w:spacing w:before="0" w:after="0" w:line="276" w:lineRule="auto"/>
+        <w:jc w:val="left"/>
       </w:pPr>
       <w:r>
         <w:rPr>
-          <w:rFonts w:ascii="Times New Roman" w:hAnsi="Times New Roman" w:eastAsia="Times New Roman"/>
-          <w:b/>
+          <w:rFonts w:ascii="Times New Roman" w:hAnsi="Times New Roman" w:eastAsia="Times New Roman" w:cs="Times New Roman"/>
+          <w:b w:val="1"/>
           <w:i w:val="0"/>
           <w:sz w:val="26"/>
+          <w:color w:val="000000"/>
+          <w:szCs w:val="26"/>
         </w:rPr>
         <w:t>4. Thu hồi quyền chủ sân và xử lý dữ liệu</w:t>
       </w:r>
     </w:p>
     <w:p>
       <w:pPr>
-        <w:spacing w:before="0" w:after="80" w:line="269" w:lineRule="auto"/>
+        <w:spacing w:before="0" w:after="120" w:line="300" w:lineRule="exact"/>
+        <w:jc w:val="both"/>
+        <w:ind w:firstLine="567"/>
       </w:pPr>
       <w:r>
         <w:rPr>
-          <w:rFonts w:ascii="Times New Roman" w:hAnsi="Times New Roman" w:eastAsia="Times New Roman"/>
+          <w:rFonts w:ascii="Times New Roman" w:hAnsi="Times New Roman" w:eastAsia="Times New Roman" w:cs="Times New Roman"/>
           <w:b w:val="0"/>
           <w:i w:val="0"/>
           <w:sz w:val="26"/>
+          <w:color w:val="000000"/>
+          <w:szCs w:val="26"/>
         </w:rPr>
         <w:t>Sau thời gian chuyển tiếp để xử lý nghĩa vụ còn lại, SportGo sẽ thu hồi quyền truy cập trang chủ sân của đối tác/chủ sân theo quy trình đã thông báo. Trong thời gian chuyển tiếp, các chức năng có thể bị giới hạn để bảo đảm quyền lợi người dùng, an toàn hệ thống và dữ liệu đối soát.</w:t>
       </w:r>
@@ -898,77 +1189,120 @@
     <w:p>
       <w:pPr>
         <w:keepNext/>
-        <w:spacing w:before="140" w:after="60" w:line="269" w:lineRule="auto"/>
+        <w:spacing w:before="0" w:after="0" w:line="276" w:lineRule="auto"/>
+        <w:jc w:val="left"/>
       </w:pPr>
       <w:r>
         <w:rPr>
-          <w:rFonts w:ascii="Times New Roman" w:hAnsi="Times New Roman" w:eastAsia="Times New Roman"/>
-          <w:b/>
+          <w:rFonts w:ascii="Times New Roman" w:hAnsi="Times New Roman" w:eastAsia="Times New Roman" w:cs="Times New Roman"/>
+          <w:b w:val="1"/>
           <w:i w:val="0"/>
           <w:sz w:val="26"/>
+          <w:color w:val="000000"/>
+          <w:szCs w:val="26"/>
         </w:rPr>
         <w:t>5. Phản hồi của đối tác/chủ sân</w:t>
       </w:r>
     </w:p>
     <w:p>
       <w:pPr>
-        <w:spacing w:before="0" w:after="80" w:line="269" w:lineRule="auto"/>
+        <w:spacing w:before="0" w:after="120" w:line="300" w:lineRule="exact"/>
+        <w:jc w:val="both"/>
+        <w:ind w:firstLine="567"/>
       </w:pPr>
       <w:r>
         <w:rPr>
-          <w:rFonts w:ascii="Times New Roman" w:hAnsi="Times New Roman" w:eastAsia="Times New Roman"/>
+          <w:rFonts w:ascii="Times New Roman" w:hAnsi="Times New Roman" w:eastAsia="Times New Roman" w:cs="Times New Roman"/>
           <w:b w:val="0"/>
           <w:i w:val="0"/>
           <w:sz w:val="26"/>
+          <w:color w:val="000000"/>
+          <w:szCs w:val="26"/>
         </w:rPr>
         <w:t>Trường hợp đối tác/chủ sân có ý kiến phản hồi hoặc tài liệu chứng minh khác, đề nghị gửi bằng văn bản hoặc qua kênh hỗ trợ chính thức của SportGo trước …… giờ …… phút, ngày ……/……/…… để SportGo xem xét trước khi hoàn tất bước chấm dứt/thu hồi quyền.</w:t>
       </w:r>
     </w:p>
     <w:p>
       <w:pPr>
-        <w:spacing w:before="0" w:after="160" w:line="269" w:lineRule="auto"/>
+        <w:spacing w:before="0" w:after="120" w:line="300" w:lineRule="exact"/>
+        <w:jc w:val="both"/>
+        <w:ind w:firstLine="567"/>
       </w:pPr>
       <w:r>
         <w:rPr>
-          <w:rFonts w:ascii="Times New Roman" w:hAnsi="Times New Roman" w:eastAsia="Times New Roman"/>
+          <w:rFonts w:ascii="Times New Roman" w:hAnsi="Times New Roman" w:eastAsia="Times New Roman" w:cs="Times New Roman"/>
           <w:b w:val="0"/>
           <w:i w:val="0"/>
           <w:sz w:val="26"/>
+          <w:color w:val="000000"/>
+          <w:szCs w:val="26"/>
         </w:rPr>
         <w:t>SportGo thông báo để đối tác/chủ sân biết và phối hợp thực hiện.</w:t>
       </w:r>
     </w:p>
     <w:tbl>
       <w:tblPr>
-        <w:tblW w:type="auto" w:w="0"/>
+        <w:tblW w:type="dxa" w:w="9000"/>
         <w:tblLook w:firstColumn="1" w:firstRow="1" w:lastColumn="0" w:lastRow="0" w:noHBand="0" w:noVBand="1" w:val="04A0"/>
+        <w:tblInd w:w="0" w:type="dxa"/>
+        <w:tblLayout w:type="fixed"/>
+        <w:tblCellMar>
+          <w:top w:w="60" w:type="dxa"/>
+          <w:left w:w="90" w:type="dxa"/>
+          <w:bottom w:w="60" w:type="dxa"/>
+          <w:right w:w="90" w:type="dxa"/>
+        </w:tblCellMar>
+        <w:tblBorders>
+          <w:top w:val="single" w:sz="4" w:space="0" w:color="000000"/>
+          <w:left w:val="single" w:sz="4" w:space="0" w:color="000000"/>
+          <w:bottom w:val="single" w:sz="4" w:space="0" w:color="000000"/>
+          <w:right w:val="single" w:sz="4" w:space="0" w:color="000000"/>
+          <w:insideH w:val="single" w:sz="4" w:space="0" w:color="000000"/>
+          <w:insideV w:val="single" w:sz="4" w:space="0" w:color="000000"/>
+        </w:tblBorders>
       </w:tblPr>
       <w:tblGrid>
-        <w:gridCol w:w="4536"/>
-        <w:gridCol w:w="4536"/>
+        <w:gridCol w:w="2700"/>
+        <w:gridCol w:w="6300"/>
       </w:tblGrid>
       <w:tr>
+        <w:trPr>
+          <w:cantSplit/>
+        </w:trPr>
         <w:tc>
           <w:tcPr>
-            <w:tcW w:type="dxa" w:w="3969"/>
+            <w:tcW w:type="dxa" w:w="2700"/>
             <w:tcBorders>
-              <w:top w:val="nil"/>
-              <w:left w:val="nil"/>
-              <w:bottom w:val="nil"/>
-              <w:right w:val="nil"/>
-              <w:insideH w:val="nil"/>
-              <w:insideV w:val="nil"/>
+              <w:top w:val="nil" w:color="000000"/>
+              <w:left w:val="nil" w:color="000000"/>
+              <w:bottom w:val="nil" w:color="000000"/>
+              <w:right w:val="nil" w:color="000000"/>
+              <w:insideH w:val="nil" w:color="000000"/>
+              <w:insideV w:val="nil" w:color="000000"/>
             </w:tcBorders>
+            <w:vAlign w:val="center"/>
           </w:tcPr>
           <w:p>
             <w:pPr>
-              <w:spacing w:after="0"/>
+              <w:spacing w:after="0" w:before="0" w:line="276" w:lineRule="auto"/>
+              <w:jc w:val="left"/>
             </w:pPr>
-            <w:r/>
             <w:r>
               <w:rPr>
-                <w:rFonts w:ascii="Times New Roman" w:hAnsi="Times New Roman" w:eastAsia="Times New Roman"/>
-                <w:sz w:val="24"/>
+                <w:rFonts w:ascii="Times New Roman" w:hAnsi="Times New Roman" w:eastAsia="Times New Roman" w:cs="Times New Roman"/>
+                <w:color w:val="000000"/>
+                <w:sz w:val="26"/>
+                <w:szCs w:val="26"/>
+                <w:b w:val="1"/>
+              </w:rPr>
+            </w:r>
+            <w:r>
+              <w:rPr>
+                <w:rFonts w:ascii="Times New Roman" w:hAnsi="Times New Roman" w:eastAsia="Times New Roman" w:cs="Times New Roman"/>
+                <w:sz w:val="26"/>
+                <w:color w:val="000000"/>
+                <w:szCs w:val="26"/>
+                <w:b w:val="1"/>
               </w:rPr>
               <w:t>Nơi nhận:</w:t>
               <w:br/>
@@ -984,35 +1318,50 @@
         </w:tc>
         <w:tc>
           <w:tcPr>
-            <w:tcW w:type="dxa" w:w="5103"/>
+            <w:tcW w:type="dxa" w:w="6300"/>
             <w:tcBorders>
-              <w:top w:val="nil"/>
-              <w:left w:val="nil"/>
-              <w:bottom w:val="nil"/>
-              <w:right w:val="nil"/>
-              <w:insideH w:val="nil"/>
-              <w:insideV w:val="nil"/>
+              <w:top w:val="nil" w:color="000000"/>
+              <w:left w:val="nil" w:color="000000"/>
+              <w:bottom w:val="nil" w:color="000000"/>
+              <w:right w:val="nil" w:color="000000"/>
+              <w:insideH w:val="nil" w:color="000000"/>
+              <w:insideV w:val="nil" w:color="000000"/>
             </w:tcBorders>
+            <w:vAlign w:val="center"/>
           </w:tcPr>
           <w:p>
             <w:pPr>
-              <w:jc w:val="center"/>
+              <w:jc w:val="left"/>
+              <w:spacing w:before="0" w:after="0" w:line="276" w:lineRule="auto"/>
             </w:pPr>
-            <w:r/>
             <w:r>
               <w:rPr>
-                <w:rFonts w:ascii="Times New Roman" w:hAnsi="Times New Roman" w:eastAsia="Times New Roman"/>
-                <w:b/>
+                <w:rFonts w:ascii="Times New Roman" w:hAnsi="Times New Roman" w:eastAsia="Times New Roman" w:cs="Times New Roman"/>
+                <w:color w:val="000000"/>
                 <w:sz w:val="26"/>
+                <w:szCs w:val="26"/>
+                <w:b w:val="0"/>
+              </w:rPr>
+            </w:r>
+            <w:r>
+              <w:rPr>
+                <w:rFonts w:ascii="Times New Roman" w:hAnsi="Times New Roman" w:eastAsia="Times New Roman" w:cs="Times New Roman"/>
+                <w:b w:val="0"/>
+                <w:sz w:val="26"/>
+                <w:color w:val="000000"/>
+                <w:szCs w:val="26"/>
               </w:rPr>
               <w:t>QUYỀN HẠN, CHỨC VỤ CỦA NGƯỜI KÝ</w:t>
               <w:br/>
             </w:r>
             <w:r>
               <w:rPr>
-                <w:rFonts w:ascii="Times New Roman" w:hAnsi="Times New Roman" w:eastAsia="Times New Roman"/>
+                <w:rFonts w:ascii="Times New Roman" w:hAnsi="Times New Roman" w:eastAsia="Times New Roman" w:cs="Times New Roman"/>
                 <w:i/>
-                <w:sz w:val="24"/>
+                <w:sz w:val="26"/>
+                <w:color w:val="000000"/>
+                <w:szCs w:val="26"/>
+                <w:b w:val="0"/>
               </w:rPr>
               <w:t>(Ký, ghi rõ họ tên; đóng dấu/chữ ký số nếu có)</w:t>
               <w:br/>
@@ -1022,45 +1371,73 @@
             </w:r>
             <w:r>
               <w:rPr>
-                <w:rFonts w:ascii="Times New Roman" w:hAnsi="Times New Roman" w:eastAsia="Times New Roman"/>
-                <w:b/>
+                <w:rFonts w:ascii="Times New Roman" w:hAnsi="Times New Roman" w:eastAsia="Times New Roman" w:cs="Times New Roman"/>
+                <w:b w:val="0"/>
                 <w:sz w:val="26"/>
+                <w:color w:val="000000"/>
+                <w:szCs w:val="26"/>
               </w:rPr>
-              <w:t>Họ và tên</w:t>
+              <w:t/>
             </w:r>
           </w:p>
         </w:tc>
       </w:tr>
     </w:tbl>
     <w:sectPr>
-      <w:footerReference w:type="default" r:id="rId9"/>
+      <w:headerReference w:type="default" r:id="rId10"/>
       <w:pgSz w:w="11906" w:h="16838"/>
-      <w:pgMar w:top="1247" w:right="1020" w:bottom="1247" w:left="1814" w:header="720" w:footer="720" w:gutter="0"/>
+      <w:pgMar w:top="1134" w:right="1134" w:bottom="1134" w:left="1701" w:header="709" w:footer="709" w:gutter="0"/>
       <w:cols w:space="720"/>
       <w:docGrid w:linePitch="360"/>
+      <w:pgNumType w:start="1"/>
+      <w:titlePg/>
     </w:sectPr>
   </w:body>
 </w:document>
 </file>
 
 <file path=word/footer1.xml><?xml version="1.0" encoding="utf-8"?>
-<w:ftr xmlns:m="http://schemas.openxmlformats.org/officeDocument/2006/math" xmlns:mc="http://schemas.openxmlformats.org/markup-compatibility/2006" xmlns:mo="http://schemas.microsoft.com/office/mac/office/2008/main" xmlns:mv="urn:schemas-microsoft-com:mac:vml" xmlns:o="urn:schemas-microsoft-com:office:office" xmlns:r="http://schemas.openxmlformats.org/officeDocument/2006/relationships" xmlns:v="urn:schemas-microsoft-com:vml" xmlns:w10="urn:schemas-microsoft-com:office:word" xmlns:w14="http://schemas.microsoft.com/office/word/2010/wordml" xmlns:w="http://schemas.openxmlformats.org/wordprocessingml/2006/main" xmlns:wne="http://schemas.microsoft.com/office/word/2006/wordml" xmlns:wp14="http://schemas.microsoft.com/office/word/2010/wordprocessingDrawing" xmlns:wp="http://schemas.openxmlformats.org/drawingml/2006/wordprocessingDrawing" xmlns:wpc="http://schemas.microsoft.com/office/word/2010/wordprocessingCanvas" xmlns:wpg="http://schemas.microsoft.com/office/word/2010/wordprocessingGroup" xmlns:wpi="http://schemas.microsoft.com/office/word/2010/wordprocessingInk" xmlns:wps="http://schemas.microsoft.com/office/word/2010/wordprocessingShape" mc:Ignorable="w14 wp14">
+<w:ftr xmlns:w="http://schemas.openxmlformats.org/wordprocessingml/2006/main">
+  <w:p/>
+</w:ftr>
+</file>
+
+<file path=word/headerPartnerPageNumber.xml><?xml version="1.0" encoding="utf-8"?>
+<w:hdr xmlns:w="http://schemas.openxmlformats.org/wordprocessingml/2006/main">
   <w:p>
     <w:pPr>
-      <w:pStyle w:val="Footer"/>
       <w:jc w:val="center"/>
-    </w:pPr>
-    <w:r/>
+      <w:spacing w:before="0" w:after="0"/>
+    </w:pPr>
     <w:r>
       <w:rPr>
-        <w:rFonts w:ascii="Times New Roman" w:hAnsi="Times New Roman" w:eastAsia="Times New Roman"/>
-        <w:i/>
-        <w:sz w:val="18"/>
-      </w:rPr>
-      <w:t>Mẫu văn bản SportGo - dùng sau khi điền đủ thông tin, ký/xác nhận đúng thẩm quyền và lưu hồ sơ kèm chứng từ.</w:t>
+        <w:rFonts w:ascii="Times New Roman" w:hAnsi="Times New Roman" w:eastAsia="Times New Roman" w:cs="Times New Roman"/>
+        <w:sz w:val="26"/>
+        <w:szCs w:val="26"/>
+        <w:color w:val="000000"/>
+      </w:rPr>
+      <w:fldChar w:fldCharType="begin"/>
+    </w:r>
+    <w:r>
+      <w:rPr>
+        <w:rFonts w:ascii="Times New Roman" w:hAnsi="Times New Roman" w:eastAsia="Times New Roman" w:cs="Times New Roman"/>
+        <w:sz w:val="26"/>
+        <w:szCs w:val="26"/>
+        <w:color w:val="000000"/>
+      </w:rPr>
+      <w:instrText xml:space="preserve"> PAGE </w:instrText>
+    </w:r>
+    <w:r>
+      <w:rPr>
+        <w:rFonts w:ascii="Times New Roman" w:hAnsi="Times New Roman" w:eastAsia="Times New Roman" w:cs="Times New Roman"/>
+        <w:sz w:val="26"/>
+        <w:szCs w:val="26"/>
+        <w:color w:val="000000"/>
+      </w:rPr>
+      <w:fldChar w:fldCharType="end"/>
     </w:r>
   </w:p>
-</w:ftr>
+</w:hdr>
 </file>
 
 <file path=word/numbering.xml><?xml version="1.0" encoding="utf-8"?>
@@ -1271,10 +1648,11 @@
   <w:docDefaults>
     <w:rPrDefault>
       <w:rPr>
-        <w:rFonts w:asciiTheme="minorHAnsi" w:eastAsiaTheme="minorEastAsia" w:hAnsiTheme="minorHAnsi" w:cstheme="minorBidi"/>
-        <w:sz w:val="22"/>
-        <w:szCs w:val="22"/>
+        <w:rFonts w:asciiTheme="minorHAnsi" w:eastAsiaTheme="minorEastAsia" w:hAnsiTheme="minorHAnsi" w:cstheme="minorBidi" w:ascii="Times New Roman" w:hAnsi="Times New Roman" w:eastAsia="Times New Roman" w:cs="Times New Roman"/>
+        <w:sz w:val="26"/>
+        <w:szCs w:val="26"/>
         <w:lang w:val="en-US" w:eastAsia="en-US" w:bidi="ar-SA"/>
+        <w:color w:val="000000"/>
       </w:rPr>
     </w:rPrDefault>
     <w:pPrDefault>
@@ -1427,7 +1805,7 @@
     <w:qFormat/>
     <w:rsid w:val="00FC693F"/>
     <w:pPr>
-      <w:spacing w:line="269" w:lineRule="auto" w:after="60"/>
+      <w:spacing w:line="300" w:lineRule="exact" w:after="120"/>
     </w:pPr>
     <w:rPr>
       <w:rFonts w:ascii="Times New Roman" w:hAnsi="Times New Roman" w:eastAsia="Times New Roman"/>
@@ -1496,7 +1874,7 @@
       <w:rFonts w:asciiTheme="majorHAnsi" w:eastAsiaTheme="majorEastAsia" w:hAnsiTheme="majorHAnsi" w:cstheme="majorBidi"/>
       <w:b/>
       <w:bCs/>
-      <w:color w:val="365F91" w:themeColor="accent1" w:themeShade="BF"/>
+      <w:color w:val="000000" w:themeShade="BF"/>
       <w:sz w:val="28"/>
       <w:szCs w:val="28"/>
     </w:rPr>
@@ -1520,7 +1898,7 @@
       <w:rFonts w:asciiTheme="majorHAnsi" w:eastAsiaTheme="majorEastAsia" w:hAnsiTheme="majorHAnsi" w:cstheme="majorBidi"/>
       <w:b/>
       <w:bCs/>
-      <w:color w:val="4F81BD" w:themeColor="accent1"/>
+      <w:color w:val="000000"/>
       <w:sz w:val="26"/>
       <w:szCs w:val="26"/>
     </w:rPr>
@@ -1544,7 +1922,7 @@
       <w:rFonts w:asciiTheme="majorHAnsi" w:eastAsiaTheme="majorEastAsia" w:hAnsiTheme="majorHAnsi" w:cstheme="majorBidi"/>
       <w:b/>
       <w:bCs/>
-      <w:color w:val="4F81BD" w:themeColor="accent1"/>
+      <w:color w:val="000000"/>
     </w:rPr>
   </w:style>
   <w:style w:type="paragraph" w:styleId="Heading4">
@@ -1569,7 +1947,7 @@
       <w:bCs/>
       <w:i/>
       <w:iCs/>
-      <w:color w:val="4F81BD" w:themeColor="accent1"/>
+      <w:color w:val="000000"/>
     </w:rPr>
   </w:style>
   <w:style w:type="paragraph" w:styleId="Heading5">
@@ -1590,7 +1968,7 @@
     </w:pPr>
     <w:rPr>
       <w:rFonts w:asciiTheme="majorHAnsi" w:eastAsiaTheme="majorEastAsia" w:hAnsiTheme="majorHAnsi" w:cstheme="majorBidi"/>
-      <w:color w:val="243F60" w:themeColor="accent1" w:themeShade="7F"/>
+      <w:color w:val="000000" w:themeShade="7F"/>
     </w:rPr>
   </w:style>
   <w:style w:type="paragraph" w:styleId="Heading6">
@@ -1613,7 +1991,7 @@
       <w:rFonts w:asciiTheme="majorHAnsi" w:eastAsiaTheme="majorEastAsia" w:hAnsiTheme="majorHAnsi" w:cstheme="majorBidi"/>
       <w:i/>
       <w:iCs/>
-      <w:color w:val="243F60" w:themeColor="accent1" w:themeShade="7F"/>
+      <w:color w:val="000000" w:themeShade="7F"/>
     </w:rPr>
   </w:style>
   <w:style w:type="paragraph" w:styleId="Heading7">
@@ -1636,7 +2014,7 @@
       <w:rFonts w:asciiTheme="majorHAnsi" w:eastAsiaTheme="majorEastAsia" w:hAnsiTheme="majorHAnsi" w:cstheme="majorBidi"/>
       <w:i/>
       <w:iCs/>
-      <w:color w:val="404040" w:themeColor="text1" w:themeTint="BF"/>
+      <w:color w:val="000000" w:themeTint="BF"/>
     </w:rPr>
   </w:style>
   <w:style w:type="paragraph" w:styleId="Heading8">
@@ -1657,7 +2035,7 @@
     </w:pPr>
     <w:rPr>
       <w:rFonts w:asciiTheme="majorHAnsi" w:eastAsiaTheme="majorEastAsia" w:hAnsiTheme="majorHAnsi" w:cstheme="majorBidi"/>
-      <w:color w:val="4F81BD" w:themeColor="accent1"/>
+      <w:color w:val="000000"/>
       <w:sz w:val="20"/>
       <w:szCs w:val="20"/>
     </w:rPr>
@@ -1682,7 +2060,7 @@
       <w:rFonts w:asciiTheme="majorHAnsi" w:eastAsiaTheme="majorEastAsia" w:hAnsiTheme="majorHAnsi" w:cstheme="majorBidi"/>
       <w:i/>
       <w:iCs/>
-      <w:color w:val="404040" w:themeColor="text1" w:themeTint="BF"/>
+      <w:color w:val="000000" w:themeTint="BF"/>
       <w:sz w:val="20"/>
       <w:szCs w:val="20"/>
     </w:rPr>
@@ -1733,7 +2111,7 @@
       <w:rFonts w:asciiTheme="majorHAnsi" w:eastAsiaTheme="majorEastAsia" w:hAnsiTheme="majorHAnsi" w:cstheme="majorBidi"/>
       <w:b/>
       <w:bCs/>
-      <w:color w:val="365F91" w:themeColor="accent1" w:themeShade="BF"/>
+      <w:color w:val="000000" w:themeShade="BF"/>
       <w:sz w:val="28"/>
       <w:szCs w:val="28"/>
     </w:rPr>
@@ -1748,7 +2126,7 @@
       <w:rFonts w:asciiTheme="majorHAnsi" w:eastAsiaTheme="majorEastAsia" w:hAnsiTheme="majorHAnsi" w:cstheme="majorBidi"/>
       <w:b/>
       <w:bCs/>
-      <w:color w:val="4F81BD" w:themeColor="accent1"/>
+      <w:color w:val="000000"/>
       <w:sz w:val="26"/>
       <w:szCs w:val="26"/>
     </w:rPr>
@@ -1763,7 +2141,7 @@
       <w:rFonts w:asciiTheme="majorHAnsi" w:eastAsiaTheme="majorEastAsia" w:hAnsiTheme="majorHAnsi" w:cstheme="majorBidi"/>
       <w:b/>
       <w:bCs/>
-      <w:color w:val="4F81BD" w:themeColor="accent1"/>
+      <w:color w:val="000000"/>
     </w:rPr>
   </w:style>
   <w:style w:type="paragraph" w:styleId="Title">
@@ -1783,7 +2161,7 @@
     </w:pPr>
     <w:rPr>
       <w:rFonts w:asciiTheme="majorHAnsi" w:eastAsiaTheme="majorEastAsia" w:hAnsiTheme="majorHAnsi" w:cstheme="majorBidi"/>
-      <w:color w:val="17365D" w:themeColor="text2" w:themeShade="BF"/>
+      <w:color w:val="000000" w:themeShade="BF"/>
       <w:spacing w:val="5"/>
       <w:kern w:val="28"/>
       <w:sz w:val="52"/>
@@ -1798,7 +2176,7 @@
     <w:rsid w:val="00FC693F"/>
     <w:rPr>
       <w:rFonts w:asciiTheme="majorHAnsi" w:eastAsiaTheme="majorEastAsia" w:hAnsiTheme="majorHAnsi" w:cstheme="majorBidi"/>
-      <w:color w:val="17365D" w:themeColor="text2" w:themeShade="BF"/>
+      <w:color w:val="000000" w:themeShade="BF"/>
       <w:spacing w:val="5"/>
       <w:kern w:val="28"/>
       <w:sz w:val="52"/>
@@ -1822,7 +2200,7 @@
       <w:rFonts w:asciiTheme="majorHAnsi" w:eastAsiaTheme="majorEastAsia" w:hAnsiTheme="majorHAnsi" w:cstheme="majorBidi"/>
       <w:i/>
       <w:iCs/>
-      <w:color w:val="4F81BD" w:themeColor="accent1"/>
+      <w:color w:val="000000"/>
       <w:spacing w:val="15"/>
       <w:sz w:val="24"/>
       <w:szCs w:val="24"/>
@@ -1838,7 +2216,7 @@
       <w:rFonts w:asciiTheme="majorHAnsi" w:eastAsiaTheme="majorEastAsia" w:hAnsiTheme="majorHAnsi" w:cstheme="majorBidi"/>
       <w:i/>
       <w:iCs/>
-      <w:color w:val="4F81BD" w:themeColor="accent1"/>
+      <w:color w:val="000000"/>
       <w:spacing w:val="15"/>
       <w:sz w:val="24"/>
       <w:szCs w:val="24"/>
@@ -2110,7 +2488,7 @@
     <w:rPr>
       <w:i/>
       <w:iCs/>
-      <w:color w:val="000000" w:themeColor="text1"/>
+      <w:color w:val="000000"/>
     </w:rPr>
   </w:style>
   <w:style w:type="character" w:customStyle="1" w:styleId="QuoteChar">
@@ -2122,7 +2500,7 @@
     <w:rPr>
       <w:i/>
       <w:iCs/>
-      <w:color w:val="000000" w:themeColor="text1"/>
+      <w:color w:val="000000"/>
     </w:rPr>
   </w:style>
   <w:style w:type="character" w:customStyle="1" w:styleId="Heading4Char">
@@ -2138,7 +2516,7 @@
       <w:bCs/>
       <w:i/>
       <w:iCs/>
-      <w:color w:val="4F81BD" w:themeColor="accent1"/>
+      <w:color w:val="000000"/>
     </w:rPr>
   </w:style>
   <w:style w:type="character" w:customStyle="1" w:styleId="Heading5Char">
@@ -2150,7 +2528,7 @@
     <w:rsid w:val="00FC693F"/>
     <w:rPr>
       <w:rFonts w:asciiTheme="majorHAnsi" w:eastAsiaTheme="majorEastAsia" w:hAnsiTheme="majorHAnsi" w:cstheme="majorBidi"/>
-      <w:color w:val="243F60" w:themeColor="accent1" w:themeShade="7F"/>
+      <w:color w:val="000000" w:themeShade="7F"/>
     </w:rPr>
   </w:style>
   <w:style w:type="character" w:customStyle="1" w:styleId="Heading6Char">
@@ -2164,7 +2542,7 @@
       <w:rFonts w:asciiTheme="majorHAnsi" w:eastAsiaTheme="majorEastAsia" w:hAnsiTheme="majorHAnsi" w:cstheme="majorBidi"/>
       <w:i/>
       <w:iCs/>
-      <w:color w:val="243F60" w:themeColor="accent1" w:themeShade="7F"/>
+      <w:color w:val="000000" w:themeShade="7F"/>
     </w:rPr>
   </w:style>
   <w:style w:type="character" w:customStyle="1" w:styleId="Heading7Char">
@@ -2178,7 +2556,7 @@
       <w:rFonts w:asciiTheme="majorHAnsi" w:eastAsiaTheme="majorEastAsia" w:hAnsiTheme="majorHAnsi" w:cstheme="majorBidi"/>
       <w:i/>
       <w:iCs/>
-      <w:color w:val="404040" w:themeColor="text1" w:themeTint="BF"/>
+      <w:color w:val="000000" w:themeTint="BF"/>
     </w:rPr>
   </w:style>
   <w:style w:type="character" w:customStyle="1" w:styleId="Heading8Char">
@@ -2190,7 +2568,7 @@
     <w:rsid w:val="00FC693F"/>
     <w:rPr>
       <w:rFonts w:asciiTheme="majorHAnsi" w:eastAsiaTheme="majorEastAsia" w:hAnsiTheme="majorHAnsi" w:cstheme="majorBidi"/>
-      <w:color w:val="4F81BD" w:themeColor="accent1"/>
+      <w:color w:val="000000"/>
       <w:sz w:val="20"/>
       <w:szCs w:val="20"/>
     </w:rPr>
@@ -2206,7 +2584,7 @@
       <w:rFonts w:asciiTheme="majorHAnsi" w:eastAsiaTheme="majorEastAsia" w:hAnsiTheme="majorHAnsi" w:cstheme="majorBidi"/>
       <w:i/>
       <w:iCs/>
-      <w:color w:val="404040" w:themeColor="text1" w:themeTint="BF"/>
+      <w:color w:val="000000" w:themeTint="BF"/>
       <w:sz w:val="20"/>
       <w:szCs w:val="20"/>
     </w:rPr>
@@ -2226,7 +2604,7 @@
     <w:rPr>
       <w:b/>
       <w:bCs/>
-      <w:color w:val="4F81BD" w:themeColor="accent1"/>
+      <w:color w:val="000000"/>
       <w:sz w:val="18"/>
       <w:szCs w:val="18"/>
     </w:rPr>
@@ -2273,7 +2651,7 @@
       <w:bCs/>
       <w:i/>
       <w:iCs/>
-      <w:color w:val="4F81BD" w:themeColor="accent1"/>
+      <w:color w:val="000000"/>
     </w:rPr>
   </w:style>
   <w:style w:type="character" w:customStyle="1" w:styleId="IntenseQuoteChar">
@@ -2287,7 +2665,7 @@
       <w:bCs/>
       <w:i/>
       <w:iCs/>
-      <w:color w:val="4F81BD" w:themeColor="accent1"/>
+      <w:color w:val="000000"/>
     </w:rPr>
   </w:style>
   <w:style w:type="character" w:styleId="SubtleEmphasis">
@@ -2299,7 +2677,7 @@
     <w:rPr>
       <w:i/>
       <w:iCs/>
-      <w:color w:val="808080" w:themeColor="text1" w:themeTint="7F"/>
+      <w:color w:val="000000" w:themeTint="7F"/>
     </w:rPr>
   </w:style>
   <w:style w:type="character" w:styleId="IntenseEmphasis">
@@ -2313,7 +2691,7 @@
       <w:bCs/>
       <w:i/>
       <w:iCs/>
-      <w:color w:val="4F81BD" w:themeColor="accent1"/>
+      <w:color w:val="000000"/>
     </w:rPr>
   </w:style>
   <w:style w:type="character" w:styleId="SubtleReference">
@@ -2324,7 +2702,7 @@
     <w:rsid w:val="00FC693F"/>
     <w:rPr>
       <w:smallCaps/>
-      <w:color w:val="C0504D" w:themeColor="accent2"/>
+      <w:color w:val="000000"/>
       <w:u w:val="single"/>
     </w:rPr>
   </w:style>
@@ -2338,7 +2716,7 @@
       <w:b/>
       <w:bCs/>
       <w:smallCaps/>
-      <w:color w:val="C0504D" w:themeColor="accent2"/>
+      <w:color w:val="000000"/>
       <w:spacing w:val="5"/>
       <w:u w:val="single"/>
     </w:rPr>
@@ -2404,7 +2782,7 @@
       <w:spacing w:after="0" w:line="240" w:lineRule="auto"/>
     </w:pPr>
     <w:rPr>
-      <w:color w:val="000000" w:themeColor="text1" w:themeShade="BF"/>
+      <w:color w:val="000000" w:themeShade="BF"/>
     </w:rPr>
     <w:tblPr>
       <w:tblStyleRowBandSize w:val="1"/>
@@ -2482,7 +2860,6 @@
           <w:insideH w:val="nil"/>
           <w:insideV w:val="nil"/>
         </w:tcBorders>
-        <w:shd w:val="clear" w:color="auto" w:fill="C0C0C0" w:themeFill="text1" w:themeFillTint="3F"/>
       </w:tcPr>
     </w:tblStylePr>
     <w:tblStylePr w:type="band1Horz">
@@ -2494,7 +2871,6 @@
           <w:insideH w:val="nil"/>
           <w:insideV w:val="nil"/>
         </w:tcBorders>
-        <w:shd w:val="clear" w:color="auto" w:fill="C0C0C0" w:themeFill="text1" w:themeFillTint="3F"/>
       </w:tcPr>
     </w:tblStylePr>
   </w:style>
@@ -2507,7 +2883,7 @@
       <w:spacing w:after="0" w:line="240" w:lineRule="auto"/>
     </w:pPr>
     <w:rPr>
-      <w:color w:val="365F91" w:themeColor="accent1" w:themeShade="BF"/>
+      <w:color w:val="000000" w:themeShade="BF"/>
     </w:rPr>
     <w:tblPr>
       <w:tblStyleRowBandSize w:val="1"/>
@@ -2585,7 +2961,6 @@
           <w:insideH w:val="nil"/>
           <w:insideV w:val="nil"/>
         </w:tcBorders>
-        <w:shd w:val="clear" w:color="auto" w:fill="D3DFEE" w:themeFill="accent1" w:themeFillTint="3F"/>
       </w:tcPr>
     </w:tblStylePr>
     <w:tblStylePr w:type="band1Horz">
@@ -2597,7 +2972,6 @@
           <w:insideH w:val="nil"/>
           <w:insideV w:val="nil"/>
         </w:tcBorders>
-        <w:shd w:val="clear" w:color="auto" w:fill="D3DFEE" w:themeFill="accent1" w:themeFillTint="3F"/>
       </w:tcPr>
     </w:tblStylePr>
   </w:style>
@@ -2610,7 +2984,7 @@
       <w:spacing w:after="0" w:line="240" w:lineRule="auto"/>
     </w:pPr>
     <w:rPr>
-      <w:color w:val="943634" w:themeColor="accent2" w:themeShade="BF"/>
+      <w:color w:val="000000" w:themeShade="BF"/>
     </w:rPr>
     <w:tblPr>
       <w:tblStyleRowBandSize w:val="1"/>
@@ -2688,7 +3062,6 @@
           <w:insideH w:val="nil"/>
           <w:insideV w:val="nil"/>
         </w:tcBorders>
-        <w:shd w:val="clear" w:color="auto" w:fill="EFD3D2" w:themeFill="accent2" w:themeFillTint="3F"/>
       </w:tcPr>
     </w:tblStylePr>
     <w:tblStylePr w:type="band1Horz">
@@ -2700,7 +3073,6 @@
           <w:insideH w:val="nil"/>
           <w:insideV w:val="nil"/>
         </w:tcBorders>
-        <w:shd w:val="clear" w:color="auto" w:fill="EFD3D2" w:themeFill="accent2" w:themeFillTint="3F"/>
       </w:tcPr>
     </w:tblStylePr>
   </w:style>
@@ -2713,7 +3085,7 @@
       <w:spacing w:after="0" w:line="240" w:lineRule="auto"/>
     </w:pPr>
     <w:rPr>
-      <w:color w:val="76923C" w:themeColor="accent3" w:themeShade="BF"/>
+      <w:color w:val="000000" w:themeShade="BF"/>
     </w:rPr>
     <w:tblPr>
       <w:tblStyleRowBandSize w:val="1"/>
@@ -2791,7 +3163,6 @@
           <w:insideH w:val="nil"/>
           <w:insideV w:val="nil"/>
         </w:tcBorders>
-        <w:shd w:val="clear" w:color="auto" w:fill="E6EED5" w:themeFill="accent3" w:themeFillTint="3F"/>
       </w:tcPr>
     </w:tblStylePr>
     <w:tblStylePr w:type="band1Horz">
@@ -2803,7 +3174,6 @@
           <w:insideH w:val="nil"/>
           <w:insideV w:val="nil"/>
         </w:tcBorders>
-        <w:shd w:val="clear" w:color="auto" w:fill="E6EED5" w:themeFill="accent3" w:themeFillTint="3F"/>
       </w:tcPr>
     </w:tblStylePr>
   </w:style>
@@ -2816,7 +3186,7 @@
       <w:spacing w:after="0" w:line="240" w:lineRule="auto"/>
     </w:pPr>
     <w:rPr>
-      <w:color w:val="5F497A" w:themeColor="accent4" w:themeShade="BF"/>
+      <w:color w:val="000000" w:themeShade="BF"/>
     </w:rPr>
     <w:tblPr>
       <w:tblStyleRowBandSize w:val="1"/>
@@ -2894,7 +3264,6 @@
           <w:insideH w:val="nil"/>
           <w:insideV w:val="nil"/>
         </w:tcBorders>
-        <w:shd w:val="clear" w:color="auto" w:fill="DFD8E8" w:themeFill="accent4" w:themeFillTint="3F"/>
       </w:tcPr>
     </w:tblStylePr>
     <w:tblStylePr w:type="band1Horz">
@@ -2906,7 +3275,6 @@
           <w:insideH w:val="nil"/>
           <w:insideV w:val="nil"/>
         </w:tcBorders>
-        <w:shd w:val="clear" w:color="auto" w:fill="DFD8E8" w:themeFill="accent4" w:themeFillTint="3F"/>
       </w:tcPr>
     </w:tblStylePr>
   </w:style>
@@ -2919,7 +3287,7 @@
       <w:spacing w:after="0" w:line="240" w:lineRule="auto"/>
     </w:pPr>
     <w:rPr>
-      <w:color w:val="31849B" w:themeColor="accent5" w:themeShade="BF"/>
+      <w:color w:val="000000" w:themeShade="BF"/>
     </w:rPr>
     <w:tblPr>
       <w:tblStyleRowBandSize w:val="1"/>
@@ -2997,7 +3365,6 @@
           <w:insideH w:val="nil"/>
           <w:insideV w:val="nil"/>
         </w:tcBorders>
-        <w:shd w:val="clear" w:color="auto" w:fill="D2EAF1" w:themeFill="accent5" w:themeFillTint="3F"/>
       </w:tcPr>
     </w:tblStylePr>
     <w:tblStylePr w:type="band1Horz">
@@ -3009,7 +3376,6 @@
           <w:insideH w:val="nil"/>
           <w:insideV w:val="nil"/>
         </w:tcBorders>
-        <w:shd w:val="clear" w:color="auto" w:fill="D2EAF1" w:themeFill="accent5" w:themeFillTint="3F"/>
       </w:tcPr>
     </w:tblStylePr>
   </w:style>
@@ -3022,7 +3388,7 @@
       <w:spacing w:after="0" w:line="240" w:lineRule="auto"/>
     </w:pPr>
     <w:rPr>
-      <w:color w:val="E36C0A" w:themeColor="accent6" w:themeShade="BF"/>
+      <w:color w:val="000000" w:themeShade="BF"/>
     </w:rPr>
     <w:tblPr>
       <w:tblStyleRowBandSize w:val="1"/>
@@ -3100,7 +3466,6 @@
           <w:insideH w:val="nil"/>
           <w:insideV w:val="nil"/>
         </w:tcBorders>
-        <w:shd w:val="clear" w:color="auto" w:fill="FDE4D0" w:themeFill="accent6" w:themeFillTint="3F"/>
       </w:tcPr>
     </w:tblStylePr>
     <w:tblStylePr w:type="band1Horz">
@@ -3112,7 +3477,6 @@
           <w:insideH w:val="nil"/>
           <w:insideV w:val="nil"/>
         </w:tcBorders>
-        <w:shd w:val="clear" w:color="auto" w:fill="FDE4D0" w:themeFill="accent6" w:themeFillTint="3F"/>
       </w:tcPr>
     </w:tblStylePr>
   </w:style>
@@ -3148,12 +3512,10 @@
       <w:rPr>
         <w:b/>
         <w:bCs/>
-        <w:color w:val="FFFFFF" w:themeColor="background1"/>
-      </w:rPr>
-      <w:tblPr/>
-      <w:tcPr>
-        <w:shd w:val="clear" w:color="auto" w:fill="000000" w:themeFill="text1"/>
-      </w:tcPr>
+        <w:color w:val="000000"/>
+      </w:rPr>
+      <w:tblPr/>
+      <w:tcPr/>
     </w:tblStylePr>
     <w:tblStylePr w:type="lastRow">
       <w:pPr>
@@ -3240,12 +3602,10 @@
       <w:rPr>
         <w:b/>
         <w:bCs/>
-        <w:color w:val="FFFFFF" w:themeColor="background1"/>
-      </w:rPr>
-      <w:tblPr/>
-      <w:tcPr>
-        <w:shd w:val="clear" w:color="auto" w:fill="4F81BD" w:themeFill="accent1"/>
-      </w:tcPr>
+        <w:color w:val="000000"/>
+      </w:rPr>
+      <w:tblPr/>
+      <w:tcPr/>
     </w:tblStylePr>
     <w:tblStylePr w:type="lastRow">
       <w:pPr>
@@ -3332,12 +3692,10 @@
       <w:rPr>
         <w:b/>
         <w:bCs/>
-        <w:color w:val="FFFFFF" w:themeColor="background1"/>
-      </w:rPr>
-      <w:tblPr/>
-      <w:tcPr>
-        <w:shd w:val="clear" w:color="auto" w:fill="C0504D" w:themeFill="accent2"/>
-      </w:tcPr>
+        <w:color w:val="000000"/>
+      </w:rPr>
+      <w:tblPr/>
+      <w:tcPr/>
     </w:tblStylePr>
     <w:tblStylePr w:type="lastRow">
       <w:pPr>
@@ -3424,12 +3782,10 @@
       <w:rPr>
         <w:b/>
         <w:bCs/>
-        <w:color w:val="FFFFFF" w:themeColor="background1"/>
-      </w:rPr>
-      <w:tblPr/>
-      <w:tcPr>
-        <w:shd w:val="clear" w:color="auto" w:fill="9BBB59" w:themeFill="accent3"/>
-      </w:tcPr>
+        <w:color w:val="000000"/>
+      </w:rPr>
+      <w:tblPr/>
+      <w:tcPr/>
     </w:tblStylePr>
     <w:tblStylePr w:type="lastRow">
       <w:pPr>
@@ -3516,12 +3872,10 @@
       <w:rPr>
         <w:b/>
         <w:bCs/>
-        <w:color w:val="FFFFFF" w:themeColor="background1"/>
-      </w:rPr>
-      <w:tblPr/>
-      <w:tcPr>
-        <w:shd w:val="clear" w:color="auto" w:fill="8064A2" w:themeFill="accent4"/>
-      </w:tcPr>
+        <w:color w:val="000000"/>
+      </w:rPr>
+      <w:tblPr/>
+      <w:tcPr/>
     </w:tblStylePr>
     <w:tblStylePr w:type="lastRow">
       <w:pPr>
@@ -3608,12 +3962,10 @@
       <w:rPr>
         <w:b/>
         <w:bCs/>
-        <w:color w:val="FFFFFF" w:themeColor="background1"/>
-      </w:rPr>
-      <w:tblPr/>
-      <w:tcPr>
-        <w:shd w:val="clear" w:color="auto" w:fill="4BACC6" w:themeFill="accent5"/>
-      </w:tcPr>
+        <w:color w:val="000000"/>
+      </w:rPr>
+      <w:tblPr/>
+      <w:tcPr/>
     </w:tblStylePr>
     <w:tblStylePr w:type="lastRow">
       <w:pPr>
@@ -3700,12 +4052,10 @@
       <w:rPr>
         <w:b/>
         <w:bCs/>
-        <w:color w:val="FFFFFF" w:themeColor="background1"/>
-      </w:rPr>
-      <w:tblPr/>
-      <w:tcPr>
-        <w:shd w:val="clear" w:color="auto" w:fill="F79646" w:themeFill="accent6"/>
-      </w:tcPr>
+        <w:color w:val="000000"/>
+      </w:rPr>
+      <w:tblPr/>
+      <w:tcPr/>
     </w:tblStylePr>
     <w:tblStylePr w:type="lastRow">
       <w:pPr>
@@ -3861,7 +4211,6 @@
           <w:bottom w:val="single" w:sz="8" w:space="0" w:color="000000" w:themeColor="text1"/>
           <w:right w:val="single" w:sz="8" w:space="0" w:color="000000" w:themeColor="text1"/>
         </w:tcBorders>
-        <w:shd w:val="clear" w:color="auto" w:fill="C0C0C0" w:themeFill="text1" w:themeFillTint="3F"/>
       </w:tcPr>
     </w:tblStylePr>
     <w:tblStylePr w:type="band1Horz">
@@ -3874,7 +4223,6 @@
           <w:right w:val="single" w:sz="8" w:space="0" w:color="000000" w:themeColor="text1"/>
           <w:insideV w:val="single" w:sz="8" w:space="0" w:color="000000" w:themeColor="text1"/>
         </w:tcBorders>
-        <w:shd w:val="clear" w:color="auto" w:fill="C0C0C0" w:themeFill="text1" w:themeFillTint="3F"/>
       </w:tcPr>
     </w:tblStylePr>
     <w:tblStylePr w:type="band2Horz">
@@ -3991,7 +4339,6 @@
           <w:bottom w:val="single" w:sz="8" w:space="0" w:color="4F81BD" w:themeColor="accent1"/>
           <w:right w:val="single" w:sz="8" w:space="0" w:color="4F81BD" w:themeColor="accent1"/>
         </w:tcBorders>
-        <w:shd w:val="clear" w:color="auto" w:fill="D3DFEE" w:themeFill="accent1" w:themeFillTint="3F"/>
       </w:tcPr>
     </w:tblStylePr>
     <w:tblStylePr w:type="band1Horz">
@@ -4004,7 +4351,6 @@
           <w:right w:val="single" w:sz="8" w:space="0" w:color="4F81BD" w:themeColor="accent1"/>
           <w:insideV w:val="single" w:sz="8" w:space="0" w:color="4F81BD" w:themeColor="accent1"/>
         </w:tcBorders>
-        <w:shd w:val="clear" w:color="auto" w:fill="D3DFEE" w:themeFill="accent1" w:themeFillTint="3F"/>
       </w:tcPr>
     </w:tblStylePr>
     <w:tblStylePr w:type="band2Horz">
@@ -4121,7 +4467,6 @@
           <w:bottom w:val="single" w:sz="8" w:space="0" w:color="C0504D" w:themeColor="accent2"/>
           <w:right w:val="single" w:sz="8" w:space="0" w:color="C0504D" w:themeColor="accent2"/>
         </w:tcBorders>
-        <w:shd w:val="clear" w:color="auto" w:fill="EFD3D2" w:themeFill="accent2" w:themeFillTint="3F"/>
       </w:tcPr>
     </w:tblStylePr>
     <w:tblStylePr w:type="band1Horz">
@@ -4134,7 +4479,6 @@
           <w:right w:val="single" w:sz="8" w:space="0" w:color="C0504D" w:themeColor="accent2"/>
           <w:insideV w:val="single" w:sz="8" w:space="0" w:color="C0504D" w:themeColor="accent2"/>
         </w:tcBorders>
-        <w:shd w:val="clear" w:color="auto" w:fill="EFD3D2" w:themeFill="accent2" w:themeFillTint="3F"/>
       </w:tcPr>
     </w:tblStylePr>
     <w:tblStylePr w:type="band2Horz">
@@ -4251,7 +4595,6 @@
           <w:bottom w:val="single" w:sz="8" w:space="0" w:color="9BBB59" w:themeColor="accent3"/>
           <w:right w:val="single" w:sz="8" w:space="0" w:color="9BBB59" w:themeColor="accent3"/>
         </w:tcBorders>
-        <w:shd w:val="clear" w:color="auto" w:fill="E6EED5" w:themeFill="accent3" w:themeFillTint="3F"/>
       </w:tcPr>
     </w:tblStylePr>
     <w:tblStylePr w:type="band1Horz">
@@ -4264,7 +4607,6 @@
           <w:right w:val="single" w:sz="8" w:space="0" w:color="9BBB59" w:themeColor="accent3"/>
           <w:insideV w:val="single" w:sz="8" w:space="0" w:color="9BBB59" w:themeColor="accent3"/>
         </w:tcBorders>
-        <w:shd w:val="clear" w:color="auto" w:fill="E6EED5" w:themeFill="accent3" w:themeFillTint="3F"/>
       </w:tcPr>
     </w:tblStylePr>
     <w:tblStylePr w:type="band2Horz">
@@ -4381,7 +4723,6 @@
           <w:bottom w:val="single" w:sz="8" w:space="0" w:color="8064A2" w:themeColor="accent4"/>
           <w:right w:val="single" w:sz="8" w:space="0" w:color="8064A2" w:themeColor="accent4"/>
         </w:tcBorders>
-        <w:shd w:val="clear" w:color="auto" w:fill="DFD8E8" w:themeFill="accent4" w:themeFillTint="3F"/>
       </w:tcPr>
     </w:tblStylePr>
     <w:tblStylePr w:type="band1Horz">
@@ -4394,7 +4735,6 @@
           <w:right w:val="single" w:sz="8" w:space="0" w:color="8064A2" w:themeColor="accent4"/>
           <w:insideV w:val="single" w:sz="8" w:space="0" w:color="8064A2" w:themeColor="accent4"/>
         </w:tcBorders>
-        <w:shd w:val="clear" w:color="auto" w:fill="DFD8E8" w:themeFill="accent4" w:themeFillTint="3F"/>
       </w:tcPr>
     </w:tblStylePr>
     <w:tblStylePr w:type="band2Horz">
@@ -4511,7 +4851,6 @@
           <w:bottom w:val="single" w:sz="8" w:space="0" w:color="4BACC6" w:themeColor="accent5"/>
           <w:right w:val="single" w:sz="8" w:space="0" w:color="4BACC6" w:themeColor="accent5"/>
         </w:tcBorders>
-        <w:shd w:val="clear" w:color="auto" w:fill="D2EAF1" w:themeFill="accent5" w:themeFillTint="3F"/>
       </w:tcPr>
     </w:tblStylePr>
     <w:tblStylePr w:type="band1Horz">
@@ -4524,7 +4863,6 @@
           <w:right w:val="single" w:sz="8" w:space="0" w:color="4BACC6" w:themeColor="accent5"/>
           <w:insideV w:val="single" w:sz="8" w:space="0" w:color="4BACC6" w:themeColor="accent5"/>
         </w:tcBorders>
-        <w:shd w:val="clear" w:color="auto" w:fill="D2EAF1" w:themeFill="accent5" w:themeFillTint="3F"/>
       </w:tcPr>
     </w:tblStylePr>
     <w:tblStylePr w:type="band2Horz">
@@ -4641,7 +4979,6 @@
           <w:bottom w:val="single" w:sz="8" w:space="0" w:color="F79646" w:themeColor="accent6"/>
           <w:right w:val="single" w:sz="8" w:space="0" w:color="F79646" w:themeColor="accent6"/>
         </w:tcBorders>
-        <w:shd w:val="clear" w:color="auto" w:fill="FDE4D0" w:themeFill="accent6" w:themeFillTint="3F"/>
       </w:tcPr>
     </w:tblStylePr>
     <w:tblStylePr w:type="band1Horz">
@@ -4654,7 +4991,6 @@
           <w:right w:val="single" w:sz="8" w:space="0" w:color="F79646" w:themeColor="accent6"/>
           <w:insideV w:val="single" w:sz="8" w:space="0" w:color="F79646" w:themeColor="accent6"/>
         </w:tcBorders>
-        <w:shd w:val="clear" w:color="auto" w:fill="FDE4D0" w:themeFill="accent6" w:themeFillTint="3F"/>
       </w:tcPr>
     </w:tblStylePr>
     <w:tblStylePr w:type="band2Horz">
@@ -4703,7 +5039,7 @@
       <w:rPr>
         <w:b/>
         <w:bCs/>
-        <w:color w:val="FFFFFF" w:themeColor="background1"/>
+        <w:color w:val="000000"/>
       </w:rPr>
       <w:tblPr/>
       <w:tcPr>
@@ -4715,7 +5051,6 @@
           <w:insideH w:val="nil"/>
           <w:insideV w:val="nil"/>
         </w:tcBorders>
-        <w:shd w:val="clear" w:color="auto" w:fill="000000" w:themeFill="text1"/>
       </w:tcPr>
     </w:tblStylePr>
     <w:tblStylePr w:type="lastRow">
@@ -4752,9 +5087,7 @@
     </w:tblStylePr>
     <w:tblStylePr w:type="band1Vert">
       <w:tblPr/>
-      <w:tcPr>
-        <w:shd w:val="clear" w:color="auto" w:fill="C0C0C0" w:themeFill="text1" w:themeFillTint="3F"/>
-      </w:tcPr>
+      <w:tcPr/>
     </w:tblStylePr>
     <w:tblStylePr w:type="band1Horz">
       <w:tblPr/>
@@ -4763,7 +5096,6 @@
           <w:insideH w:val="nil"/>
           <w:insideV w:val="nil"/>
         </w:tcBorders>
-        <w:shd w:val="clear" w:color="auto" w:fill="C0C0C0" w:themeFill="text1" w:themeFillTint="3F"/>
       </w:tcPr>
     </w:tblStylePr>
     <w:tblStylePr w:type="band2Horz">
@@ -4809,7 +5141,7 @@
       <w:rPr>
         <w:b/>
         <w:bCs/>
-        <w:color w:val="FFFFFF" w:themeColor="background1"/>
+        <w:color w:val="000000"/>
       </w:rPr>
       <w:tblPr/>
       <w:tcPr>
@@ -4821,7 +5153,6 @@
           <w:insideH w:val="nil"/>
           <w:insideV w:val="nil"/>
         </w:tcBorders>
-        <w:shd w:val="clear" w:color="auto" w:fill="4F81BD" w:themeFill="accent1"/>
       </w:tcPr>
     </w:tblStylePr>
     <w:tblStylePr w:type="lastRow">
@@ -4858,9 +5189,7 @@
     </w:tblStylePr>
     <w:tblStylePr w:type="band1Vert">
       <w:tblPr/>
-      <w:tcPr>
-        <w:shd w:val="clear" w:color="auto" w:fill="D3DFEE" w:themeFill="accent1" w:themeFillTint="3F"/>
-      </w:tcPr>
+      <w:tcPr/>
     </w:tblStylePr>
     <w:tblStylePr w:type="band1Horz">
       <w:tblPr/>
@@ -4869,7 +5198,6 @@
           <w:insideH w:val="nil"/>
           <w:insideV w:val="nil"/>
         </w:tcBorders>
-        <w:shd w:val="clear" w:color="auto" w:fill="D3DFEE" w:themeFill="accent1" w:themeFillTint="3F"/>
       </w:tcPr>
     </w:tblStylePr>
     <w:tblStylePr w:type="band2Horz">
@@ -4915,7 +5243,7 @@
       <w:rPr>
         <w:b/>
         <w:bCs/>
-        <w:color w:val="FFFFFF" w:themeColor="background1"/>
+        <w:color w:val="000000"/>
       </w:rPr>
       <w:tblPr/>
       <w:tcPr>
@@ -4927,7 +5255,6 @@
           <w:insideH w:val="nil"/>
           <w:insideV w:val="nil"/>
         </w:tcBorders>
-        <w:shd w:val="clear" w:color="auto" w:fill="C0504D" w:themeFill="accent2"/>
       </w:tcPr>
     </w:tblStylePr>
     <w:tblStylePr w:type="lastRow">
@@ -4964,9 +5291,7 @@
     </w:tblStylePr>
     <w:tblStylePr w:type="band1Vert">
       <w:tblPr/>
-      <w:tcPr>
-        <w:shd w:val="clear" w:color="auto" w:fill="EFD3D2" w:themeFill="accent2" w:themeFillTint="3F"/>
-      </w:tcPr>
+      <w:tcPr/>
     </w:tblStylePr>
     <w:tblStylePr w:type="band1Horz">
       <w:tblPr/>
@@ -4975,7 +5300,6 @@
           <w:insideH w:val="nil"/>
           <w:insideV w:val="nil"/>
         </w:tcBorders>
-        <w:shd w:val="clear" w:color="auto" w:fill="EFD3D2" w:themeFill="accent2" w:themeFillTint="3F"/>
       </w:tcPr>
     </w:tblStylePr>
     <w:tblStylePr w:type="band2Horz">
@@ -5021,7 +5345,7 @@
       <w:rPr>
         <w:b/>
         <w:bCs/>
-        <w:color w:val="FFFFFF" w:themeColor="background1"/>
+        <w:color w:val="000000"/>
       </w:rPr>
       <w:tblPr/>
       <w:tcPr>
@@ -5033,7 +5357,6 @@
           <w:insideH w:val="nil"/>
           <w:insideV w:val="nil"/>
         </w:tcBorders>
-        <w:shd w:val="clear" w:color="auto" w:fill="9BBB59" w:themeFill="accent3"/>
       </w:tcPr>
     </w:tblStylePr>
     <w:tblStylePr w:type="lastRow">
@@ -5070,9 +5393,7 @@
     </w:tblStylePr>
     <w:tblStylePr w:type="band1Vert">
       <w:tblPr/>
-      <w:tcPr>
-        <w:shd w:val="clear" w:color="auto" w:fill="E6EED5" w:themeFill="accent3" w:themeFillTint="3F"/>
-      </w:tcPr>
+      <w:tcPr/>
     </w:tblStylePr>
     <w:tblStylePr w:type="band1Horz">
       <w:tblPr/>
@@ -5081,7 +5402,6 @@
           <w:insideH w:val="nil"/>
           <w:insideV w:val="nil"/>
         </w:tcBorders>
-        <w:shd w:val="clear" w:color="auto" w:fill="E6EED5" w:themeFill="accent3" w:themeFillTint="3F"/>
       </w:tcPr>
     </w:tblStylePr>
     <w:tblStylePr w:type="band2Horz">
@@ -5127,7 +5447,7 @@
       <w:rPr>
         <w:b/>
         <w:bCs/>
-        <w:color w:val="FFFFFF" w:themeColor="background1"/>
+        <w:color w:val="000000"/>
       </w:rPr>
       <w:tblPr/>
       <w:tcPr>
@@ -5139,7 +5459,6 @@
           <w:insideH w:val="nil"/>
           <w:insideV w:val="nil"/>
         </w:tcBorders>
-        <w:shd w:val="clear" w:color="auto" w:fill="8064A2" w:themeFill="accent4"/>
       </w:tcPr>
     </w:tblStylePr>
     <w:tblStylePr w:type="lastRow">
@@ -5176,9 +5495,7 @@
     </w:tblStylePr>
     <w:tblStylePr w:type="band1Vert">
       <w:tblPr/>
-      <w:tcPr>
-        <w:shd w:val="clear" w:color="auto" w:fill="DFD8E8" w:themeFill="accent4" w:themeFillTint="3F"/>
-      </w:tcPr>
+      <w:tcPr/>
     </w:tblStylePr>
     <w:tblStylePr w:type="band1Horz">
       <w:tblPr/>
@@ -5187,7 +5504,6 @@
           <w:insideH w:val="nil"/>
           <w:insideV w:val="nil"/>
         </w:tcBorders>
-        <w:shd w:val="clear" w:color="auto" w:fill="DFD8E8" w:themeFill="accent4" w:themeFillTint="3F"/>
       </w:tcPr>
     </w:tblStylePr>
     <w:tblStylePr w:type="band2Horz">
@@ -5233,7 +5549,7 @@
       <w:rPr>
         <w:b/>
         <w:bCs/>
-        <w:color w:val="FFFFFF" w:themeColor="background1"/>
+        <w:color w:val="000000"/>
       </w:rPr>
       <w:tblPr/>
       <w:tcPr>
@@ -5245,7 +5561,6 @@
           <w:insideH w:val="nil"/>
           <w:insideV w:val="nil"/>
         </w:tcBorders>
-        <w:shd w:val="clear" w:color="auto" w:fill="4BACC6" w:themeFill="accent5"/>
       </w:tcPr>
     </w:tblStylePr>
     <w:tblStylePr w:type="lastRow">
@@ -5282,9 +5597,7 @@
     </w:tblStylePr>
     <w:tblStylePr w:type="band1Vert">
       <w:tblPr/>
-      <w:tcPr>
-        <w:shd w:val="clear" w:color="auto" w:fill="D2EAF1" w:themeFill="accent5" w:themeFillTint="3F"/>
-      </w:tcPr>
+      <w:tcPr/>
     </w:tblStylePr>
     <w:tblStylePr w:type="band1Horz">
       <w:tblPr/>
@@ -5293,7 +5606,6 @@
           <w:insideH w:val="nil"/>
           <w:insideV w:val="nil"/>
         </w:tcBorders>
-        <w:shd w:val="clear" w:color="auto" w:fill="D2EAF1" w:themeFill="accent5" w:themeFillTint="3F"/>
       </w:tcPr>
     </w:tblStylePr>
     <w:tblStylePr w:type="band2Horz">
@@ -5339,7 +5651,7 @@
       <w:rPr>
         <w:b/>
         <w:bCs/>
-        <w:color w:val="FFFFFF" w:themeColor="background1"/>
+        <w:color w:val="000000"/>
       </w:rPr>
       <w:tblPr/>
       <w:tcPr>
@@ -5351,7 +5663,6 @@
           <w:insideH w:val="nil"/>
           <w:insideV w:val="nil"/>
         </w:tcBorders>
-        <w:shd w:val="clear" w:color="auto" w:fill="F79646" w:themeFill="accent6"/>
       </w:tcPr>
     </w:tblStylePr>
     <w:tblStylePr w:type="lastRow">
@@ -5388,9 +5699,7 @@
     </w:tblStylePr>
     <w:tblStylePr w:type="band1Vert">
       <w:tblPr/>
-      <w:tcPr>
-        <w:shd w:val="clear" w:color="auto" w:fill="FDE4D0" w:themeFill="accent6" w:themeFillTint="3F"/>
-      </w:tcPr>
+      <w:tcPr/>
     </w:tblStylePr>
     <w:tblStylePr w:type="band1Horz">
       <w:tblPr/>
@@ -5399,7 +5708,6 @@
           <w:insideH w:val="nil"/>
           <w:insideV w:val="nil"/>
         </w:tcBorders>
-        <w:shd w:val="clear" w:color="auto" w:fill="FDE4D0" w:themeFill="accent6" w:themeFillTint="3F"/>
       </w:tcPr>
     </w:tblStylePr>
     <w:tblStylePr w:type="band2Horz">
@@ -5442,7 +5750,7 @@
       <w:rPr>
         <w:b/>
         <w:bCs/>
-        <w:color w:val="FFFFFF" w:themeColor="background1"/>
+        <w:color w:val="000000"/>
       </w:rPr>
       <w:tblPr/>
       <w:tcPr>
@@ -5454,7 +5762,6 @@
           <w:insideH w:val="nil"/>
           <w:insideV w:val="nil"/>
         </w:tcBorders>
-        <w:shd w:val="clear" w:color="auto" w:fill="000000" w:themeFill="text1"/>
       </w:tcPr>
     </w:tblStylePr>
     <w:tblStylePr w:type="lastRow">
@@ -5462,7 +5769,7 @@
         <w:spacing w:before="0" w:after="0" w:line="240" w:lineRule="auto"/>
       </w:pPr>
       <w:rPr>
-        <w:color w:val="auto"/>
+        <w:color w:val="000000"/>
       </w:rPr>
       <w:tblPr/>
       <w:tcPr>
@@ -5474,14 +5781,13 @@
           <w:insideH w:val="nil"/>
           <w:insideV w:val="nil"/>
         </w:tcBorders>
-        <w:shd w:val="clear" w:color="auto" w:fill="FFFFFF" w:themeFill="background1"/>
       </w:tcPr>
     </w:tblStylePr>
     <w:tblStylePr w:type="firstCol">
       <w:rPr>
         <w:b/>
         <w:bCs/>
-        <w:color w:val="FFFFFF" w:themeColor="background1"/>
+        <w:color w:val="000000"/>
       </w:rPr>
       <w:tblPr/>
       <w:tcPr>
@@ -5493,24 +5799,22 @@
           <w:insideH w:val="nil"/>
           <w:insideV w:val="nil"/>
         </w:tcBorders>
-        <w:shd w:val="clear" w:color="auto" w:fill="000000" w:themeFill="text1"/>
       </w:tcPr>
     </w:tblStylePr>
     <w:tblStylePr w:type="lastCol">
       <w:rPr>
         <w:b/>
         <w:bCs/>
-        <w:color w:val="FFFFFF" w:themeColor="background1"/>
-      </w:rPr>
-      <w:tblPr/>
-      <w:tcPr>
-        <w:tcBorders>
-          <w:left w:val="nil"/>
-          <w:right w:val="nil"/>
-          <w:insideH w:val="nil"/>
-          <w:insideV w:val="nil"/>
-        </w:tcBorders>
-        <w:shd w:val="clear" w:color="auto" w:fill="000000" w:themeFill="text1"/>
+        <w:color w:val="000000"/>
+      </w:rPr>
+      <w:tblPr/>
+      <w:tcPr>
+        <w:tcBorders>
+          <w:left w:val="nil"/>
+          <w:right w:val="nil"/>
+          <w:insideH w:val="nil"/>
+          <w:insideV w:val="nil"/>
+        </w:tcBorders>
       </w:tcPr>
     </w:tblStylePr>
     <w:tblStylePr w:type="band1Vert">
@@ -5522,14 +5826,11 @@
           <w:insideH w:val="nil"/>
           <w:insideV w:val="nil"/>
         </w:tcBorders>
-        <w:shd w:val="clear" w:color="auto" w:fill="D8D8D8" w:themeFill="background1" w:themeFillShade="D8"/>
       </w:tcPr>
     </w:tblStylePr>
     <w:tblStylePr w:type="band1Horz">
       <w:tblPr/>
-      <w:tcPr>
-        <w:shd w:val="clear" w:color="auto" w:fill="D8D8D8" w:themeFill="background1" w:themeFillShade="D8"/>
-      </w:tcPr>
+      <w:tcPr/>
     </w:tblStylePr>
     <w:tblStylePr w:type="neCell">
       <w:tblPr/>
@@ -5546,7 +5847,7 @@
     </w:tblStylePr>
     <w:tblStylePr w:type="nwCell">
       <w:rPr>
-        <w:color w:val="FFFFFF" w:themeColor="background1"/>
+        <w:color w:val="000000"/>
       </w:rPr>
       <w:tblPr/>
       <w:tcPr>
@@ -5591,7 +5892,7 @@
       <w:rPr>
         <w:b/>
         <w:bCs/>
-        <w:color w:val="FFFFFF" w:themeColor="background1"/>
+        <w:color w:val="000000"/>
       </w:rPr>
       <w:tblPr/>
       <w:tcPr>
@@ -5603,7 +5904,6 @@
           <w:insideH w:val="nil"/>
           <w:insideV w:val="nil"/>
         </w:tcBorders>
-        <w:shd w:val="clear" w:color="auto" w:fill="4F81BD" w:themeFill="accent1"/>
       </w:tcPr>
     </w:tblStylePr>
     <w:tblStylePr w:type="lastRow">
@@ -5611,7 +5911,7 @@
         <w:spacing w:before="0" w:after="0" w:line="240" w:lineRule="auto"/>
       </w:pPr>
       <w:rPr>
-        <w:color w:val="auto"/>
+        <w:color w:val="000000"/>
       </w:rPr>
       <w:tblPr/>
       <w:tcPr>
@@ -5623,14 +5923,13 @@
           <w:insideH w:val="nil"/>
           <w:insideV w:val="nil"/>
         </w:tcBorders>
-        <w:shd w:val="clear" w:color="auto" w:fill="FFFFFF" w:themeFill="background1"/>
       </w:tcPr>
     </w:tblStylePr>
     <w:tblStylePr w:type="firstCol">
       <w:rPr>
         <w:b/>
         <w:bCs/>
-        <w:color w:val="FFFFFF" w:themeColor="background1"/>
+        <w:color w:val="000000"/>
       </w:rPr>
       <w:tblPr/>
       <w:tcPr>
@@ -5642,24 +5941,22 @@
           <w:insideH w:val="nil"/>
           <w:insideV w:val="nil"/>
         </w:tcBorders>
-        <w:shd w:val="clear" w:color="auto" w:fill="4F81BD" w:themeFill="accent1"/>
       </w:tcPr>
     </w:tblStylePr>
     <w:tblStylePr w:type="lastCol">
       <w:rPr>
         <w:b/>
         <w:bCs/>
-        <w:color w:val="FFFFFF" w:themeColor="background1"/>
-      </w:rPr>
-      <w:tblPr/>
-      <w:tcPr>
-        <w:tcBorders>
-          <w:left w:val="nil"/>
-          <w:right w:val="nil"/>
-          <w:insideH w:val="nil"/>
-          <w:insideV w:val="nil"/>
-        </w:tcBorders>
-        <w:shd w:val="clear" w:color="auto" w:fill="4F81BD" w:themeFill="accent1"/>
+        <w:color w:val="000000"/>
+      </w:rPr>
+      <w:tblPr/>
+      <w:tcPr>
+        <w:tcBorders>
+          <w:left w:val="nil"/>
+          <w:right w:val="nil"/>
+          <w:insideH w:val="nil"/>
+          <w:insideV w:val="nil"/>
+        </w:tcBorders>
       </w:tcPr>
     </w:tblStylePr>
     <w:tblStylePr w:type="band1Vert">
@@ -5671,14 +5968,11 @@
           <w:insideH w:val="nil"/>
           <w:insideV w:val="nil"/>
         </w:tcBorders>
-        <w:shd w:val="clear" w:color="auto" w:fill="D8D8D8" w:themeFill="background1" w:themeFillShade="D8"/>
       </w:tcPr>
     </w:tblStylePr>
     <w:tblStylePr w:type="band1Horz">
       <w:tblPr/>
-      <w:tcPr>
-        <w:shd w:val="clear" w:color="auto" w:fill="D8D8D8" w:themeFill="background1" w:themeFillShade="D8"/>
-      </w:tcPr>
+      <w:tcPr/>
     </w:tblStylePr>
     <w:tblStylePr w:type="neCell">
       <w:tblPr/>
@@ -5695,7 +5989,7 @@
     </w:tblStylePr>
     <w:tblStylePr w:type="nwCell">
       <w:rPr>
-        <w:color w:val="FFFFFF" w:themeColor="background1"/>
+        <w:color w:val="000000"/>
       </w:rPr>
       <w:tblPr/>
       <w:tcPr>
@@ -5740,7 +6034,7 @@
       <w:rPr>
         <w:b/>
         <w:bCs/>
-        <w:color w:val="FFFFFF" w:themeColor="background1"/>
+        <w:color w:val="000000"/>
       </w:rPr>
       <w:tblPr/>
       <w:tcPr>
@@ -5752,7 +6046,6 @@
           <w:insideH w:val="nil"/>
           <w:insideV w:val="nil"/>
         </w:tcBorders>
-        <w:shd w:val="clear" w:color="auto" w:fill="C0504D" w:themeFill="accent2"/>
       </w:tcPr>
     </w:tblStylePr>
     <w:tblStylePr w:type="lastRow">
@@ -5760,7 +6053,7 @@
         <w:spacing w:before="0" w:after="0" w:line="240" w:lineRule="auto"/>
       </w:pPr>
       <w:rPr>
-        <w:color w:val="auto"/>
+        <w:color w:val="000000"/>
       </w:rPr>
       <w:tblPr/>
       <w:tcPr>
@@ -5772,14 +6065,13 @@
           <w:insideH w:val="nil"/>
           <w:insideV w:val="nil"/>
         </w:tcBorders>
-        <w:shd w:val="clear" w:color="auto" w:fill="FFFFFF" w:themeFill="background1"/>
       </w:tcPr>
     </w:tblStylePr>
     <w:tblStylePr w:type="firstCol">
       <w:rPr>
         <w:b/>
         <w:bCs/>
-        <w:color w:val="FFFFFF" w:themeColor="background1"/>
+        <w:color w:val="000000"/>
       </w:rPr>
       <w:tblPr/>
       <w:tcPr>
@@ -5791,24 +6083,22 @@
           <w:insideH w:val="nil"/>
           <w:insideV w:val="nil"/>
         </w:tcBorders>
-        <w:shd w:val="clear" w:color="auto" w:fill="C0504D" w:themeFill="accent2"/>
       </w:tcPr>
     </w:tblStylePr>
     <w:tblStylePr w:type="lastCol">
       <w:rPr>
         <w:b/>
         <w:bCs/>
-        <w:color w:val="FFFFFF" w:themeColor="background1"/>
-      </w:rPr>
-      <w:tblPr/>
-      <w:tcPr>
-        <w:tcBorders>
-          <w:left w:val="nil"/>
-          <w:right w:val="nil"/>
-          <w:insideH w:val="nil"/>
-          <w:insideV w:val="nil"/>
-        </w:tcBorders>
-        <w:shd w:val="clear" w:color="auto" w:fill="C0504D" w:themeFill="accent2"/>
+        <w:color w:val="000000"/>
+      </w:rPr>
+      <w:tblPr/>
+      <w:tcPr>
+        <w:tcBorders>
+          <w:left w:val="nil"/>
+          <w:right w:val="nil"/>
+          <w:insideH w:val="nil"/>
+          <w:insideV w:val="nil"/>
+        </w:tcBorders>
       </w:tcPr>
     </w:tblStylePr>
     <w:tblStylePr w:type="band1Vert">
@@ -5820,14 +6110,11 @@
           <w:insideH w:val="nil"/>
           <w:insideV w:val="nil"/>
         </w:tcBorders>
-        <w:shd w:val="clear" w:color="auto" w:fill="D8D8D8" w:themeFill="background1" w:themeFillShade="D8"/>
       </w:tcPr>
     </w:tblStylePr>
     <w:tblStylePr w:type="band1Horz">
       <w:tblPr/>
-      <w:tcPr>
-        <w:shd w:val="clear" w:color="auto" w:fill="D8D8D8" w:themeFill="background1" w:themeFillShade="D8"/>
-      </w:tcPr>
+      <w:tcPr/>
     </w:tblStylePr>
     <w:tblStylePr w:type="neCell">
       <w:tblPr/>
@@ -5844,7 +6131,7 @@
     </w:tblStylePr>
     <w:tblStylePr w:type="nwCell">
       <w:rPr>
-        <w:color w:val="FFFFFF" w:themeColor="background1"/>
+        <w:color w:val="000000"/>
       </w:rPr>
       <w:tblPr/>
       <w:tcPr>
@@ -5889,7 +6176,7 @@
       <w:rPr>
         <w:b/>
         <w:bCs/>
-        <w:color w:val="FFFFFF" w:themeColor="background1"/>
+        <w:color w:val="000000"/>
       </w:rPr>
       <w:tblPr/>
       <w:tcPr>
@@ -5901,7 +6188,6 @@
           <w:insideH w:val="nil"/>
           <w:insideV w:val="nil"/>
         </w:tcBorders>
-        <w:shd w:val="clear" w:color="auto" w:fill="9BBB59" w:themeFill="accent3"/>
       </w:tcPr>
     </w:tblStylePr>
     <w:tblStylePr w:type="lastRow">
@@ -5909,7 +6195,7 @@
         <w:spacing w:before="0" w:after="0" w:line="240" w:lineRule="auto"/>
       </w:pPr>
       <w:rPr>
-        <w:color w:val="auto"/>
+        <w:color w:val="000000"/>
       </w:rPr>
       <w:tblPr/>
       <w:tcPr>
@@ -5921,14 +6207,13 @@
           <w:insideH w:val="nil"/>
           <w:insideV w:val="nil"/>
         </w:tcBorders>
-        <w:shd w:val="clear" w:color="auto" w:fill="FFFFFF" w:themeFill="background1"/>
       </w:tcPr>
     </w:tblStylePr>
     <w:tblStylePr w:type="firstCol">
       <w:rPr>
         <w:b/>
         <w:bCs/>
-        <w:color w:val="FFFFFF" w:themeColor="background1"/>
+        <w:color w:val="000000"/>
       </w:rPr>
       <w:tblPr/>
       <w:tcPr>
@@ -5940,24 +6225,22 @@
           <w:insideH w:val="nil"/>
           <w:insideV w:val="nil"/>
         </w:tcBorders>
-        <w:shd w:val="clear" w:color="auto" w:fill="9BBB59" w:themeFill="accent3"/>
       </w:tcPr>
     </w:tblStylePr>
     <w:tblStylePr w:type="lastCol">
       <w:rPr>
         <w:b/>
         <w:bCs/>
-        <w:color w:val="FFFFFF" w:themeColor="background1"/>
-      </w:rPr>
-      <w:tblPr/>
-      <w:tcPr>
-        <w:tcBorders>
-          <w:left w:val="nil"/>
-          <w:right w:val="nil"/>
-          <w:insideH w:val="nil"/>
-          <w:insideV w:val="nil"/>
-        </w:tcBorders>
-        <w:shd w:val="clear" w:color="auto" w:fill="9BBB59" w:themeFill="accent3"/>
+        <w:color w:val="000000"/>
+      </w:rPr>
+      <w:tblPr/>
+      <w:tcPr>
+        <w:tcBorders>
+          <w:left w:val="nil"/>
+          <w:right w:val="nil"/>
+          <w:insideH w:val="nil"/>
+          <w:insideV w:val="nil"/>
+        </w:tcBorders>
       </w:tcPr>
     </w:tblStylePr>
     <w:tblStylePr w:type="band1Vert">
@@ -5969,14 +6252,11 @@
           <w:insideH w:val="nil"/>
           <w:insideV w:val="nil"/>
         </w:tcBorders>
-        <w:shd w:val="clear" w:color="auto" w:fill="D8D8D8" w:themeFill="background1" w:themeFillShade="D8"/>
       </w:tcPr>
     </w:tblStylePr>
     <w:tblStylePr w:type="band1Horz">
       <w:tblPr/>
-      <w:tcPr>
-        <w:shd w:val="clear" w:color="auto" w:fill="D8D8D8" w:themeFill="background1" w:themeFillShade="D8"/>
-      </w:tcPr>
+      <w:tcPr/>
     </w:tblStylePr>
     <w:tblStylePr w:type="neCell">
       <w:tblPr/>
@@ -5993,7 +6273,7 @@
     </w:tblStylePr>
     <w:tblStylePr w:type="nwCell">
       <w:rPr>
-        <w:color w:val="FFFFFF" w:themeColor="background1"/>
+        <w:color w:val="000000"/>
       </w:rPr>
       <w:tblPr/>
       <w:tcPr>
@@ -6038,7 +6318,7 @@
       <w:rPr>
         <w:b/>
         <w:bCs/>
-        <w:color w:val="FFFFFF" w:themeColor="background1"/>
+        <w:color w:val="000000"/>
       </w:rPr>
       <w:tblPr/>
       <w:tcPr>
@@ -6050,7 +6330,6 @@
           <w:insideH w:val="nil"/>
           <w:insideV w:val="nil"/>
         </w:tcBorders>
-        <w:shd w:val="clear" w:color="auto" w:fill="8064A2" w:themeFill="accent4"/>
       </w:tcPr>
     </w:tblStylePr>
     <w:tblStylePr w:type="lastRow">
@@ -6058,7 +6337,7 @@
         <w:spacing w:before="0" w:after="0" w:line="240" w:lineRule="auto"/>
       </w:pPr>
       <w:rPr>
-        <w:color w:val="auto"/>
+        <w:color w:val="000000"/>
       </w:rPr>
       <w:tblPr/>
       <w:tcPr>
@@ -6070,14 +6349,13 @@
           <w:insideH w:val="nil"/>
           <w:insideV w:val="nil"/>
         </w:tcBorders>
-        <w:shd w:val="clear" w:color="auto" w:fill="FFFFFF" w:themeFill="background1"/>
       </w:tcPr>
     </w:tblStylePr>
     <w:tblStylePr w:type="firstCol">
       <w:rPr>
         <w:b/>
         <w:bCs/>
-        <w:color w:val="FFFFFF" w:themeColor="background1"/>
+        <w:color w:val="000000"/>
       </w:rPr>
       <w:tblPr/>
       <w:tcPr>
@@ -6089,24 +6367,22 @@
           <w:insideH w:val="nil"/>
           <w:insideV w:val="nil"/>
         </w:tcBorders>
-        <w:shd w:val="clear" w:color="auto" w:fill="8064A2" w:themeFill="accent4"/>
       </w:tcPr>
     </w:tblStylePr>
     <w:tblStylePr w:type="lastCol">
       <w:rPr>
         <w:b/>
         <w:bCs/>
-        <w:color w:val="FFFFFF" w:themeColor="background1"/>
-      </w:rPr>
-      <w:tblPr/>
-      <w:tcPr>
-        <w:tcBorders>
-          <w:left w:val="nil"/>
-          <w:right w:val="nil"/>
-          <w:insideH w:val="nil"/>
-          <w:insideV w:val="nil"/>
-        </w:tcBorders>
-        <w:shd w:val="clear" w:color="auto" w:fill="8064A2" w:themeFill="accent4"/>
+        <w:color w:val="000000"/>
+      </w:rPr>
+      <w:tblPr/>
+      <w:tcPr>
+        <w:tcBorders>
+          <w:left w:val="nil"/>
+          <w:right w:val="nil"/>
+          <w:insideH w:val="nil"/>
+          <w:insideV w:val="nil"/>
+        </w:tcBorders>
       </w:tcPr>
     </w:tblStylePr>
     <w:tblStylePr w:type="band1Vert">
@@ -6118,14 +6394,11 @@
           <w:insideH w:val="nil"/>
           <w:insideV w:val="nil"/>
         </w:tcBorders>
-        <w:shd w:val="clear" w:color="auto" w:fill="D8D8D8" w:themeFill="background1" w:themeFillShade="D8"/>
       </w:tcPr>
     </w:tblStylePr>
     <w:tblStylePr w:type="band1Horz">
       <w:tblPr/>
-      <w:tcPr>
-        <w:shd w:val="clear" w:color="auto" w:fill="D8D8D8" w:themeFill="background1" w:themeFillShade="D8"/>
-      </w:tcPr>
+      <w:tcPr/>
     </w:tblStylePr>
     <w:tblStylePr w:type="neCell">
       <w:tblPr/>
@@ -6142,7 +6415,7 @@
     </w:tblStylePr>
     <w:tblStylePr w:type="nwCell">
       <w:rPr>
-        <w:color w:val="FFFFFF" w:themeColor="background1"/>
+        <w:color w:val="000000"/>
       </w:rPr>
       <w:tblPr/>
       <w:tcPr>
@@ -6187,7 +6460,7 @@
       <w:rPr>
         <w:b/>
         <w:bCs/>
-        <w:color w:val="FFFFFF" w:themeColor="background1"/>
+        <w:color w:val="000000"/>
       </w:rPr>
       <w:tblPr/>
       <w:tcPr>
@@ -6199,7 +6472,6 @@
           <w:insideH w:val="nil"/>
           <w:insideV w:val="nil"/>
         </w:tcBorders>
-        <w:shd w:val="clear" w:color="auto" w:fill="4BACC6" w:themeFill="accent5"/>
       </w:tcPr>
     </w:tblStylePr>
     <w:tblStylePr w:type="lastRow">
@@ -6207,7 +6479,7 @@
         <w:spacing w:before="0" w:after="0" w:line="240" w:lineRule="auto"/>
       </w:pPr>
       <w:rPr>
-        <w:color w:val="auto"/>
+        <w:color w:val="000000"/>
       </w:rPr>
       <w:tblPr/>
       <w:tcPr>
@@ -6219,14 +6491,13 @@
           <w:insideH w:val="nil"/>
           <w:insideV w:val="nil"/>
         </w:tcBorders>
-        <w:shd w:val="clear" w:color="auto" w:fill="FFFFFF" w:themeFill="background1"/>
       </w:tcPr>
     </w:tblStylePr>
     <w:tblStylePr w:type="firstCol">
       <w:rPr>
         <w:b/>
         <w:bCs/>
-        <w:color w:val="FFFFFF" w:themeColor="background1"/>
+        <w:color w:val="000000"/>
       </w:rPr>
       <w:tblPr/>
       <w:tcPr>
@@ -6238,24 +6509,22 @@
           <w:insideH w:val="nil"/>
           <w:insideV w:val="nil"/>
         </w:tcBorders>
-        <w:shd w:val="clear" w:color="auto" w:fill="4BACC6" w:themeFill="accent5"/>
       </w:tcPr>
     </w:tblStylePr>
     <w:tblStylePr w:type="lastCol">
       <w:rPr>
         <w:b/>
         <w:bCs/>
-        <w:color w:val="FFFFFF" w:themeColor="background1"/>
-      </w:rPr>
-      <w:tblPr/>
-      <w:tcPr>
-        <w:tcBorders>
-          <w:left w:val="nil"/>
-          <w:right w:val="nil"/>
-          <w:insideH w:val="nil"/>
-          <w:insideV w:val="nil"/>
-        </w:tcBorders>
-        <w:shd w:val="clear" w:color="auto" w:fill="4BACC6" w:themeFill="accent5"/>
+        <w:color w:val="000000"/>
+      </w:rPr>
+      <w:tblPr/>
+      <w:tcPr>
+        <w:tcBorders>
+          <w:left w:val="nil"/>
+          <w:right w:val="nil"/>
+          <w:insideH w:val="nil"/>
+          <w:insideV w:val="nil"/>
+        </w:tcBorders>
       </w:tcPr>
     </w:tblStylePr>
     <w:tblStylePr w:type="band1Vert">
@@ -6267,14 +6536,11 @@
           <w:insideH w:val="nil"/>
           <w:insideV w:val="nil"/>
         </w:tcBorders>
-        <w:shd w:val="clear" w:color="auto" w:fill="D8D8D8" w:themeFill="background1" w:themeFillShade="D8"/>
       </w:tcPr>
     </w:tblStylePr>
     <w:tblStylePr w:type="band1Horz">
       <w:tblPr/>
-      <w:tcPr>
-        <w:shd w:val="clear" w:color="auto" w:fill="D8D8D8" w:themeFill="background1" w:themeFillShade="D8"/>
-      </w:tcPr>
+      <w:tcPr/>
     </w:tblStylePr>
     <w:tblStylePr w:type="neCell">
       <w:tblPr/>
@@ -6291,7 +6557,7 @@
     </w:tblStylePr>
     <w:tblStylePr w:type="nwCell">
       <w:rPr>
-        <w:color w:val="FFFFFF" w:themeColor="background1"/>
+        <w:color w:val="000000"/>
       </w:rPr>
       <w:tblPr/>
       <w:tcPr>
@@ -6336,7 +6602,7 @@
       <w:rPr>
         <w:b/>
         <w:bCs/>
-        <w:color w:val="FFFFFF" w:themeColor="background1"/>
+        <w:color w:val="000000"/>
       </w:rPr>
       <w:tblPr/>
       <w:tcPr>
@@ -6348,7 +6614,6 @@
           <w:insideH w:val="nil"/>
           <w:insideV w:val="nil"/>
         </w:tcBorders>
-        <w:shd w:val="clear" w:color="auto" w:fill="F79646" w:themeFill="accent6"/>
       </w:tcPr>
     </w:tblStylePr>
     <w:tblStylePr w:type="lastRow">
@@ -6356,7 +6621,7 @@
         <w:spacing w:before="0" w:after="0" w:line="240" w:lineRule="auto"/>
       </w:pPr>
       <w:rPr>
-        <w:color w:val="auto"/>
+        <w:color w:val="000000"/>
       </w:rPr>
       <w:tblPr/>
       <w:tcPr>
@@ -6368,14 +6633,13 @@
           <w:insideH w:val="nil"/>
           <w:insideV w:val="nil"/>
         </w:tcBorders>
-        <w:shd w:val="clear" w:color="auto" w:fill="FFFFFF" w:themeFill="background1"/>
       </w:tcPr>
     </w:tblStylePr>
     <w:tblStylePr w:type="firstCol">
       <w:rPr>
         <w:b/>
         <w:bCs/>
-        <w:color w:val="FFFFFF" w:themeColor="background1"/>
+        <w:color w:val="000000"/>
       </w:rPr>
       <w:tblPr/>
       <w:tcPr>
@@ -6387,24 +6651,22 @@
           <w:insideH w:val="nil"/>
           <w:insideV w:val="nil"/>
         </w:tcBorders>
-        <w:shd w:val="clear" w:color="auto" w:fill="F79646" w:themeFill="accent6"/>
       </w:tcPr>
     </w:tblStylePr>
     <w:tblStylePr w:type="lastCol">
       <w:rPr>
         <w:b/>
         <w:bCs/>
-        <w:color w:val="FFFFFF" w:themeColor="background1"/>
-      </w:rPr>
-      <w:tblPr/>
-      <w:tcPr>
-        <w:tcBorders>
-          <w:left w:val="nil"/>
-          <w:right w:val="nil"/>
-          <w:insideH w:val="nil"/>
-          <w:insideV w:val="nil"/>
-        </w:tcBorders>
-        <w:shd w:val="clear" w:color="auto" w:fill="F79646" w:themeFill="accent6"/>
+        <w:color w:val="000000"/>
+      </w:rPr>
+      <w:tblPr/>
+      <w:tcPr>
+        <w:tcBorders>
+          <w:left w:val="nil"/>
+          <w:right w:val="nil"/>
+          <w:insideH w:val="nil"/>
+          <w:insideV w:val="nil"/>
+        </w:tcBorders>
       </w:tcPr>
     </w:tblStylePr>
     <w:tblStylePr w:type="band1Vert">
@@ -6416,14 +6678,11 @@
           <w:insideH w:val="nil"/>
           <w:insideV w:val="nil"/>
         </w:tcBorders>
-        <w:shd w:val="clear" w:color="auto" w:fill="D8D8D8" w:themeFill="background1" w:themeFillShade="D8"/>
       </w:tcPr>
     </w:tblStylePr>
     <w:tblStylePr w:type="band1Horz">
       <w:tblPr/>
-      <w:tcPr>
-        <w:shd w:val="clear" w:color="auto" w:fill="D8D8D8" w:themeFill="background1" w:themeFillShade="D8"/>
-      </w:tcPr>
+      <w:tcPr/>
     </w:tblStylePr>
     <w:tblStylePr w:type="neCell">
       <w:tblPr/>
@@ -6440,7 +6699,7 @@
     </w:tblStylePr>
     <w:tblStylePr w:type="nwCell">
       <w:rPr>
-        <w:color w:val="FFFFFF" w:themeColor="background1"/>
+        <w:color w:val="000000"/>
       </w:rPr>
       <w:tblPr/>
       <w:tcPr>
@@ -6464,7 +6723,7 @@
       <w:spacing w:after="0" w:line="240" w:lineRule="auto"/>
     </w:pPr>
     <w:rPr>
-      <w:color w:val="000000" w:themeColor="text1"/>
+      <w:color w:val="000000"/>
     </w:rPr>
     <w:tblPr>
       <w:tblStyleRowBandSize w:val="1"/>
@@ -6497,7 +6756,7 @@
       <w:rPr>
         <w:b/>
         <w:bCs/>
-        <w:color w:val="1F497D" w:themeColor="text2"/>
+        <w:color w:val="000000"/>
       </w:rPr>
       <w:tblPr/>
       <w:tcPr>
@@ -6528,15 +6787,11 @@
     </w:tblStylePr>
     <w:tblStylePr w:type="band1Vert">
       <w:tblPr/>
-      <w:tcPr>
-        <w:shd w:val="clear" w:color="auto" w:fill="C0C0C0" w:themeFill="text1" w:themeFillTint="3F"/>
-      </w:tcPr>
+      <w:tcPr/>
     </w:tblStylePr>
     <w:tblStylePr w:type="band1Horz">
       <w:tblPr/>
-      <w:tcPr>
-        <w:shd w:val="clear" w:color="auto" w:fill="C0C0C0" w:themeFill="text1" w:themeFillTint="3F"/>
-      </w:tcPr>
+      <w:tcPr/>
     </w:tblStylePr>
   </w:style>
   <w:style w:type="table" w:styleId="MediumList1-Accent1">
@@ -6548,7 +6803,7 @@
       <w:spacing w:after="0" w:line="240" w:lineRule="auto"/>
     </w:pPr>
     <w:rPr>
-      <w:color w:val="000000" w:themeColor="text1"/>
+      <w:color w:val="000000"/>
     </w:rPr>
     <w:tblPr>
       <w:tblStyleRowBandSize w:val="1"/>
@@ -6581,7 +6836,7 @@
       <w:rPr>
         <w:b/>
         <w:bCs/>
-        <w:color w:val="1F497D" w:themeColor="text2"/>
+        <w:color w:val="000000"/>
       </w:rPr>
       <w:tblPr/>
       <w:tcPr>
@@ -6612,15 +6867,11 @@
     </w:tblStylePr>
     <w:tblStylePr w:type="band1Vert">
       <w:tblPr/>
-      <w:tcPr>
-        <w:shd w:val="clear" w:color="auto" w:fill="D3DFEE" w:themeFill="accent1" w:themeFillTint="3F"/>
-      </w:tcPr>
+      <w:tcPr/>
     </w:tblStylePr>
     <w:tblStylePr w:type="band1Horz">
       <w:tblPr/>
-      <w:tcPr>
-        <w:shd w:val="clear" w:color="auto" w:fill="D3DFEE" w:themeFill="accent1" w:themeFillTint="3F"/>
-      </w:tcPr>
+      <w:tcPr/>
     </w:tblStylePr>
   </w:style>
   <w:style w:type="table" w:styleId="MediumList1-Accent2">
@@ -6632,7 +6883,7 @@
       <w:spacing w:after="0" w:line="240" w:lineRule="auto"/>
     </w:pPr>
     <w:rPr>
-      <w:color w:val="000000" w:themeColor="text1"/>
+      <w:color w:val="000000"/>
     </w:rPr>
     <w:tblPr>
       <w:tblStyleRowBandSize w:val="1"/>
@@ -6665,7 +6916,7 @@
       <w:rPr>
         <w:b/>
         <w:bCs/>
-        <w:color w:val="1F497D" w:themeColor="text2"/>
+        <w:color w:val="000000"/>
       </w:rPr>
       <w:tblPr/>
       <w:tcPr>
@@ -6696,15 +6947,11 @@
     </w:tblStylePr>
     <w:tblStylePr w:type="band1Vert">
       <w:tblPr/>
-      <w:tcPr>
-        <w:shd w:val="clear" w:color="auto" w:fill="EFD3D2" w:themeFill="accent2" w:themeFillTint="3F"/>
-      </w:tcPr>
+      <w:tcPr/>
     </w:tblStylePr>
     <w:tblStylePr w:type="band1Horz">
       <w:tblPr/>
-      <w:tcPr>
-        <w:shd w:val="clear" w:color="auto" w:fill="EFD3D2" w:themeFill="accent2" w:themeFillTint="3F"/>
-      </w:tcPr>
+      <w:tcPr/>
     </w:tblStylePr>
   </w:style>
   <w:style w:type="table" w:styleId="MediumList1-Accent3">
@@ -6716,7 +6963,7 @@
       <w:spacing w:after="0" w:line="240" w:lineRule="auto"/>
     </w:pPr>
     <w:rPr>
-      <w:color w:val="000000" w:themeColor="text1"/>
+      <w:color w:val="000000"/>
     </w:rPr>
     <w:tblPr>
       <w:tblStyleRowBandSize w:val="1"/>
@@ -6749,7 +6996,7 @@
       <w:rPr>
         <w:b/>
         <w:bCs/>
-        <w:color w:val="1F497D" w:themeColor="text2"/>
+        <w:color w:val="000000"/>
       </w:rPr>
       <w:tblPr/>
       <w:tcPr>
@@ -6780,15 +7027,11 @@
     </w:tblStylePr>
     <w:tblStylePr w:type="band1Vert">
       <w:tblPr/>
-      <w:tcPr>
-        <w:shd w:val="clear" w:color="auto" w:fill="E6EED5" w:themeFill="accent3" w:themeFillTint="3F"/>
-      </w:tcPr>
+      <w:tcPr/>
     </w:tblStylePr>
     <w:tblStylePr w:type="band1Horz">
       <w:tblPr/>
-      <w:tcPr>
-        <w:shd w:val="clear" w:color="auto" w:fill="E6EED5" w:themeFill="accent3" w:themeFillTint="3F"/>
-      </w:tcPr>
+      <w:tcPr/>
     </w:tblStylePr>
   </w:style>
   <w:style w:type="table" w:styleId="MediumList1-Accent4">
@@ -6800,7 +7043,7 @@
       <w:spacing w:after="0" w:line="240" w:lineRule="auto"/>
     </w:pPr>
     <w:rPr>
-      <w:color w:val="000000" w:themeColor="text1"/>
+      <w:color w:val="000000"/>
     </w:rPr>
     <w:tblPr>
       <w:tblStyleRowBandSize w:val="1"/>
@@ -6833,7 +7076,7 @@
       <w:rPr>
         <w:b/>
         <w:bCs/>
-        <w:color w:val="1F497D" w:themeColor="text2"/>
+        <w:color w:val="000000"/>
       </w:rPr>
       <w:tblPr/>
       <w:tcPr>
@@ -6864,15 +7107,11 @@
     </w:tblStylePr>
     <w:tblStylePr w:type="band1Vert">
       <w:tblPr/>
-      <w:tcPr>
-        <w:shd w:val="clear" w:color="auto" w:fill="DFD8E8" w:themeFill="accent4" w:themeFillTint="3F"/>
-      </w:tcPr>
+      <w:tcPr/>
     </w:tblStylePr>
     <w:tblStylePr w:type="band1Horz">
       <w:tblPr/>
-      <w:tcPr>
-        <w:shd w:val="clear" w:color="auto" w:fill="DFD8E8" w:themeFill="accent4" w:themeFillTint="3F"/>
-      </w:tcPr>
+      <w:tcPr/>
     </w:tblStylePr>
   </w:style>
   <w:style w:type="table" w:styleId="MediumList1-Accent5">
@@ -6884,7 +7123,7 @@
       <w:spacing w:after="0" w:line="240" w:lineRule="auto"/>
     </w:pPr>
     <w:rPr>
-      <w:color w:val="000000" w:themeColor="text1"/>
+      <w:color w:val="000000"/>
     </w:rPr>
     <w:tblPr>
       <w:tblStyleRowBandSize w:val="1"/>
@@ -6917,7 +7156,7 @@
       <w:rPr>
         <w:b/>
         <w:bCs/>
-        <w:color w:val="1F497D" w:themeColor="text2"/>
+        <w:color w:val="000000"/>
       </w:rPr>
       <w:tblPr/>
       <w:tcPr>
@@ -6948,15 +7187,11 @@
     </w:tblStylePr>
     <w:tblStylePr w:type="band1Vert">
       <w:tblPr/>
-      <w:tcPr>
-        <w:shd w:val="clear" w:color="auto" w:fill="D2EAF1" w:themeFill="accent5" w:themeFillTint="3F"/>
-      </w:tcPr>
+      <w:tcPr/>
     </w:tblStylePr>
     <w:tblStylePr w:type="band1Horz">
       <w:tblPr/>
-      <w:tcPr>
-        <w:shd w:val="clear" w:color="auto" w:fill="D2EAF1" w:themeFill="accent5" w:themeFillTint="3F"/>
-      </w:tcPr>
+      <w:tcPr/>
     </w:tblStylePr>
   </w:style>
   <w:style w:type="table" w:styleId="MediumList1-Accent6">
@@ -6968,7 +7203,7 @@
       <w:spacing w:after="0" w:line="240" w:lineRule="auto"/>
     </w:pPr>
     <w:rPr>
-      <w:color w:val="000000" w:themeColor="text1"/>
+      <w:color w:val="000000"/>
     </w:rPr>
     <w:tblPr>
       <w:tblStyleRowBandSize w:val="1"/>
@@ -7001,7 +7236,7 @@
       <w:rPr>
         <w:b/>
         <w:bCs/>
-        <w:color w:val="1F497D" w:themeColor="text2"/>
+        <w:color w:val="000000"/>
       </w:rPr>
       <w:tblPr/>
       <w:tcPr>
@@ -7032,15 +7267,11 @@
     </w:tblStylePr>
     <w:tblStylePr w:type="band1Vert">
       <w:tblPr/>
-      <w:tcPr>
-        <w:shd w:val="clear" w:color="auto" w:fill="FDE4D0" w:themeFill="accent6" w:themeFillTint="3F"/>
-      </w:tcPr>
+      <w:tcPr/>
     </w:tblStylePr>
     <w:tblStylePr w:type="band1Horz">
       <w:tblPr/>
-      <w:tcPr>
-        <w:shd w:val="clear" w:color="auto" w:fill="FDE4D0" w:themeFill="accent6" w:themeFillTint="3F"/>
-      </w:tcPr>
+      <w:tcPr/>
     </w:tblStylePr>
   </w:style>
   <w:style w:type="table" w:styleId="MediumList2">
@@ -7053,7 +7284,7 @@
     </w:pPr>
     <w:rPr>
       <w:rFonts w:asciiTheme="majorHAnsi" w:eastAsiaTheme="majorEastAsia" w:hAnsiTheme="majorHAnsi" w:cstheme="majorBidi"/>
-      <w:color w:val="000000" w:themeColor="text1"/>
+      <w:color w:val="000000"/>
     </w:rPr>
     <w:tblPr>
       <w:tblStyleRowBandSize w:val="1"/>
@@ -7087,7 +7318,6 @@
           <w:insideH w:val="nil"/>
           <w:insideV w:val="nil"/>
         </w:tcBorders>
-        <w:shd w:val="clear" w:color="auto" w:fill="FFFFFF" w:themeFill="background1"/>
       </w:tcPr>
     </w:tblStylePr>
     <w:tblStylePr w:type="lastRow">
@@ -7101,7 +7331,6 @@
           <w:insideH w:val="nil"/>
           <w:insideV w:val="nil"/>
         </w:tcBorders>
-        <w:shd w:val="clear" w:color="auto" w:fill="FFFFFF" w:themeFill="background1"/>
       </w:tcPr>
     </w:tblStylePr>
     <w:tblStylePr w:type="firstCol">
@@ -7115,7 +7344,6 @@
           <w:insideH w:val="nil"/>
           <w:insideV w:val="nil"/>
         </w:tcBorders>
-        <w:shd w:val="clear" w:color="auto" w:fill="FFFFFF" w:themeFill="background1"/>
       </w:tcPr>
     </w:tblStylePr>
     <w:tblStylePr w:type="lastCol">
@@ -7129,7 +7357,6 @@
           <w:insideH w:val="nil"/>
           <w:insideV w:val="nil"/>
         </w:tcBorders>
-        <w:shd w:val="clear" w:color="auto" w:fill="FFFFFF" w:themeFill="background1"/>
       </w:tcPr>
     </w:tblStylePr>
     <w:tblStylePr w:type="band1Vert">
@@ -7141,7 +7368,6 @@
           <w:insideH w:val="nil"/>
           <w:insideV w:val="nil"/>
         </w:tcBorders>
-        <w:shd w:val="clear" w:color="auto" w:fill="C0C0C0" w:themeFill="text1" w:themeFillTint="3F"/>
       </w:tcPr>
     </w:tblStylePr>
     <w:tblStylePr w:type="band1Horz">
@@ -7153,14 +7379,11 @@
           <w:insideH w:val="nil"/>
           <w:insideV w:val="nil"/>
         </w:tcBorders>
-        <w:shd w:val="clear" w:color="auto" w:fill="C0C0C0" w:themeFill="text1" w:themeFillTint="3F"/>
       </w:tcPr>
     </w:tblStylePr>
     <w:tblStylePr w:type="nwCell">
       <w:tblPr/>
-      <w:tcPr>
-        <w:shd w:val="clear" w:color="auto" w:fill="FFFFFF" w:themeFill="background1"/>
-      </w:tcPr>
+      <w:tcPr/>
     </w:tblStylePr>
     <w:tblStylePr w:type="swCell">
       <w:tblPr/>
@@ -7181,7 +7404,7 @@
     </w:pPr>
     <w:rPr>
       <w:rFonts w:asciiTheme="majorHAnsi" w:eastAsiaTheme="majorEastAsia" w:hAnsiTheme="majorHAnsi" w:cstheme="majorBidi"/>
-      <w:color w:val="000000" w:themeColor="text1"/>
+      <w:color w:val="000000"/>
     </w:rPr>
     <w:tblPr>
       <w:tblStyleRowBandSize w:val="1"/>
@@ -7215,7 +7438,6 @@
           <w:insideH w:val="nil"/>
           <w:insideV w:val="nil"/>
         </w:tcBorders>
-        <w:shd w:val="clear" w:color="auto" w:fill="FFFFFF" w:themeFill="background1"/>
       </w:tcPr>
     </w:tblStylePr>
     <w:tblStylePr w:type="lastRow">
@@ -7229,7 +7451,6 @@
           <w:insideH w:val="nil"/>
           <w:insideV w:val="nil"/>
         </w:tcBorders>
-        <w:shd w:val="clear" w:color="auto" w:fill="FFFFFF" w:themeFill="background1"/>
       </w:tcPr>
     </w:tblStylePr>
     <w:tblStylePr w:type="firstCol">
@@ -7243,7 +7464,6 @@
           <w:insideH w:val="nil"/>
           <w:insideV w:val="nil"/>
         </w:tcBorders>
-        <w:shd w:val="clear" w:color="auto" w:fill="FFFFFF" w:themeFill="background1"/>
       </w:tcPr>
     </w:tblStylePr>
     <w:tblStylePr w:type="lastCol">
@@ -7257,7 +7477,6 @@
           <w:insideH w:val="nil"/>
           <w:insideV w:val="nil"/>
         </w:tcBorders>
-        <w:shd w:val="clear" w:color="auto" w:fill="FFFFFF" w:themeFill="background1"/>
       </w:tcPr>
     </w:tblStylePr>
     <w:tblStylePr w:type="band1Vert">
@@ -7269,7 +7488,6 @@
           <w:insideH w:val="nil"/>
           <w:insideV w:val="nil"/>
         </w:tcBorders>
-        <w:shd w:val="clear" w:color="auto" w:fill="D3DFEE" w:themeFill="accent1" w:themeFillTint="3F"/>
       </w:tcPr>
     </w:tblStylePr>
     <w:tblStylePr w:type="band1Horz">
@@ -7281,14 +7499,11 @@
           <w:insideH w:val="nil"/>
           <w:insideV w:val="nil"/>
         </w:tcBorders>
-        <w:shd w:val="clear" w:color="auto" w:fill="D3DFEE" w:themeFill="accent1" w:themeFillTint="3F"/>
       </w:tcPr>
     </w:tblStylePr>
     <w:tblStylePr w:type="nwCell">
       <w:tblPr/>
-      <w:tcPr>
-        <w:shd w:val="clear" w:color="auto" w:fill="FFFFFF" w:themeFill="background1"/>
-      </w:tcPr>
+      <w:tcPr/>
     </w:tblStylePr>
     <w:tblStylePr w:type="swCell">
       <w:tblPr/>
@@ -7309,7 +7524,7 @@
     </w:pPr>
     <w:rPr>
       <w:rFonts w:asciiTheme="majorHAnsi" w:eastAsiaTheme="majorEastAsia" w:hAnsiTheme="majorHAnsi" w:cstheme="majorBidi"/>
-      <w:color w:val="000000" w:themeColor="text1"/>
+      <w:color w:val="000000"/>
     </w:rPr>
     <w:tblPr>
       <w:tblStyleRowBandSize w:val="1"/>
@@ -7343,7 +7558,6 @@
           <w:insideH w:val="nil"/>
           <w:insideV w:val="nil"/>
         </w:tcBorders>
-        <w:shd w:val="clear" w:color="auto" w:fill="FFFFFF" w:themeFill="background1"/>
       </w:tcPr>
     </w:tblStylePr>
     <w:tblStylePr w:type="lastRow">
@@ -7357,7 +7571,6 @@
           <w:insideH w:val="nil"/>
           <w:insideV w:val="nil"/>
         </w:tcBorders>
-        <w:shd w:val="clear" w:color="auto" w:fill="FFFFFF" w:themeFill="background1"/>
       </w:tcPr>
     </w:tblStylePr>
     <w:tblStylePr w:type="firstCol">
@@ -7371,7 +7584,6 @@
           <w:insideH w:val="nil"/>
           <w:insideV w:val="nil"/>
         </w:tcBorders>
-        <w:shd w:val="clear" w:color="auto" w:fill="FFFFFF" w:themeFill="background1"/>
       </w:tcPr>
     </w:tblStylePr>
     <w:tblStylePr w:type="lastCol">
@@ -7385,7 +7597,6 @@
           <w:insideH w:val="nil"/>
           <w:insideV w:val="nil"/>
         </w:tcBorders>
-        <w:shd w:val="clear" w:color="auto" w:fill="FFFFFF" w:themeFill="background1"/>
       </w:tcPr>
     </w:tblStylePr>
     <w:tblStylePr w:type="band1Vert">
@@ -7397,7 +7608,6 @@
           <w:insideH w:val="nil"/>
           <w:insideV w:val="nil"/>
         </w:tcBorders>
-        <w:shd w:val="clear" w:color="auto" w:fill="EFD3D2" w:themeFill="accent2" w:themeFillTint="3F"/>
       </w:tcPr>
     </w:tblStylePr>
     <w:tblStylePr w:type="band1Horz">
@@ -7409,14 +7619,11 @@
           <w:insideH w:val="nil"/>
           <w:insideV w:val="nil"/>
         </w:tcBorders>
-        <w:shd w:val="clear" w:color="auto" w:fill="EFD3D2" w:themeFill="accent2" w:themeFillTint="3F"/>
       </w:tcPr>
     </w:tblStylePr>
     <w:tblStylePr w:type="nwCell">
       <w:tblPr/>
-      <w:tcPr>
-        <w:shd w:val="clear" w:color="auto" w:fill="FFFFFF" w:themeFill="background1"/>
-      </w:tcPr>
+      <w:tcPr/>
     </w:tblStylePr>
     <w:tblStylePr w:type="swCell">
       <w:tblPr/>
@@ -7437,7 +7644,7 @@
     </w:pPr>
     <w:rPr>
       <w:rFonts w:asciiTheme="majorHAnsi" w:eastAsiaTheme="majorEastAsia" w:hAnsiTheme="majorHAnsi" w:cstheme="majorBidi"/>
-      <w:color w:val="000000" w:themeColor="text1"/>
+      <w:color w:val="000000"/>
     </w:rPr>
     <w:tblPr>
       <w:tblStyleRowBandSize w:val="1"/>
@@ -7471,7 +7678,6 @@
           <w:insideH w:val="nil"/>
           <w:insideV w:val="nil"/>
         </w:tcBorders>
-        <w:shd w:val="clear" w:color="auto" w:fill="FFFFFF" w:themeFill="background1"/>
       </w:tcPr>
     </w:tblStylePr>
     <w:tblStylePr w:type="lastRow">
@@ -7485,7 +7691,6 @@
           <w:insideH w:val="nil"/>
           <w:insideV w:val="nil"/>
         </w:tcBorders>
-        <w:shd w:val="clear" w:color="auto" w:fill="FFFFFF" w:themeFill="background1"/>
       </w:tcPr>
     </w:tblStylePr>
     <w:tblStylePr w:type="firstCol">
@@ -7499,7 +7704,6 @@
           <w:insideH w:val="nil"/>
           <w:insideV w:val="nil"/>
         </w:tcBorders>
-        <w:shd w:val="clear" w:color="auto" w:fill="FFFFFF" w:themeFill="background1"/>
       </w:tcPr>
     </w:tblStylePr>
     <w:tblStylePr w:type="lastCol">
@@ -7513,7 +7717,6 @@
           <w:insideH w:val="nil"/>
           <w:insideV w:val="nil"/>
         </w:tcBorders>
-        <w:shd w:val="clear" w:color="auto" w:fill="FFFFFF" w:themeFill="background1"/>
       </w:tcPr>
     </w:tblStylePr>
     <w:tblStylePr w:type="band1Vert">
@@ -7525,7 +7728,6 @@
           <w:insideH w:val="nil"/>
           <w:insideV w:val="nil"/>
         </w:tcBorders>
-        <w:shd w:val="clear" w:color="auto" w:fill="E6EED5" w:themeFill="accent3" w:themeFillTint="3F"/>
       </w:tcPr>
     </w:tblStylePr>
     <w:tblStylePr w:type="band1Horz">
@@ -7537,14 +7739,11 @@
           <w:insideH w:val="nil"/>
           <w:insideV w:val="nil"/>
         </w:tcBorders>
-        <w:shd w:val="clear" w:color="auto" w:fill="E6EED5" w:themeFill="accent3" w:themeFillTint="3F"/>
       </w:tcPr>
     </w:tblStylePr>
     <w:tblStylePr w:type="nwCell">
       <w:tblPr/>
-      <w:tcPr>
-        <w:shd w:val="clear" w:color="auto" w:fill="FFFFFF" w:themeFill="background1"/>
-      </w:tcPr>
+      <w:tcPr/>
     </w:tblStylePr>
     <w:tblStylePr w:type="swCell">
       <w:tblPr/>
@@ -7565,7 +7764,7 @@
     </w:pPr>
     <w:rPr>
       <w:rFonts w:asciiTheme="majorHAnsi" w:eastAsiaTheme="majorEastAsia" w:hAnsiTheme="majorHAnsi" w:cstheme="majorBidi"/>
-      <w:color w:val="000000" w:themeColor="text1"/>
+      <w:color w:val="000000"/>
     </w:rPr>
     <w:tblPr>
       <w:tblStyleRowBandSize w:val="1"/>
@@ -7599,7 +7798,6 @@
           <w:insideH w:val="nil"/>
           <w:insideV w:val="nil"/>
         </w:tcBorders>
-        <w:shd w:val="clear" w:color="auto" w:fill="FFFFFF" w:themeFill="background1"/>
       </w:tcPr>
     </w:tblStylePr>
     <w:tblStylePr w:type="lastRow">
@@ -7613,7 +7811,6 @@
           <w:insideH w:val="nil"/>
           <w:insideV w:val="nil"/>
         </w:tcBorders>
-        <w:shd w:val="clear" w:color="auto" w:fill="FFFFFF" w:themeFill="background1"/>
       </w:tcPr>
     </w:tblStylePr>
     <w:tblStylePr w:type="firstCol">
@@ -7627,7 +7824,6 @@
           <w:insideH w:val="nil"/>
           <w:insideV w:val="nil"/>
         </w:tcBorders>
-        <w:shd w:val="clear" w:color="auto" w:fill="FFFFFF" w:themeFill="background1"/>
       </w:tcPr>
     </w:tblStylePr>
     <w:tblStylePr w:type="lastCol">
@@ -7641,7 +7837,6 @@
           <w:insideH w:val="nil"/>
           <w:insideV w:val="nil"/>
         </w:tcBorders>
-        <w:shd w:val="clear" w:color="auto" w:fill="FFFFFF" w:themeFill="background1"/>
       </w:tcPr>
     </w:tblStylePr>
     <w:tblStylePr w:type="band1Vert">
@@ -7653,7 +7848,6 @@
           <w:insideH w:val="nil"/>
           <w:insideV w:val="nil"/>
         </w:tcBorders>
-        <w:shd w:val="clear" w:color="auto" w:fill="DFD8E8" w:themeFill="accent4" w:themeFillTint="3F"/>
       </w:tcPr>
     </w:tblStylePr>
     <w:tblStylePr w:type="band1Horz">
@@ -7665,14 +7859,11 @@
           <w:insideH w:val="nil"/>
           <w:insideV w:val="nil"/>
         </w:tcBorders>
-        <w:shd w:val="clear" w:color="auto" w:fill="DFD8E8" w:themeFill="accent4" w:themeFillTint="3F"/>
       </w:tcPr>
     </w:tblStylePr>
     <w:tblStylePr w:type="nwCell">
       <w:tblPr/>
-      <w:tcPr>
-        <w:shd w:val="clear" w:color="auto" w:fill="FFFFFF" w:themeFill="background1"/>
-      </w:tcPr>
+      <w:tcPr/>
     </w:tblStylePr>
     <w:tblStylePr w:type="swCell">
       <w:tblPr/>
@@ -7693,7 +7884,7 @@
     </w:pPr>
     <w:rPr>
       <w:rFonts w:asciiTheme="majorHAnsi" w:eastAsiaTheme="majorEastAsia" w:hAnsiTheme="majorHAnsi" w:cstheme="majorBidi"/>
-      <w:color w:val="000000" w:themeColor="text1"/>
+      <w:color w:val="000000"/>
     </w:rPr>
     <w:tblPr>
       <w:tblStyleRowBandSize w:val="1"/>
@@ -7727,7 +7918,6 @@
           <w:insideH w:val="nil"/>
           <w:insideV w:val="nil"/>
         </w:tcBorders>
-        <w:shd w:val="clear" w:color="auto" w:fill="FFFFFF" w:themeFill="background1"/>
       </w:tcPr>
     </w:tblStylePr>
     <w:tblStylePr w:type="lastRow">
@@ -7741,7 +7931,6 @@
           <w:insideH w:val="nil"/>
           <w:insideV w:val="nil"/>
         </w:tcBorders>
-        <w:shd w:val="clear" w:color="auto" w:fill="FFFFFF" w:themeFill="background1"/>
       </w:tcPr>
     </w:tblStylePr>
     <w:tblStylePr w:type="firstCol">
@@ -7755,7 +7944,6 @@
           <w:insideH w:val="nil"/>
           <w:insideV w:val="nil"/>
         </w:tcBorders>
-        <w:shd w:val="clear" w:color="auto" w:fill="FFFFFF" w:themeFill="background1"/>
       </w:tcPr>
     </w:tblStylePr>
     <w:tblStylePr w:type="lastCol">
@@ -7769,7 +7957,6 @@
           <w:insideH w:val="nil"/>
           <w:insideV w:val="nil"/>
         </w:tcBorders>
-        <w:shd w:val="clear" w:color="auto" w:fill="FFFFFF" w:themeFill="background1"/>
       </w:tcPr>
     </w:tblStylePr>
     <w:tblStylePr w:type="band1Vert">
@@ -7781,7 +7968,6 @@
           <w:insideH w:val="nil"/>
           <w:insideV w:val="nil"/>
         </w:tcBorders>
-        <w:shd w:val="clear" w:color="auto" w:fill="D2EAF1" w:themeFill="accent5" w:themeFillTint="3F"/>
       </w:tcPr>
     </w:tblStylePr>
     <w:tblStylePr w:type="band1Horz">
@@ -7793,14 +7979,11 @@
           <w:insideH w:val="nil"/>
           <w:insideV w:val="nil"/>
         </w:tcBorders>
-        <w:shd w:val="clear" w:color="auto" w:fill="D2EAF1" w:themeFill="accent5" w:themeFillTint="3F"/>
       </w:tcPr>
     </w:tblStylePr>
     <w:tblStylePr w:type="nwCell">
       <w:tblPr/>
-      <w:tcPr>
-        <w:shd w:val="clear" w:color="auto" w:fill="FFFFFF" w:themeFill="background1"/>
-      </w:tcPr>
+      <w:tcPr/>
     </w:tblStylePr>
     <w:tblStylePr w:type="swCell">
       <w:tblPr/>
@@ -7821,7 +8004,7 @@
     </w:pPr>
     <w:rPr>
       <w:rFonts w:asciiTheme="majorHAnsi" w:eastAsiaTheme="majorEastAsia" w:hAnsiTheme="majorHAnsi" w:cstheme="majorBidi"/>
-      <w:color w:val="000000" w:themeColor="text1"/>
+      <w:color w:val="000000"/>
     </w:rPr>
     <w:tblPr>
       <w:tblStyleRowBandSize w:val="1"/>
@@ -7855,7 +8038,6 @@
           <w:insideH w:val="nil"/>
           <w:insideV w:val="nil"/>
         </w:tcBorders>
-        <w:shd w:val="clear" w:color="auto" w:fill="FFFFFF" w:themeFill="background1"/>
       </w:tcPr>
     </w:tblStylePr>
     <w:tblStylePr w:type="lastRow">
@@ -7869,7 +8051,6 @@
           <w:insideH w:val="nil"/>
           <w:insideV w:val="nil"/>
         </w:tcBorders>
-        <w:shd w:val="clear" w:color="auto" w:fill="FFFFFF" w:themeFill="background1"/>
       </w:tcPr>
     </w:tblStylePr>
     <w:tblStylePr w:type="firstCol">
@@ -7883,7 +8064,6 @@
           <w:insideH w:val="nil"/>
           <w:insideV w:val="nil"/>
         </w:tcBorders>
-        <w:shd w:val="clear" w:color="auto" w:fill="FFFFFF" w:themeFill="background1"/>
       </w:tcPr>
     </w:tblStylePr>
     <w:tblStylePr w:type="lastCol">
@@ -7897,7 +8077,6 @@
           <w:insideH w:val="nil"/>
           <w:insideV w:val="nil"/>
         </w:tcBorders>
-        <w:shd w:val="clear" w:color="auto" w:fill="FFFFFF" w:themeFill="background1"/>
       </w:tcPr>
     </w:tblStylePr>
     <w:tblStylePr w:type="band1Vert">
@@ -7909,7 +8088,6 @@
           <w:insideH w:val="nil"/>
           <w:insideV w:val="nil"/>
         </w:tcBorders>
-        <w:shd w:val="clear" w:color="auto" w:fill="FDE4D0" w:themeFill="accent6" w:themeFillTint="3F"/>
       </w:tcPr>
     </w:tblStylePr>
     <w:tblStylePr w:type="band1Horz">
@@ -7921,14 +8099,11 @@
           <w:insideH w:val="nil"/>
           <w:insideV w:val="nil"/>
         </w:tcBorders>
-        <w:shd w:val="clear" w:color="auto" w:fill="FDE4D0" w:themeFill="accent6" w:themeFillTint="3F"/>
       </w:tcPr>
     </w:tblStylePr>
     <w:tblStylePr w:type="nwCell">
       <w:tblPr/>
-      <w:tcPr>
-        <w:shd w:val="clear" w:color="auto" w:fill="FFFFFF" w:themeFill="background1"/>
-      </w:tcPr>
+      <w:tcPr/>
     </w:tblStylePr>
     <w:tblStylePr w:type="swCell">
       <w:tblPr/>
@@ -7966,9 +8141,7 @@
         <w:right w:w="108" w:type="dxa"/>
       </w:tblCellMar>
     </w:tblPr>
-    <w:tcPr>
-      <w:shd w:val="clear" w:color="auto" w:fill="C0C0C0" w:themeFill="text1" w:themeFillTint="3F"/>
-    </w:tcPr>
+    <w:tcPr/>
     <w:tblStylePr w:type="firstRow">
       <w:rPr>
         <w:b/>
@@ -8001,15 +8174,11 @@
     </w:tblStylePr>
     <w:tblStylePr w:type="band1Vert">
       <w:tblPr/>
-      <w:tcPr>
-        <w:shd w:val="clear" w:color="auto" w:fill="808080" w:themeFill="text1" w:themeFillTint="7F"/>
-      </w:tcPr>
+      <w:tcPr/>
     </w:tblStylePr>
     <w:tblStylePr w:type="band1Horz">
       <w:tblPr/>
-      <w:tcPr>
-        <w:shd w:val="clear" w:color="auto" w:fill="808080" w:themeFill="text1" w:themeFillTint="7F"/>
-      </w:tcPr>
+      <w:tcPr/>
     </w:tblStylePr>
   </w:style>
   <w:style w:type="table" w:styleId="MediumGrid1-Accent1">
@@ -8039,9 +8208,7 @@
         <w:right w:w="108" w:type="dxa"/>
       </w:tblCellMar>
     </w:tblPr>
-    <w:tcPr>
-      <w:shd w:val="clear" w:color="auto" w:fill="D3DFEE" w:themeFill="accent1" w:themeFillTint="3F"/>
-    </w:tcPr>
+    <w:tcPr/>
     <w:tblStylePr w:type="firstRow">
       <w:rPr>
         <w:b/>
@@ -8074,15 +8241,11 @@
     </w:tblStylePr>
     <w:tblStylePr w:type="band1Vert">
       <w:tblPr/>
-      <w:tcPr>
-        <w:shd w:val="clear" w:color="auto" w:fill="A7BFDE" w:themeFill="accent1" w:themeFillTint="7F"/>
-      </w:tcPr>
+      <w:tcPr/>
     </w:tblStylePr>
     <w:tblStylePr w:type="band1Horz">
       <w:tblPr/>
-      <w:tcPr>
-        <w:shd w:val="clear" w:color="auto" w:fill="A7BFDE" w:themeFill="accent1" w:themeFillTint="7F"/>
-      </w:tcPr>
+      <w:tcPr/>
     </w:tblStylePr>
   </w:style>
   <w:style w:type="table" w:styleId="MediumGrid1-Accent2">
@@ -8112,9 +8275,7 @@
         <w:right w:w="108" w:type="dxa"/>
       </w:tblCellMar>
     </w:tblPr>
-    <w:tcPr>
-      <w:shd w:val="clear" w:color="auto" w:fill="EFD3D2" w:themeFill="accent2" w:themeFillTint="3F"/>
-    </w:tcPr>
+    <w:tcPr/>
     <w:tblStylePr w:type="firstRow">
       <w:rPr>
         <w:b/>
@@ -8147,15 +8308,11 @@
     </w:tblStylePr>
     <w:tblStylePr w:type="band1Vert">
       <w:tblPr/>
-      <w:tcPr>
-        <w:shd w:val="clear" w:color="auto" w:fill="DFA7A6" w:themeFill="accent2" w:themeFillTint="7F"/>
-      </w:tcPr>
+      <w:tcPr/>
     </w:tblStylePr>
     <w:tblStylePr w:type="band1Horz">
       <w:tblPr/>
-      <w:tcPr>
-        <w:shd w:val="clear" w:color="auto" w:fill="DFA7A6" w:themeFill="accent2" w:themeFillTint="7F"/>
-      </w:tcPr>
+      <w:tcPr/>
     </w:tblStylePr>
   </w:style>
   <w:style w:type="table" w:styleId="MediumGrid1-Accent3">
@@ -8185,9 +8342,7 @@
         <w:right w:w="108" w:type="dxa"/>
       </w:tblCellMar>
     </w:tblPr>
-    <w:tcPr>
-      <w:shd w:val="clear" w:color="auto" w:fill="E6EED5" w:themeFill="accent3" w:themeFillTint="3F"/>
-    </w:tcPr>
+    <w:tcPr/>
     <w:tblStylePr w:type="firstRow">
       <w:rPr>
         <w:b/>
@@ -8220,15 +8375,11 @@
     </w:tblStylePr>
     <w:tblStylePr w:type="band1Vert">
       <w:tblPr/>
-      <w:tcPr>
-        <w:shd w:val="clear" w:color="auto" w:fill="CDDDAC" w:themeFill="accent3" w:themeFillTint="7F"/>
-      </w:tcPr>
+      <w:tcPr/>
     </w:tblStylePr>
     <w:tblStylePr w:type="band1Horz">
       <w:tblPr/>
-      <w:tcPr>
-        <w:shd w:val="clear" w:color="auto" w:fill="CDDDAC" w:themeFill="accent3" w:themeFillTint="7F"/>
-      </w:tcPr>
+      <w:tcPr/>
     </w:tblStylePr>
   </w:style>
   <w:style w:type="table" w:styleId="MediumGrid1-Accent4">
@@ -8258,9 +8409,7 @@
         <w:right w:w="108" w:type="dxa"/>
       </w:tblCellMar>
     </w:tblPr>
-    <w:tcPr>
-      <w:shd w:val="clear" w:color="auto" w:fill="DFD8E8" w:themeFill="accent4" w:themeFillTint="3F"/>
-    </w:tcPr>
+    <w:tcPr/>
     <w:tblStylePr w:type="firstRow">
       <w:rPr>
         <w:b/>
@@ -8293,15 +8442,11 @@
     </w:tblStylePr>
     <w:tblStylePr w:type="band1Vert">
       <w:tblPr/>
-      <w:tcPr>
-        <w:shd w:val="clear" w:color="auto" w:fill="BFB1D0" w:themeFill="accent4" w:themeFillTint="7F"/>
-      </w:tcPr>
+      <w:tcPr/>
     </w:tblStylePr>
     <w:tblStylePr w:type="band1Horz">
       <w:tblPr/>
-      <w:tcPr>
-        <w:shd w:val="clear" w:color="auto" w:fill="BFB1D0" w:themeFill="accent4" w:themeFillTint="7F"/>
-      </w:tcPr>
+      <w:tcPr/>
     </w:tblStylePr>
   </w:style>
   <w:style w:type="table" w:styleId="MediumGrid1-Accent5">
@@ -8331,9 +8476,7 @@
         <w:right w:w="108" w:type="dxa"/>
       </w:tblCellMar>
     </w:tblPr>
-    <w:tcPr>
-      <w:shd w:val="clear" w:color="auto" w:fill="D2EAF1" w:themeFill="accent5" w:themeFillTint="3F"/>
-    </w:tcPr>
+    <w:tcPr/>
     <w:tblStylePr w:type="firstRow">
       <w:rPr>
         <w:b/>
@@ -8366,15 +8509,11 @@
     </w:tblStylePr>
     <w:tblStylePr w:type="band1Vert">
       <w:tblPr/>
-      <w:tcPr>
-        <w:shd w:val="clear" w:color="auto" w:fill="A5D5E2" w:themeFill="accent5" w:themeFillTint="7F"/>
-      </w:tcPr>
+      <w:tcPr/>
     </w:tblStylePr>
     <w:tblStylePr w:type="band1Horz">
       <w:tblPr/>
-      <w:tcPr>
-        <w:shd w:val="clear" w:color="auto" w:fill="A5D5E2" w:themeFill="accent5" w:themeFillTint="7F"/>
-      </w:tcPr>
+      <w:tcPr/>
     </w:tblStylePr>
   </w:style>
   <w:style w:type="table" w:styleId="MediumGrid1-Accent6">
@@ -8404,9 +8543,7 @@
         <w:right w:w="108" w:type="dxa"/>
       </w:tblCellMar>
     </w:tblPr>
-    <w:tcPr>
-      <w:shd w:val="clear" w:color="auto" w:fill="FDE4D0" w:themeFill="accent6" w:themeFillTint="3F"/>
-    </w:tcPr>
+    <w:tcPr/>
     <w:tblStylePr w:type="firstRow">
       <w:rPr>
         <w:b/>
@@ -8439,15 +8576,11 @@
     </w:tblStylePr>
     <w:tblStylePr w:type="band1Vert">
       <w:tblPr/>
-      <w:tcPr>
-        <w:shd w:val="clear" w:color="auto" w:fill="FBCAA2" w:themeFill="accent6" w:themeFillTint="7F"/>
-      </w:tcPr>
+      <w:tcPr/>
     </w:tblStylePr>
     <w:tblStylePr w:type="band1Horz">
       <w:tblPr/>
-      <w:tcPr>
-        <w:shd w:val="clear" w:color="auto" w:fill="FBCAA2" w:themeFill="accent6" w:themeFillTint="7F"/>
-      </w:tcPr>
+      <w:tcPr/>
     </w:tblStylePr>
   </w:style>
   <w:style w:type="table" w:styleId="MediumGrid2">
@@ -8460,7 +8593,7 @@
     </w:pPr>
     <w:rPr>
       <w:rFonts w:asciiTheme="majorHAnsi" w:eastAsiaTheme="majorEastAsia" w:hAnsiTheme="majorHAnsi" w:cstheme="majorBidi"/>
-      <w:color w:val="000000" w:themeColor="text1"/>
+      <w:color w:val="000000"/>
     </w:rPr>
     <w:tblPr>
       <w:tblStyleRowBandSize w:val="1"/>
@@ -8481,25 +8614,21 @@
         <w:right w:w="108" w:type="dxa"/>
       </w:tblCellMar>
     </w:tblPr>
-    <w:tcPr>
-      <w:shd w:val="clear" w:color="auto" w:fill="C0C0C0" w:themeFill="text1" w:themeFillTint="3F"/>
-    </w:tcPr>
+    <w:tcPr/>
     <w:tblStylePr w:type="firstRow">
       <w:rPr>
         <w:b/>
         <w:bCs/>
-        <w:color w:val="000000" w:themeColor="text1"/>
-      </w:rPr>
-      <w:tblPr/>
-      <w:tcPr>
-        <w:shd w:val="clear" w:color="auto" w:fill="E6E6E6" w:themeFill="text1" w:themeFillTint="19"/>
-      </w:tcPr>
+        <w:color w:val="000000"/>
+      </w:rPr>
+      <w:tblPr/>
+      <w:tcPr/>
     </w:tblStylePr>
     <w:tblStylePr w:type="lastRow">
       <w:rPr>
         <w:b/>
         <w:bCs/>
-        <w:color w:val="000000" w:themeColor="text1"/>
+        <w:color w:val="000000"/>
       </w:rPr>
       <w:tblPr/>
       <w:tcPr>
@@ -8511,14 +8640,13 @@
           <w:insideH w:val="nil"/>
           <w:insideV w:val="nil"/>
         </w:tcBorders>
-        <w:shd w:val="clear" w:color="auto" w:fill="FFFFFF" w:themeFill="background1"/>
       </w:tcPr>
     </w:tblStylePr>
     <w:tblStylePr w:type="firstCol">
       <w:rPr>
         <w:b/>
         <w:bCs/>
-        <w:color w:val="000000" w:themeColor="text1"/>
+        <w:color w:val="000000"/>
       </w:rPr>
       <w:tblPr/>
       <w:tcPr>
@@ -8530,14 +8658,13 @@
           <w:insideH w:val="nil"/>
           <w:insideV w:val="nil"/>
         </w:tcBorders>
-        <w:shd w:val="clear" w:color="auto" w:fill="FFFFFF" w:themeFill="background1"/>
       </w:tcPr>
     </w:tblStylePr>
     <w:tblStylePr w:type="lastCol">
       <w:rPr>
         <w:b w:val="0"/>
         <w:bCs w:val="0"/>
-        <w:color w:val="000000" w:themeColor="text1"/>
+        <w:color w:val="000000"/>
       </w:rPr>
       <w:tblPr/>
       <w:tcPr>
@@ -8549,14 +8676,11 @@
           <w:insideH w:val="nil"/>
           <w:insideV w:val="nil"/>
         </w:tcBorders>
-        <w:shd w:val="clear" w:color="auto" w:fill="CCCCCC" w:themeFill="text1" w:themeFillTint="33"/>
       </w:tcPr>
     </w:tblStylePr>
     <w:tblStylePr w:type="band1Vert">
       <w:tblPr/>
-      <w:tcPr>
-        <w:shd w:val="clear" w:color="auto" w:fill="808080" w:themeFill="text1" w:themeFillTint="7F"/>
-      </w:tcPr>
+      <w:tcPr/>
     </w:tblStylePr>
     <w:tblStylePr w:type="band1Horz">
       <w:tblPr/>
@@ -8565,14 +8689,11 @@
           <w:insideH w:val="single" w:sz="6" w:space="0" w:color="000000" w:themeColor="text1"/>
           <w:insideV w:val="single" w:sz="6" w:space="0" w:color="000000" w:themeColor="text1"/>
         </w:tcBorders>
-        <w:shd w:val="clear" w:color="auto" w:fill="808080" w:themeFill="text1" w:themeFillTint="7F"/>
       </w:tcPr>
     </w:tblStylePr>
     <w:tblStylePr w:type="nwCell">
       <w:tblPr/>
-      <w:tcPr>
-        <w:shd w:val="clear" w:color="auto" w:fill="FFFFFF" w:themeFill="background1"/>
-      </w:tcPr>
+      <w:tcPr/>
     </w:tblStylePr>
   </w:style>
   <w:style w:type="table" w:styleId="MediumGrid2-Accent1">
@@ -8585,7 +8706,7 @@
     </w:pPr>
     <w:rPr>
       <w:rFonts w:asciiTheme="majorHAnsi" w:eastAsiaTheme="majorEastAsia" w:hAnsiTheme="majorHAnsi" w:cstheme="majorBidi"/>
-      <w:color w:val="000000" w:themeColor="text1"/>
+      <w:color w:val="000000"/>
     </w:rPr>
     <w:tblPr>
       <w:tblStyleRowBandSize w:val="1"/>
@@ -8606,25 +8727,21 @@
         <w:right w:w="108" w:type="dxa"/>
       </w:tblCellMar>
     </w:tblPr>
-    <w:tcPr>
-      <w:shd w:val="clear" w:color="auto" w:fill="D3DFEE" w:themeFill="accent1" w:themeFillTint="3F"/>
-    </w:tcPr>
+    <w:tcPr/>
     <w:tblStylePr w:type="firstRow">
       <w:rPr>
         <w:b/>
         <w:bCs/>
-        <w:color w:val="000000" w:themeColor="text1"/>
-      </w:rPr>
-      <w:tblPr/>
-      <w:tcPr>
-        <w:shd w:val="clear" w:color="auto" w:fill="EDF2F8" w:themeFill="accent1" w:themeFillTint="19"/>
-      </w:tcPr>
+        <w:color w:val="000000"/>
+      </w:rPr>
+      <w:tblPr/>
+      <w:tcPr/>
     </w:tblStylePr>
     <w:tblStylePr w:type="lastRow">
       <w:rPr>
         <w:b/>
         <w:bCs/>
-        <w:color w:val="000000" w:themeColor="text1"/>
+        <w:color w:val="000000"/>
       </w:rPr>
       <w:tblPr/>
       <w:tcPr>
@@ -8636,14 +8753,13 @@
           <w:insideH w:val="nil"/>
           <w:insideV w:val="nil"/>
         </w:tcBorders>
-        <w:shd w:val="clear" w:color="auto" w:fill="FFFFFF" w:themeFill="background1"/>
       </w:tcPr>
     </w:tblStylePr>
     <w:tblStylePr w:type="firstCol">
       <w:rPr>
         <w:b/>
         <w:bCs/>
-        <w:color w:val="000000" w:themeColor="text1"/>
+        <w:color w:val="000000"/>
       </w:rPr>
       <w:tblPr/>
       <w:tcPr>
@@ -8655,14 +8771,13 @@
           <w:insideH w:val="nil"/>
           <w:insideV w:val="nil"/>
         </w:tcBorders>
-        <w:shd w:val="clear" w:color="auto" w:fill="FFFFFF" w:themeFill="background1"/>
       </w:tcPr>
     </w:tblStylePr>
     <w:tblStylePr w:type="lastCol">
       <w:rPr>
         <w:b w:val="0"/>
         <w:bCs w:val="0"/>
-        <w:color w:val="000000" w:themeColor="text1"/>
+        <w:color w:val="000000"/>
       </w:rPr>
       <w:tblPr/>
       <w:tcPr>
@@ -8674,14 +8789,11 @@
           <w:insideH w:val="nil"/>
           <w:insideV w:val="nil"/>
         </w:tcBorders>
-        <w:shd w:val="clear" w:color="auto" w:fill="DBE5F1" w:themeFill="accent1" w:themeFillTint="33"/>
       </w:tcPr>
     </w:tblStylePr>
     <w:tblStylePr w:type="band1Vert">
       <w:tblPr/>
-      <w:tcPr>
-        <w:shd w:val="clear" w:color="auto" w:fill="A7BFDE" w:themeFill="accent1" w:themeFillTint="7F"/>
-      </w:tcPr>
+      <w:tcPr/>
     </w:tblStylePr>
     <w:tblStylePr w:type="band1Horz">
       <w:tblPr/>
@@ -8690,14 +8802,11 @@
           <w:insideH w:val="single" w:sz="6" w:space="0" w:color="4F81BD" w:themeColor="accent1"/>
           <w:insideV w:val="single" w:sz="6" w:space="0" w:color="4F81BD" w:themeColor="accent1"/>
         </w:tcBorders>
-        <w:shd w:val="clear" w:color="auto" w:fill="A7BFDE" w:themeFill="accent1" w:themeFillTint="7F"/>
       </w:tcPr>
     </w:tblStylePr>
     <w:tblStylePr w:type="nwCell">
       <w:tblPr/>
-      <w:tcPr>
-        <w:shd w:val="clear" w:color="auto" w:fill="FFFFFF" w:themeFill="background1"/>
-      </w:tcPr>
+      <w:tcPr/>
     </w:tblStylePr>
   </w:style>
   <w:style w:type="table" w:styleId="MediumGrid2-Accent2">
@@ -8710,7 +8819,7 @@
     </w:pPr>
     <w:rPr>
       <w:rFonts w:asciiTheme="majorHAnsi" w:eastAsiaTheme="majorEastAsia" w:hAnsiTheme="majorHAnsi" w:cstheme="majorBidi"/>
-      <w:color w:val="000000" w:themeColor="text1"/>
+      <w:color w:val="000000"/>
     </w:rPr>
     <w:tblPr>
       <w:tblStyleRowBandSize w:val="1"/>
@@ -8731,25 +8840,21 @@
         <w:right w:w="108" w:type="dxa"/>
       </w:tblCellMar>
     </w:tblPr>
-    <w:tcPr>
-      <w:shd w:val="clear" w:color="auto" w:fill="EFD3D2" w:themeFill="accent2" w:themeFillTint="3F"/>
-    </w:tcPr>
+    <w:tcPr/>
     <w:tblStylePr w:type="firstRow">
       <w:rPr>
         <w:b/>
         <w:bCs/>
-        <w:color w:val="000000" w:themeColor="text1"/>
-      </w:rPr>
-      <w:tblPr/>
-      <w:tcPr>
-        <w:shd w:val="clear" w:color="auto" w:fill="F8EDED" w:themeFill="accent2" w:themeFillTint="19"/>
-      </w:tcPr>
+        <w:color w:val="000000"/>
+      </w:rPr>
+      <w:tblPr/>
+      <w:tcPr/>
     </w:tblStylePr>
     <w:tblStylePr w:type="lastRow">
       <w:rPr>
         <w:b/>
         <w:bCs/>
-        <w:color w:val="000000" w:themeColor="text1"/>
+        <w:color w:val="000000"/>
       </w:rPr>
       <w:tblPr/>
       <w:tcPr>
@@ -8761,14 +8866,13 @@
           <w:insideH w:val="nil"/>
           <w:insideV w:val="nil"/>
         </w:tcBorders>
-        <w:shd w:val="clear" w:color="auto" w:fill="FFFFFF" w:themeFill="background1"/>
       </w:tcPr>
     </w:tblStylePr>
     <w:tblStylePr w:type="firstCol">
       <w:rPr>
         <w:b/>
         <w:bCs/>
-        <w:color w:val="000000" w:themeColor="text1"/>
+        <w:color w:val="000000"/>
       </w:rPr>
       <w:tblPr/>
       <w:tcPr>
@@ -8780,14 +8884,13 @@
           <w:insideH w:val="nil"/>
           <w:insideV w:val="nil"/>
         </w:tcBorders>
-        <w:shd w:val="clear" w:color="auto" w:fill="FFFFFF" w:themeFill="background1"/>
       </w:tcPr>
     </w:tblStylePr>
     <w:tblStylePr w:type="lastCol">
       <w:rPr>
         <w:b w:val="0"/>
         <w:bCs w:val="0"/>
-        <w:color w:val="000000" w:themeColor="text1"/>
+        <w:color w:val="000000"/>
       </w:rPr>
       <w:tblPr/>
       <w:tcPr>
@@ -8799,14 +8902,11 @@
           <w:insideH w:val="nil"/>
           <w:insideV w:val="nil"/>
         </w:tcBorders>
-        <w:shd w:val="clear" w:color="auto" w:fill="F2DBDB" w:themeFill="accent2" w:themeFillTint="33"/>
       </w:tcPr>
     </w:tblStylePr>
     <w:tblStylePr w:type="band1Vert">
       <w:tblPr/>
-      <w:tcPr>
-        <w:shd w:val="clear" w:color="auto" w:fill="DFA7A6" w:themeFill="accent2" w:themeFillTint="7F"/>
-      </w:tcPr>
+      <w:tcPr/>
     </w:tblStylePr>
     <w:tblStylePr w:type="band1Horz">
       <w:tblPr/>
@@ -8815,14 +8915,11 @@
           <w:insideH w:val="single" w:sz="6" w:space="0" w:color="C0504D" w:themeColor="accent2"/>
           <w:insideV w:val="single" w:sz="6" w:space="0" w:color="C0504D" w:themeColor="accent2"/>
         </w:tcBorders>
-        <w:shd w:val="clear" w:color="auto" w:fill="DFA7A6" w:themeFill="accent2" w:themeFillTint="7F"/>
       </w:tcPr>
     </w:tblStylePr>
     <w:tblStylePr w:type="nwCell">
       <w:tblPr/>
-      <w:tcPr>
-        <w:shd w:val="clear" w:color="auto" w:fill="FFFFFF" w:themeFill="background1"/>
-      </w:tcPr>
+      <w:tcPr/>
     </w:tblStylePr>
   </w:style>
   <w:style w:type="table" w:styleId="MediumGrid2-Accent3">
@@ -8835,7 +8932,7 @@
     </w:pPr>
     <w:rPr>
       <w:rFonts w:asciiTheme="majorHAnsi" w:eastAsiaTheme="majorEastAsia" w:hAnsiTheme="majorHAnsi" w:cstheme="majorBidi"/>
-      <w:color w:val="000000" w:themeColor="text1"/>
+      <w:color w:val="000000"/>
     </w:rPr>
     <w:tblPr>
       <w:tblStyleRowBandSize w:val="1"/>
@@ -8856,25 +8953,21 @@
         <w:right w:w="108" w:type="dxa"/>
       </w:tblCellMar>
     </w:tblPr>
-    <w:tcPr>
-      <w:shd w:val="clear" w:color="auto" w:fill="E6EED5" w:themeFill="accent3" w:themeFillTint="3F"/>
-    </w:tcPr>
+    <w:tcPr/>
     <w:tblStylePr w:type="firstRow">
       <w:rPr>
         <w:b/>
         <w:bCs/>
-        <w:color w:val="000000" w:themeColor="text1"/>
-      </w:rPr>
-      <w:tblPr/>
-      <w:tcPr>
-        <w:shd w:val="clear" w:color="auto" w:fill="F5F8EE" w:themeFill="accent3" w:themeFillTint="19"/>
-      </w:tcPr>
+        <w:color w:val="000000"/>
+      </w:rPr>
+      <w:tblPr/>
+      <w:tcPr/>
     </w:tblStylePr>
     <w:tblStylePr w:type="lastRow">
       <w:rPr>
         <w:b/>
         <w:bCs/>
-        <w:color w:val="000000" w:themeColor="text1"/>
+        <w:color w:val="000000"/>
       </w:rPr>
       <w:tblPr/>
       <w:tcPr>
@@ -8886,14 +8979,13 @@
           <w:insideH w:val="nil"/>
           <w:insideV w:val="nil"/>
         </w:tcBorders>
-        <w:shd w:val="clear" w:color="auto" w:fill="FFFFFF" w:themeFill="background1"/>
       </w:tcPr>
     </w:tblStylePr>
     <w:tblStylePr w:type="firstCol">
       <w:rPr>
         <w:b/>
         <w:bCs/>
-        <w:color w:val="000000" w:themeColor="text1"/>
+        <w:color w:val="000000"/>
       </w:rPr>
       <w:tblPr/>
       <w:tcPr>
@@ -8905,14 +8997,13 @@
           <w:insideH w:val="nil"/>
           <w:insideV w:val="nil"/>
         </w:tcBorders>
-        <w:shd w:val="clear" w:color="auto" w:fill="FFFFFF" w:themeFill="background1"/>
       </w:tcPr>
     </w:tblStylePr>
     <w:tblStylePr w:type="lastCol">
       <w:rPr>
         <w:b w:val="0"/>
         <w:bCs w:val="0"/>
-        <w:color w:val="000000" w:themeColor="text1"/>
+        <w:color w:val="000000"/>
       </w:rPr>
       <w:tblPr/>
       <w:tcPr>
@@ -8924,14 +9015,11 @@
           <w:insideH w:val="nil"/>
           <w:insideV w:val="nil"/>
         </w:tcBorders>
-        <w:shd w:val="clear" w:color="auto" w:fill="EAF1DD" w:themeFill="accent3" w:themeFillTint="33"/>
       </w:tcPr>
     </w:tblStylePr>
     <w:tblStylePr w:type="band1Vert">
       <w:tblPr/>
-      <w:tcPr>
-        <w:shd w:val="clear" w:color="auto" w:fill="CDDDAC" w:themeFill="accent3" w:themeFillTint="7F"/>
-      </w:tcPr>
+      <w:tcPr/>
     </w:tblStylePr>
     <w:tblStylePr w:type="band1Horz">
       <w:tblPr/>
@@ -8940,14 +9028,11 @@
           <w:insideH w:val="single" w:sz="6" w:space="0" w:color="9BBB59" w:themeColor="accent3"/>
           <w:insideV w:val="single" w:sz="6" w:space="0" w:color="9BBB59" w:themeColor="accent3"/>
         </w:tcBorders>
-        <w:shd w:val="clear" w:color="auto" w:fill="CDDDAC" w:themeFill="accent3" w:themeFillTint="7F"/>
       </w:tcPr>
     </w:tblStylePr>
     <w:tblStylePr w:type="nwCell">
       <w:tblPr/>
-      <w:tcPr>
-        <w:shd w:val="clear" w:color="auto" w:fill="FFFFFF" w:themeFill="background1"/>
-      </w:tcPr>
+      <w:tcPr/>
     </w:tblStylePr>
   </w:style>
   <w:style w:type="table" w:styleId="MediumGrid2-Accent4">
@@ -8960,7 +9045,7 @@
     </w:pPr>
     <w:rPr>
       <w:rFonts w:asciiTheme="majorHAnsi" w:eastAsiaTheme="majorEastAsia" w:hAnsiTheme="majorHAnsi" w:cstheme="majorBidi"/>
-      <w:color w:val="000000" w:themeColor="text1"/>
+      <w:color w:val="000000"/>
     </w:rPr>
     <w:tblPr>
       <w:tblStyleRowBandSize w:val="1"/>
@@ -8981,25 +9066,21 @@
         <w:right w:w="108" w:type="dxa"/>
       </w:tblCellMar>
     </w:tblPr>
-    <w:tcPr>
-      <w:shd w:val="clear" w:color="auto" w:fill="DFD8E8" w:themeFill="accent4" w:themeFillTint="3F"/>
-    </w:tcPr>
+    <w:tcPr/>
     <w:tblStylePr w:type="firstRow">
       <w:rPr>
         <w:b/>
         <w:bCs/>
-        <w:color w:val="000000" w:themeColor="text1"/>
-      </w:rPr>
-      <w:tblPr/>
-      <w:tcPr>
-        <w:shd w:val="clear" w:color="auto" w:fill="F2EFF6" w:themeFill="accent4" w:themeFillTint="19"/>
-      </w:tcPr>
+        <w:color w:val="000000"/>
+      </w:rPr>
+      <w:tblPr/>
+      <w:tcPr/>
     </w:tblStylePr>
     <w:tblStylePr w:type="lastRow">
       <w:rPr>
         <w:b/>
         <w:bCs/>
-        <w:color w:val="000000" w:themeColor="text1"/>
+        <w:color w:val="000000"/>
       </w:rPr>
       <w:tblPr/>
       <w:tcPr>
@@ -9011,14 +9092,13 @@
           <w:insideH w:val="nil"/>
           <w:insideV w:val="nil"/>
         </w:tcBorders>
-        <w:shd w:val="clear" w:color="auto" w:fill="FFFFFF" w:themeFill="background1"/>
       </w:tcPr>
     </w:tblStylePr>
     <w:tblStylePr w:type="firstCol">
       <w:rPr>
         <w:b/>
         <w:bCs/>
-        <w:color w:val="000000" w:themeColor="text1"/>
+        <w:color w:val="000000"/>
       </w:rPr>
       <w:tblPr/>
       <w:tcPr>
@@ -9030,14 +9110,13 @@
           <w:insideH w:val="nil"/>
           <w:insideV w:val="nil"/>
         </w:tcBorders>
-        <w:shd w:val="clear" w:color="auto" w:fill="FFFFFF" w:themeFill="background1"/>
       </w:tcPr>
     </w:tblStylePr>
     <w:tblStylePr w:type="lastCol">
       <w:rPr>
         <w:b w:val="0"/>
         <w:bCs w:val="0"/>
-        <w:color w:val="000000" w:themeColor="text1"/>
+        <w:color w:val="000000"/>
       </w:rPr>
       <w:tblPr/>
       <w:tcPr>
@@ -9049,14 +9128,11 @@
           <w:insideH w:val="nil"/>
           <w:insideV w:val="nil"/>
         </w:tcBorders>
-        <w:shd w:val="clear" w:color="auto" w:fill="E5DFEC" w:themeFill="accent4" w:themeFillTint="33"/>
       </w:tcPr>
     </w:tblStylePr>
     <w:tblStylePr w:type="band1Vert">
       <w:tblPr/>
-      <w:tcPr>
-        <w:shd w:val="clear" w:color="auto" w:fill="BFB1D0" w:themeFill="accent4" w:themeFillTint="7F"/>
-      </w:tcPr>
+      <w:tcPr/>
     </w:tblStylePr>
     <w:tblStylePr w:type="band1Horz">
       <w:tblPr/>
@@ -9065,14 +9141,11 @@
           <w:insideH w:val="single" w:sz="6" w:space="0" w:color="8064A2" w:themeColor="accent4"/>
           <w:insideV w:val="single" w:sz="6" w:space="0" w:color="8064A2" w:themeColor="accent4"/>
         </w:tcBorders>
-        <w:shd w:val="clear" w:color="auto" w:fill="BFB1D0" w:themeFill="accent4" w:themeFillTint="7F"/>
       </w:tcPr>
     </w:tblStylePr>
     <w:tblStylePr w:type="nwCell">
       <w:tblPr/>
-      <w:tcPr>
-        <w:shd w:val="clear" w:color="auto" w:fill="FFFFFF" w:themeFill="background1"/>
-      </w:tcPr>
+      <w:tcPr/>
     </w:tblStylePr>
   </w:style>
   <w:style w:type="table" w:styleId="MediumGrid2-Accent5">
@@ -9085,7 +9158,7 @@
     </w:pPr>
     <w:rPr>
       <w:rFonts w:asciiTheme="majorHAnsi" w:eastAsiaTheme="majorEastAsia" w:hAnsiTheme="majorHAnsi" w:cstheme="majorBidi"/>
-      <w:color w:val="000000" w:themeColor="text1"/>
+      <w:color w:val="000000"/>
     </w:rPr>
     <w:tblPr>
       <w:tblStyleRowBandSize w:val="1"/>
@@ -9106,25 +9179,21 @@
         <w:right w:w="108" w:type="dxa"/>
       </w:tblCellMar>
     </w:tblPr>
-    <w:tcPr>
-      <w:shd w:val="clear" w:color="auto" w:fill="D2EAF1" w:themeFill="accent5" w:themeFillTint="3F"/>
-    </w:tcPr>
+    <w:tcPr/>
     <w:tblStylePr w:type="firstRow">
       <w:rPr>
         <w:b/>
         <w:bCs/>
-        <w:color w:val="000000" w:themeColor="text1"/>
-      </w:rPr>
-      <w:tblPr/>
-      <w:tcPr>
-        <w:shd w:val="clear" w:color="auto" w:fill="EDF6F9" w:themeFill="accent5" w:themeFillTint="19"/>
-      </w:tcPr>
+        <w:color w:val="000000"/>
+      </w:rPr>
+      <w:tblPr/>
+      <w:tcPr/>
     </w:tblStylePr>
     <w:tblStylePr w:type="lastRow">
       <w:rPr>
         <w:b/>
         <w:bCs/>
-        <w:color w:val="000000" w:themeColor="text1"/>
+        <w:color w:val="000000"/>
       </w:rPr>
       <w:tblPr/>
       <w:tcPr>
@@ -9136,14 +9205,13 @@
           <w:insideH w:val="nil"/>
           <w:insideV w:val="nil"/>
         </w:tcBorders>
-        <w:shd w:val="clear" w:color="auto" w:fill="FFFFFF" w:themeFill="background1"/>
       </w:tcPr>
     </w:tblStylePr>
     <w:tblStylePr w:type="firstCol">
       <w:rPr>
         <w:b/>
         <w:bCs/>
-        <w:color w:val="000000" w:themeColor="text1"/>
+        <w:color w:val="000000"/>
       </w:rPr>
       <w:tblPr/>
       <w:tcPr>
@@ -9155,14 +9223,13 @@
           <w:insideH w:val="nil"/>
           <w:insideV w:val="nil"/>
         </w:tcBorders>
-        <w:shd w:val="clear" w:color="auto" w:fill="FFFFFF" w:themeFill="background1"/>
       </w:tcPr>
     </w:tblStylePr>
     <w:tblStylePr w:type="lastCol">
       <w:rPr>
         <w:b w:val="0"/>
         <w:bCs w:val="0"/>
-        <w:color w:val="000000" w:themeColor="text1"/>
+        <w:color w:val="000000"/>
       </w:rPr>
       <w:tblPr/>
       <w:tcPr>
@@ -9174,14 +9241,11 @@
           <w:insideH w:val="nil"/>
           <w:insideV w:val="nil"/>
         </w:tcBorders>
-        <w:shd w:val="clear" w:color="auto" w:fill="DAEEF3" w:themeFill="accent5" w:themeFillTint="33"/>
       </w:tcPr>
     </w:tblStylePr>
     <w:tblStylePr w:type="band1Vert">
       <w:tblPr/>
-      <w:tcPr>
-        <w:shd w:val="clear" w:color="auto" w:fill="A5D5E2" w:themeFill="accent5" w:themeFillTint="7F"/>
-      </w:tcPr>
+      <w:tcPr/>
     </w:tblStylePr>
     <w:tblStylePr w:type="band1Horz">
       <w:tblPr/>
@@ -9190,14 +9254,11 @@
           <w:insideH w:val="single" w:sz="6" w:space="0" w:color="4BACC6" w:themeColor="accent5"/>
           <w:insideV w:val="single" w:sz="6" w:space="0" w:color="4BACC6" w:themeColor="accent5"/>
         </w:tcBorders>
-        <w:shd w:val="clear" w:color="auto" w:fill="A5D5E2" w:themeFill="accent5" w:themeFillTint="7F"/>
       </w:tcPr>
     </w:tblStylePr>
     <w:tblStylePr w:type="nwCell">
       <w:tblPr/>
-      <w:tcPr>
-        <w:shd w:val="clear" w:color="auto" w:fill="FFFFFF" w:themeFill="background1"/>
-      </w:tcPr>
+      <w:tcPr/>
     </w:tblStylePr>
   </w:style>
   <w:style w:type="table" w:styleId="MediumGrid2-Accent6">
@@ -9210,7 +9271,7 @@
     </w:pPr>
     <w:rPr>
       <w:rFonts w:asciiTheme="majorHAnsi" w:eastAsiaTheme="majorEastAsia" w:hAnsiTheme="majorHAnsi" w:cstheme="majorBidi"/>
-      <w:color w:val="000000" w:themeColor="text1"/>
+      <w:color w:val="000000"/>
     </w:rPr>
     <w:tblPr>
       <w:tblStyleRowBandSize w:val="1"/>
@@ -9231,25 +9292,21 @@
         <w:right w:w="108" w:type="dxa"/>
       </w:tblCellMar>
     </w:tblPr>
-    <w:tcPr>
-      <w:shd w:val="clear" w:color="auto" w:fill="FDE4D0" w:themeFill="accent6" w:themeFillTint="3F"/>
-    </w:tcPr>
+    <w:tcPr/>
     <w:tblStylePr w:type="firstRow">
       <w:rPr>
         <w:b/>
         <w:bCs/>
-        <w:color w:val="000000" w:themeColor="text1"/>
-      </w:rPr>
-      <w:tblPr/>
-      <w:tcPr>
-        <w:shd w:val="clear" w:color="auto" w:fill="FEF4EC" w:themeFill="accent6" w:themeFillTint="19"/>
-      </w:tcPr>
+        <w:color w:val="000000"/>
+      </w:rPr>
+      <w:tblPr/>
+      <w:tcPr/>
     </w:tblStylePr>
     <w:tblStylePr w:type="lastRow">
       <w:rPr>
         <w:b/>
         <w:bCs/>
-        <w:color w:val="000000" w:themeColor="text1"/>
+        <w:color w:val="000000"/>
       </w:rPr>
       <w:tblPr/>
       <w:tcPr>
@@ -9261,14 +9318,13 @@
           <w:insideH w:val="nil"/>
           <w:insideV w:val="nil"/>
         </w:tcBorders>
-        <w:shd w:val="clear" w:color="auto" w:fill="FFFFFF" w:themeFill="background1"/>
       </w:tcPr>
     </w:tblStylePr>
     <w:tblStylePr w:type="firstCol">
       <w:rPr>
         <w:b/>
         <w:bCs/>
-        <w:color w:val="000000" w:themeColor="text1"/>
+        <w:color w:val="000000"/>
       </w:rPr>
       <w:tblPr/>
       <w:tcPr>
@@ -9280,14 +9336,13 @@
           <w:insideH w:val="nil"/>
           <w:insideV w:val="nil"/>
         </w:tcBorders>
-        <w:shd w:val="clear" w:color="auto" w:fill="FFFFFF" w:themeFill="background1"/>
       </w:tcPr>
     </w:tblStylePr>
     <w:tblStylePr w:type="lastCol">
       <w:rPr>
         <w:b w:val="0"/>
         <w:bCs w:val="0"/>
-        <w:color w:val="000000" w:themeColor="text1"/>
+        <w:color w:val="000000"/>
       </w:rPr>
       <w:tblPr/>
       <w:tcPr>
@@ -9299,14 +9354,11 @@
           <w:insideH w:val="nil"/>
           <w:insideV w:val="nil"/>
         </w:tcBorders>
-        <w:shd w:val="clear" w:color="auto" w:fill="FDE9D9" w:themeFill="accent6" w:themeFillTint="33"/>
       </w:tcPr>
     </w:tblStylePr>
     <w:tblStylePr w:type="band1Vert">
       <w:tblPr/>
-      <w:tcPr>
-        <w:shd w:val="clear" w:color="auto" w:fill="FBCAA2" w:themeFill="accent6" w:themeFillTint="7F"/>
-      </w:tcPr>
+      <w:tcPr/>
     </w:tblStylePr>
     <w:tblStylePr w:type="band1Horz">
       <w:tblPr/>
@@ -9315,14 +9367,11 @@
           <w:insideH w:val="single" w:sz="6" w:space="0" w:color="F79646" w:themeColor="accent6"/>
           <w:insideV w:val="single" w:sz="6" w:space="0" w:color="F79646" w:themeColor="accent6"/>
         </w:tcBorders>
-        <w:shd w:val="clear" w:color="auto" w:fill="FBCAA2" w:themeFill="accent6" w:themeFillTint="7F"/>
       </w:tcPr>
     </w:tblStylePr>
     <w:tblStylePr w:type="nwCell">
       <w:tblPr/>
-      <w:tcPr>
-        <w:shd w:val="clear" w:color="auto" w:fill="FFFFFF" w:themeFill="background1"/>
-      </w:tcPr>
+      <w:tcPr/>
     </w:tblStylePr>
   </w:style>
   <w:style w:type="table" w:styleId="MediumGrid3">
@@ -9352,16 +9401,14 @@
         <w:right w:w="108" w:type="dxa"/>
       </w:tblCellMar>
     </w:tblPr>
-    <w:tcPr>
-      <w:shd w:val="clear" w:color="auto" w:fill="C0C0C0" w:themeFill="text1" w:themeFillTint="3F"/>
-    </w:tcPr>
+    <w:tcPr/>
     <w:tblStylePr w:type="firstRow">
       <w:rPr>
         <w:b/>
         <w:bCs/>
         <w:i w:val="0"/>
         <w:iCs w:val="0"/>
-        <w:color w:val="FFFFFF" w:themeColor="background1"/>
+        <w:color w:val="000000"/>
       </w:rPr>
       <w:tblPr/>
       <w:tcPr>
@@ -9373,7 +9420,6 @@
           <w:insideH w:val="nil"/>
           <w:insideV w:val="single" w:sz="8" w:space="0" w:color="FFFFFF" w:themeColor="background1"/>
         </w:tcBorders>
-        <w:shd w:val="clear" w:color="auto" w:fill="000000" w:themeFill="text1"/>
       </w:tcPr>
     </w:tblStylePr>
     <w:tblStylePr w:type="lastRow">
@@ -9382,7 +9428,7 @@
         <w:bCs/>
         <w:i w:val="0"/>
         <w:iCs w:val="0"/>
-        <w:color w:val="FFFFFF" w:themeColor="background1"/>
+        <w:color w:val="000000"/>
       </w:rPr>
       <w:tblPr/>
       <w:tcPr>
@@ -9394,7 +9440,6 @@
           <w:insideH w:val="nil"/>
           <w:insideV w:val="single" w:sz="8" w:space="0" w:color="FFFFFF" w:themeColor="background1"/>
         </w:tcBorders>
-        <w:shd w:val="clear" w:color="auto" w:fill="000000" w:themeFill="text1"/>
       </w:tcPr>
     </w:tblStylePr>
     <w:tblStylePr w:type="firstCol">
@@ -9403,7 +9448,7 @@
         <w:bCs/>
         <w:i w:val="0"/>
         <w:iCs w:val="0"/>
-        <w:color w:val="FFFFFF" w:themeColor="background1"/>
+        <w:color w:val="000000"/>
       </w:rPr>
       <w:tblPr/>
       <w:tcPr>
@@ -9413,7 +9458,6 @@
           <w:insideH w:val="nil"/>
           <w:insideV w:val="nil"/>
         </w:tcBorders>
-        <w:shd w:val="clear" w:color="auto" w:fill="000000" w:themeFill="text1"/>
       </w:tcPr>
     </w:tblStylePr>
     <w:tblStylePr w:type="lastCol">
@@ -9422,7 +9466,7 @@
         <w:bCs/>
         <w:i w:val="0"/>
         <w:iCs w:val="0"/>
-        <w:color w:val="FFFFFF" w:themeColor="background1"/>
+        <w:color w:val="000000"/>
       </w:rPr>
       <w:tblPr/>
       <w:tcPr>
@@ -9434,7 +9478,6 @@
           <w:insideH w:val="nil"/>
           <w:insideV w:val="nil"/>
         </w:tcBorders>
-        <w:shd w:val="clear" w:color="auto" w:fill="000000" w:themeFill="text1"/>
       </w:tcPr>
     </w:tblStylePr>
     <w:tblStylePr w:type="band1Vert">
@@ -9448,7 +9491,6 @@
           <w:insideH w:val="nil"/>
           <w:insideV w:val="nil"/>
         </w:tcBorders>
-        <w:shd w:val="clear" w:color="auto" w:fill="808080" w:themeFill="text1" w:themeFillTint="7F"/>
       </w:tcPr>
     </w:tblStylePr>
     <w:tblStylePr w:type="band1Horz">
@@ -9462,7 +9504,6 @@
           <w:insideH w:val="single" w:sz="8" w:space="0" w:color="FFFFFF" w:themeColor="background1"/>
           <w:insideV w:val="single" w:sz="8" w:space="0" w:color="FFFFFF" w:themeColor="background1"/>
         </w:tcBorders>
-        <w:shd w:val="clear" w:color="auto" w:fill="808080" w:themeFill="text1" w:themeFillTint="7F"/>
       </w:tcPr>
     </w:tblStylePr>
   </w:style>
@@ -9493,16 +9534,14 @@
         <w:right w:w="108" w:type="dxa"/>
       </w:tblCellMar>
     </w:tblPr>
-    <w:tcPr>
-      <w:shd w:val="clear" w:color="auto" w:fill="D3DFEE" w:themeFill="accent1" w:themeFillTint="3F"/>
-    </w:tcPr>
+    <w:tcPr/>
     <w:tblStylePr w:type="firstRow">
       <w:rPr>
         <w:b/>
         <w:bCs/>
         <w:i w:val="0"/>
         <w:iCs w:val="0"/>
-        <w:color w:val="FFFFFF" w:themeColor="background1"/>
+        <w:color w:val="000000"/>
       </w:rPr>
       <w:tblPr/>
       <w:tcPr>
@@ -9514,7 +9553,6 @@
           <w:insideH w:val="nil"/>
           <w:insideV w:val="single" w:sz="8" w:space="0" w:color="FFFFFF" w:themeColor="background1"/>
         </w:tcBorders>
-        <w:shd w:val="clear" w:color="auto" w:fill="4F81BD" w:themeFill="accent1"/>
       </w:tcPr>
     </w:tblStylePr>
     <w:tblStylePr w:type="lastRow">
@@ -9523,7 +9561,7 @@
         <w:bCs/>
         <w:i w:val="0"/>
         <w:iCs w:val="0"/>
-        <w:color w:val="FFFFFF" w:themeColor="background1"/>
+        <w:color w:val="000000"/>
       </w:rPr>
       <w:tblPr/>
       <w:tcPr>
@@ -9535,7 +9573,6 @@
           <w:insideH w:val="nil"/>
           <w:insideV w:val="single" w:sz="8" w:space="0" w:color="FFFFFF" w:themeColor="background1"/>
         </w:tcBorders>
-        <w:shd w:val="clear" w:color="auto" w:fill="4F81BD" w:themeFill="accent1"/>
       </w:tcPr>
     </w:tblStylePr>
     <w:tblStylePr w:type="firstCol">
@@ -9544,7 +9581,7 @@
         <w:bCs/>
         <w:i w:val="0"/>
         <w:iCs w:val="0"/>
-        <w:color w:val="FFFFFF" w:themeColor="background1"/>
+        <w:color w:val="000000"/>
       </w:rPr>
       <w:tblPr/>
       <w:tcPr>
@@ -9554,7 +9591,6 @@
           <w:insideH w:val="nil"/>
           <w:insideV w:val="nil"/>
         </w:tcBorders>
-        <w:shd w:val="clear" w:color="auto" w:fill="4F81BD" w:themeFill="accent1"/>
       </w:tcPr>
     </w:tblStylePr>
     <w:tblStylePr w:type="lastCol">
@@ -9563,7 +9599,7 @@
         <w:bCs/>
         <w:i w:val="0"/>
         <w:iCs w:val="0"/>
-        <w:color w:val="FFFFFF" w:themeColor="background1"/>
+        <w:color w:val="000000"/>
       </w:rPr>
       <w:tblPr/>
       <w:tcPr>
@@ -9575,7 +9611,6 @@
           <w:insideH w:val="nil"/>
           <w:insideV w:val="nil"/>
         </w:tcBorders>
-        <w:shd w:val="clear" w:color="auto" w:fill="4F81BD" w:themeFill="accent1"/>
       </w:tcPr>
     </w:tblStylePr>
     <w:tblStylePr w:type="band1Vert">
@@ -9589,7 +9624,6 @@
           <w:insideH w:val="nil"/>
           <w:insideV w:val="nil"/>
         </w:tcBorders>
-        <w:shd w:val="clear" w:color="auto" w:fill="A7BFDE" w:themeFill="accent1" w:themeFillTint="7F"/>
       </w:tcPr>
     </w:tblStylePr>
     <w:tblStylePr w:type="band1Horz">
@@ -9603,7 +9637,6 @@
           <w:insideH w:val="single" w:sz="8" w:space="0" w:color="FFFFFF" w:themeColor="background1"/>
           <w:insideV w:val="single" w:sz="8" w:space="0" w:color="FFFFFF" w:themeColor="background1"/>
         </w:tcBorders>
-        <w:shd w:val="clear" w:color="auto" w:fill="A7BFDE" w:themeFill="accent1" w:themeFillTint="7F"/>
       </w:tcPr>
     </w:tblStylePr>
   </w:style>
@@ -9634,16 +9667,14 @@
         <w:right w:w="108" w:type="dxa"/>
       </w:tblCellMar>
     </w:tblPr>
-    <w:tcPr>
-      <w:shd w:val="clear" w:color="auto" w:fill="EFD3D2" w:themeFill="accent2" w:themeFillTint="3F"/>
-    </w:tcPr>
+    <w:tcPr/>
     <w:tblStylePr w:type="firstRow">
       <w:rPr>
         <w:b/>
         <w:bCs/>
         <w:i w:val="0"/>
         <w:iCs w:val="0"/>
-        <w:color w:val="FFFFFF" w:themeColor="background1"/>
+        <w:color w:val="000000"/>
       </w:rPr>
       <w:tblPr/>
       <w:tcPr>
@@ -9655,7 +9686,6 @@
           <w:insideH w:val="nil"/>
           <w:insideV w:val="single" w:sz="8" w:space="0" w:color="FFFFFF" w:themeColor="background1"/>
         </w:tcBorders>
-        <w:shd w:val="clear" w:color="auto" w:fill="C0504D" w:themeFill="accent2"/>
       </w:tcPr>
     </w:tblStylePr>
     <w:tblStylePr w:type="lastRow">
@@ -9664,7 +9694,7 @@
         <w:bCs/>
         <w:i w:val="0"/>
         <w:iCs w:val="0"/>
-        <w:color w:val="FFFFFF" w:themeColor="background1"/>
+        <w:color w:val="000000"/>
       </w:rPr>
       <w:tblPr/>
       <w:tcPr>
@@ -9676,7 +9706,6 @@
           <w:insideH w:val="nil"/>
           <w:insideV w:val="single" w:sz="8" w:space="0" w:color="FFFFFF" w:themeColor="background1"/>
         </w:tcBorders>
-        <w:shd w:val="clear" w:color="auto" w:fill="C0504D" w:themeFill="accent2"/>
       </w:tcPr>
     </w:tblStylePr>
     <w:tblStylePr w:type="firstCol">
@@ -9685,7 +9714,7 @@
         <w:bCs/>
         <w:i w:val="0"/>
         <w:iCs w:val="0"/>
-        <w:color w:val="FFFFFF" w:themeColor="background1"/>
+        <w:color w:val="000000"/>
       </w:rPr>
       <w:tblPr/>
       <w:tcPr>
@@ -9695,7 +9724,6 @@
           <w:insideH w:val="nil"/>
           <w:insideV w:val="nil"/>
         </w:tcBorders>
-        <w:shd w:val="clear" w:color="auto" w:fill="C0504D" w:themeFill="accent2"/>
       </w:tcPr>
     </w:tblStylePr>
     <w:tblStylePr w:type="lastCol">
@@ -9704,7 +9732,7 @@
         <w:bCs/>
         <w:i w:val="0"/>
         <w:iCs w:val="0"/>
-        <w:color w:val="FFFFFF" w:themeColor="background1"/>
+        <w:color w:val="000000"/>
       </w:rPr>
       <w:tblPr/>
       <w:tcPr>
@@ -9716,7 +9744,6 @@
           <w:insideH w:val="nil"/>
           <w:insideV w:val="nil"/>
         </w:tcBorders>
-        <w:shd w:val="clear" w:color="auto" w:fill="C0504D" w:themeFill="accent2"/>
       </w:tcPr>
     </w:tblStylePr>
     <w:tblStylePr w:type="band1Vert">
@@ -9730,7 +9757,6 @@
           <w:insideH w:val="nil"/>
           <w:insideV w:val="nil"/>
         </w:tcBorders>
-        <w:shd w:val="clear" w:color="auto" w:fill="DFA7A6" w:themeFill="accent2" w:themeFillTint="7F"/>
       </w:tcPr>
     </w:tblStylePr>
     <w:tblStylePr w:type="band1Horz">
@@ -9744,7 +9770,6 @@
           <w:insideH w:val="single" w:sz="8" w:space="0" w:color="FFFFFF" w:themeColor="background1"/>
           <w:insideV w:val="single" w:sz="8" w:space="0" w:color="FFFFFF" w:themeColor="background1"/>
         </w:tcBorders>
-        <w:shd w:val="clear" w:color="auto" w:fill="DFA7A6" w:themeFill="accent2" w:themeFillTint="7F"/>
       </w:tcPr>
     </w:tblStylePr>
   </w:style>
@@ -9775,16 +9800,14 @@
         <w:right w:w="108" w:type="dxa"/>
       </w:tblCellMar>
     </w:tblPr>
-    <w:tcPr>
-      <w:shd w:val="clear" w:color="auto" w:fill="E6EED5" w:themeFill="accent3" w:themeFillTint="3F"/>
-    </w:tcPr>
+    <w:tcPr/>
     <w:tblStylePr w:type="firstRow">
       <w:rPr>
         <w:b/>
         <w:bCs/>
         <w:i w:val="0"/>
         <w:iCs w:val="0"/>
-        <w:color w:val="FFFFFF" w:themeColor="background1"/>
+        <w:color w:val="000000"/>
       </w:rPr>
       <w:tblPr/>
       <w:tcPr>
@@ -9796,7 +9819,6 @@
           <w:insideH w:val="nil"/>
           <w:insideV w:val="single" w:sz="8" w:space="0" w:color="FFFFFF" w:themeColor="background1"/>
         </w:tcBorders>
-        <w:shd w:val="clear" w:color="auto" w:fill="9BBB59" w:themeFill="accent3"/>
       </w:tcPr>
     </w:tblStylePr>
     <w:tblStylePr w:type="lastRow">
@@ -9805,7 +9827,7 @@
         <w:bCs/>
         <w:i w:val="0"/>
         <w:iCs w:val="0"/>
-        <w:color w:val="FFFFFF" w:themeColor="background1"/>
+        <w:color w:val="000000"/>
       </w:rPr>
       <w:tblPr/>
       <w:tcPr>
@@ -9817,7 +9839,6 @@
           <w:insideH w:val="nil"/>
           <w:insideV w:val="single" w:sz="8" w:space="0" w:color="FFFFFF" w:themeColor="background1"/>
         </w:tcBorders>
-        <w:shd w:val="clear" w:color="auto" w:fill="9BBB59" w:themeFill="accent3"/>
       </w:tcPr>
     </w:tblStylePr>
     <w:tblStylePr w:type="firstCol">
@@ -9826,7 +9847,7 @@
         <w:bCs/>
         <w:i w:val="0"/>
         <w:iCs w:val="0"/>
-        <w:color w:val="FFFFFF" w:themeColor="background1"/>
+        <w:color w:val="000000"/>
       </w:rPr>
       <w:tblPr/>
       <w:tcPr>
@@ -9836,7 +9857,6 @@
           <w:insideH w:val="nil"/>
           <w:insideV w:val="nil"/>
         </w:tcBorders>
-        <w:shd w:val="clear" w:color="auto" w:fill="9BBB59" w:themeFill="accent3"/>
       </w:tcPr>
     </w:tblStylePr>
     <w:tblStylePr w:type="lastCol">
@@ -9845,7 +9865,7 @@
         <w:bCs/>
         <w:i w:val="0"/>
         <w:iCs w:val="0"/>
-        <w:color w:val="FFFFFF" w:themeColor="background1"/>
+        <w:color w:val="000000"/>
       </w:rPr>
       <w:tblPr/>
       <w:tcPr>
@@ -9857,7 +9877,6 @@
           <w:insideH w:val="nil"/>
           <w:insideV w:val="nil"/>
         </w:tcBorders>
-        <w:shd w:val="clear" w:color="auto" w:fill="9BBB59" w:themeFill="accent3"/>
       </w:tcPr>
     </w:tblStylePr>
     <w:tblStylePr w:type="band1Vert">
@@ -9871,7 +9890,6 @@
           <w:insideH w:val="nil"/>
           <w:insideV w:val="nil"/>
         </w:tcBorders>
-        <w:shd w:val="clear" w:color="auto" w:fill="CDDDAC" w:themeFill="accent3" w:themeFillTint="7F"/>
       </w:tcPr>
     </w:tblStylePr>
     <w:tblStylePr w:type="band1Horz">
@@ -9885,7 +9903,6 @@
           <w:insideH w:val="single" w:sz="8" w:space="0" w:color="FFFFFF" w:themeColor="background1"/>
           <w:insideV w:val="single" w:sz="8" w:space="0" w:color="FFFFFF" w:themeColor="background1"/>
         </w:tcBorders>
-        <w:shd w:val="clear" w:color="auto" w:fill="CDDDAC" w:themeFill="accent3" w:themeFillTint="7F"/>
       </w:tcPr>
     </w:tblStylePr>
   </w:style>
@@ -9916,16 +9933,14 @@
         <w:right w:w="108" w:type="dxa"/>
       </w:tblCellMar>
     </w:tblPr>
-    <w:tcPr>
-      <w:shd w:val="clear" w:color="auto" w:fill="DFD8E8" w:themeFill="accent4" w:themeFillTint="3F"/>
-    </w:tcPr>
+    <w:tcPr/>
     <w:tblStylePr w:type="firstRow">
       <w:rPr>
         <w:b/>
         <w:bCs/>
         <w:i w:val="0"/>
         <w:iCs w:val="0"/>
-        <w:color w:val="FFFFFF" w:themeColor="background1"/>
+        <w:color w:val="000000"/>
       </w:rPr>
       <w:tblPr/>
       <w:tcPr>
@@ -9937,7 +9952,6 @@
           <w:insideH w:val="nil"/>
           <w:insideV w:val="single" w:sz="8" w:space="0" w:color="FFFFFF" w:themeColor="background1"/>
         </w:tcBorders>
-        <w:shd w:val="clear" w:color="auto" w:fill="8064A2" w:themeFill="accent4"/>
       </w:tcPr>
     </w:tblStylePr>
     <w:tblStylePr w:type="lastRow">
@@ -9946,7 +9960,7 @@
         <w:bCs/>
         <w:i w:val="0"/>
         <w:iCs w:val="0"/>
-        <w:color w:val="FFFFFF" w:themeColor="background1"/>
+        <w:color w:val="000000"/>
       </w:rPr>
       <w:tblPr/>
       <w:tcPr>
@@ -9958,7 +9972,6 @@
           <w:insideH w:val="nil"/>
           <w:insideV w:val="single" w:sz="8" w:space="0" w:color="FFFFFF" w:themeColor="background1"/>
         </w:tcBorders>
-        <w:shd w:val="clear" w:color="auto" w:fill="8064A2" w:themeFill="accent4"/>
       </w:tcPr>
     </w:tblStylePr>
     <w:tblStylePr w:type="firstCol">
@@ -9967,7 +9980,7 @@
         <w:bCs/>
         <w:i w:val="0"/>
         <w:iCs w:val="0"/>
-        <w:color w:val="FFFFFF" w:themeColor="background1"/>
+        <w:color w:val="000000"/>
       </w:rPr>
       <w:tblPr/>
       <w:tcPr>
@@ -9977,7 +9990,6 @@
           <w:insideH w:val="nil"/>
           <w:insideV w:val="nil"/>
         </w:tcBorders>
-        <w:shd w:val="clear" w:color="auto" w:fill="8064A2" w:themeFill="accent4"/>
       </w:tcPr>
     </w:tblStylePr>
     <w:tblStylePr w:type="lastCol">
@@ -9986,7 +9998,7 @@
         <w:bCs/>
         <w:i w:val="0"/>
         <w:iCs w:val="0"/>
-        <w:color w:val="FFFFFF" w:themeColor="background1"/>
+        <w:color w:val="000000"/>
       </w:rPr>
       <w:tblPr/>
       <w:tcPr>
@@ -9998,7 +10010,6 @@
           <w:insideH w:val="nil"/>
           <w:insideV w:val="nil"/>
         </w:tcBorders>
-        <w:shd w:val="clear" w:color="auto" w:fill="8064A2" w:themeFill="accent4"/>
       </w:tcPr>
     </w:tblStylePr>
     <w:tblStylePr w:type="band1Vert">
@@ -10012,7 +10023,6 @@
           <w:insideH w:val="nil"/>
           <w:insideV w:val="nil"/>
         </w:tcBorders>
-        <w:shd w:val="clear" w:color="auto" w:fill="BFB1D0" w:themeFill="accent4" w:themeFillTint="7F"/>
       </w:tcPr>
     </w:tblStylePr>
     <w:tblStylePr w:type="band1Horz">
@@ -10026,7 +10036,6 @@
           <w:insideH w:val="single" w:sz="8" w:space="0" w:color="FFFFFF" w:themeColor="background1"/>
           <w:insideV w:val="single" w:sz="8" w:space="0" w:color="FFFFFF" w:themeColor="background1"/>
         </w:tcBorders>
-        <w:shd w:val="clear" w:color="auto" w:fill="BFB1D0" w:themeFill="accent4" w:themeFillTint="7F"/>
       </w:tcPr>
     </w:tblStylePr>
   </w:style>
@@ -10057,16 +10066,14 @@
         <w:right w:w="108" w:type="dxa"/>
       </w:tblCellMar>
     </w:tblPr>
-    <w:tcPr>
-      <w:shd w:val="clear" w:color="auto" w:fill="D2EAF1" w:themeFill="accent5" w:themeFillTint="3F"/>
-    </w:tcPr>
+    <w:tcPr/>
     <w:tblStylePr w:type="firstRow">
       <w:rPr>
         <w:b/>
         <w:bCs/>
         <w:i w:val="0"/>
         <w:iCs w:val="0"/>
-        <w:color w:val="FFFFFF" w:themeColor="background1"/>
+        <w:color w:val="000000"/>
       </w:rPr>
       <w:tblPr/>
       <w:tcPr>
@@ -10078,7 +10085,6 @@
           <w:insideH w:val="nil"/>
           <w:insideV w:val="single" w:sz="8" w:space="0" w:color="FFFFFF" w:themeColor="background1"/>
         </w:tcBorders>
-        <w:shd w:val="clear" w:color="auto" w:fill="4BACC6" w:themeFill="accent5"/>
       </w:tcPr>
     </w:tblStylePr>
     <w:tblStylePr w:type="lastRow">
@@ -10087,7 +10093,7 @@
         <w:bCs/>
         <w:i w:val="0"/>
         <w:iCs w:val="0"/>
-        <w:color w:val="FFFFFF" w:themeColor="background1"/>
+        <w:color w:val="000000"/>
       </w:rPr>
       <w:tblPr/>
       <w:tcPr>
@@ -10099,7 +10105,6 @@
           <w:insideH w:val="nil"/>
           <w:insideV w:val="single" w:sz="8" w:space="0" w:color="FFFFFF" w:themeColor="background1"/>
         </w:tcBorders>
-        <w:shd w:val="clear" w:color="auto" w:fill="4BACC6" w:themeFill="accent5"/>
       </w:tcPr>
     </w:tblStylePr>
     <w:tblStylePr w:type="firstCol">
@@ -10108,7 +10113,7 @@
         <w:bCs/>
         <w:i w:val="0"/>
         <w:iCs w:val="0"/>
-        <w:color w:val="FFFFFF" w:themeColor="background1"/>
+        <w:color w:val="000000"/>
       </w:rPr>
       <w:tblPr/>
       <w:tcPr>
@@ -10118,7 +10123,6 @@
           <w:insideH w:val="nil"/>
           <w:insideV w:val="nil"/>
         </w:tcBorders>
-        <w:shd w:val="clear" w:color="auto" w:fill="4BACC6" w:themeFill="accent5"/>
       </w:tcPr>
     </w:tblStylePr>
     <w:tblStylePr w:type="lastCol">
@@ -10127,7 +10131,7 @@
         <w:bCs/>
         <w:i w:val="0"/>
         <w:iCs w:val="0"/>
-        <w:color w:val="FFFFFF" w:themeColor="background1"/>
+        <w:color w:val="000000"/>
       </w:rPr>
       <w:tblPr/>
       <w:tcPr>
@@ -10139,7 +10143,6 @@
           <w:insideH w:val="nil"/>
           <w:insideV w:val="nil"/>
         </w:tcBorders>
-        <w:shd w:val="clear" w:color="auto" w:fill="4BACC6" w:themeFill="accent5"/>
       </w:tcPr>
     </w:tblStylePr>
     <w:tblStylePr w:type="band1Vert">
@@ -10153,7 +10156,6 @@
           <w:insideH w:val="nil"/>
           <w:insideV w:val="nil"/>
         </w:tcBorders>
-        <w:shd w:val="clear" w:color="auto" w:fill="A5D5E2" w:themeFill="accent5" w:themeFillTint="7F"/>
       </w:tcPr>
     </w:tblStylePr>
     <w:tblStylePr w:type="band1Horz">
@@ -10167,7 +10169,6 @@
           <w:insideH w:val="single" w:sz="8" w:space="0" w:color="FFFFFF" w:themeColor="background1"/>
           <w:insideV w:val="single" w:sz="8" w:space="0" w:color="FFFFFF" w:themeColor="background1"/>
         </w:tcBorders>
-        <w:shd w:val="clear" w:color="auto" w:fill="A5D5E2" w:themeFill="accent5" w:themeFillTint="7F"/>
       </w:tcPr>
     </w:tblStylePr>
   </w:style>
@@ -10198,16 +10199,14 @@
         <w:right w:w="108" w:type="dxa"/>
       </w:tblCellMar>
     </w:tblPr>
-    <w:tcPr>
-      <w:shd w:val="clear" w:color="auto" w:fill="FDE4D0" w:themeFill="accent6" w:themeFillTint="3F"/>
-    </w:tcPr>
+    <w:tcPr/>
     <w:tblStylePr w:type="firstRow">
       <w:rPr>
         <w:b/>
         <w:bCs/>
         <w:i w:val="0"/>
         <w:iCs w:val="0"/>
-        <w:color w:val="FFFFFF" w:themeColor="background1"/>
+        <w:color w:val="000000"/>
       </w:rPr>
       <w:tblPr/>
       <w:tcPr>
@@ -10219,7 +10218,6 @@
           <w:insideH w:val="nil"/>
           <w:insideV w:val="single" w:sz="8" w:space="0" w:color="FFFFFF" w:themeColor="background1"/>
         </w:tcBorders>
-        <w:shd w:val="clear" w:color="auto" w:fill="F79646" w:themeFill="accent6"/>
       </w:tcPr>
     </w:tblStylePr>
     <w:tblStylePr w:type="lastRow">
@@ -10228,7 +10226,7 @@
         <w:bCs/>
         <w:i w:val="0"/>
         <w:iCs w:val="0"/>
-        <w:color w:val="FFFFFF" w:themeColor="background1"/>
+        <w:color w:val="000000"/>
       </w:rPr>
       <w:tblPr/>
       <w:tcPr>
@@ -10240,7 +10238,6 @@
           <w:insideH w:val="nil"/>
           <w:insideV w:val="single" w:sz="8" w:space="0" w:color="FFFFFF" w:themeColor="background1"/>
         </w:tcBorders>
-        <w:shd w:val="clear" w:color="auto" w:fill="F79646" w:themeFill="accent6"/>
       </w:tcPr>
     </w:tblStylePr>
     <w:tblStylePr w:type="firstCol">
@@ -10249,7 +10246,7 @@
         <w:bCs/>
         <w:i w:val="0"/>
         <w:iCs w:val="0"/>
-        <w:color w:val="FFFFFF" w:themeColor="background1"/>
+        <w:color w:val="000000"/>
       </w:rPr>
       <w:tblPr/>
       <w:tcPr>
@@ -10259,7 +10256,6 @@
           <w:insideH w:val="nil"/>
           <w:insideV w:val="nil"/>
         </w:tcBorders>
-        <w:shd w:val="clear" w:color="auto" w:fill="F79646" w:themeFill="accent6"/>
       </w:tcPr>
     </w:tblStylePr>
     <w:tblStylePr w:type="lastCol">
@@ -10268,7 +10264,7 @@
         <w:bCs/>
         <w:i w:val="0"/>
         <w:iCs w:val="0"/>
-        <w:color w:val="FFFFFF" w:themeColor="background1"/>
+        <w:color w:val="000000"/>
       </w:rPr>
       <w:tblPr/>
       <w:tcPr>
@@ -10280,7 +10276,6 @@
           <w:insideH w:val="nil"/>
           <w:insideV w:val="nil"/>
         </w:tcBorders>
-        <w:shd w:val="clear" w:color="auto" w:fill="F79646" w:themeFill="accent6"/>
       </w:tcPr>
     </w:tblStylePr>
     <w:tblStylePr w:type="band1Vert">
@@ -10294,7 +10289,6 @@
           <w:insideH w:val="nil"/>
           <w:insideV w:val="nil"/>
         </w:tcBorders>
-        <w:shd w:val="clear" w:color="auto" w:fill="FBCAA2" w:themeFill="accent6" w:themeFillTint="7F"/>
       </w:tcPr>
     </w:tblStylePr>
     <w:tblStylePr w:type="band1Horz">
@@ -10308,7 +10302,6 @@
           <w:insideH w:val="single" w:sz="8" w:space="0" w:color="FFFFFF" w:themeColor="background1"/>
           <w:insideV w:val="single" w:sz="8" w:space="0" w:color="FFFFFF" w:themeColor="background1"/>
         </w:tcBorders>
-        <w:shd w:val="clear" w:color="auto" w:fill="FBCAA2" w:themeFill="accent6" w:themeFillTint="7F"/>
       </w:tcPr>
     </w:tblStylePr>
   </w:style>
@@ -10321,7 +10314,7 @@
       <w:spacing w:after="0" w:line="240" w:lineRule="auto"/>
     </w:pPr>
     <w:rPr>
-      <w:color w:val="FFFFFF" w:themeColor="background1"/>
+      <w:color w:val="000000"/>
     </w:rPr>
     <w:tblPr>
       <w:tblStyleRowBandSize w:val="1"/>
@@ -10334,9 +10327,7 @@
         <w:right w:w="108" w:type="dxa"/>
       </w:tblCellMar>
     </w:tblPr>
-    <w:tcPr>
-      <w:shd w:val="clear" w:color="auto" w:fill="000000" w:themeFill="text1"/>
-    </w:tcPr>
+    <w:tcPr/>
     <w:tblStylePr w:type="firstRow">
       <w:rPr>
         <w:b/>
@@ -10352,7 +10343,6 @@
           <w:insideH w:val="nil"/>
           <w:insideV w:val="nil"/>
         </w:tcBorders>
-        <w:shd w:val="clear" w:color="auto" w:fill="000000" w:themeFill="text1"/>
       </w:tcPr>
     </w:tblStylePr>
     <w:tblStylePr w:type="lastRow">
@@ -10366,7 +10356,6 @@
           <w:insideH w:val="nil"/>
           <w:insideV w:val="nil"/>
         </w:tcBorders>
-        <w:shd w:val="clear" w:color="auto" w:fill="000000" w:themeFill="text1" w:themeFillShade="7F"/>
       </w:tcPr>
     </w:tblStylePr>
     <w:tblStylePr w:type="firstCol">
@@ -10380,7 +10369,6 @@
           <w:insideH w:val="nil"/>
           <w:insideV w:val="nil"/>
         </w:tcBorders>
-        <w:shd w:val="clear" w:color="auto" w:fill="000000" w:themeFill="text1" w:themeFillShade="BF"/>
       </w:tcPr>
     </w:tblStylePr>
     <w:tblStylePr w:type="lastCol">
@@ -10394,7 +10382,6 @@
           <w:insideH w:val="nil"/>
           <w:insideV w:val="nil"/>
         </w:tcBorders>
-        <w:shd w:val="clear" w:color="auto" w:fill="000000" w:themeFill="text1" w:themeFillShade="BF"/>
       </w:tcPr>
     </w:tblStylePr>
     <w:tblStylePr w:type="band1Vert">
@@ -10408,7 +10395,6 @@
           <w:insideH w:val="nil"/>
           <w:insideV w:val="nil"/>
         </w:tcBorders>
-        <w:shd w:val="clear" w:color="auto" w:fill="000000" w:themeFill="text1" w:themeFillShade="BF"/>
       </w:tcPr>
     </w:tblStylePr>
     <w:tblStylePr w:type="band1Horz">
@@ -10422,7 +10408,6 @@
           <w:insideH w:val="nil"/>
           <w:insideV w:val="nil"/>
         </w:tcBorders>
-        <w:shd w:val="clear" w:color="auto" w:fill="000000" w:themeFill="text1" w:themeFillShade="BF"/>
       </w:tcPr>
     </w:tblStylePr>
   </w:style>
@@ -10435,7 +10420,7 @@
       <w:spacing w:after="0" w:line="240" w:lineRule="auto"/>
     </w:pPr>
     <w:rPr>
-      <w:color w:val="FFFFFF" w:themeColor="background1"/>
+      <w:color w:val="000000"/>
     </w:rPr>
     <w:tblPr>
       <w:tblStyleRowBandSize w:val="1"/>
@@ -10448,9 +10433,7 @@
         <w:right w:w="108" w:type="dxa"/>
       </w:tblCellMar>
     </w:tblPr>
-    <w:tcPr>
-      <w:shd w:val="clear" w:color="auto" w:fill="4F81BD" w:themeFill="accent1"/>
-    </w:tcPr>
+    <w:tcPr/>
     <w:tblStylePr w:type="firstRow">
       <w:rPr>
         <w:b/>
@@ -10466,7 +10449,6 @@
           <w:insideH w:val="nil"/>
           <w:insideV w:val="nil"/>
         </w:tcBorders>
-        <w:shd w:val="clear" w:color="auto" w:fill="000000" w:themeFill="text1"/>
       </w:tcPr>
     </w:tblStylePr>
     <w:tblStylePr w:type="lastRow">
@@ -10480,7 +10462,6 @@
           <w:insideH w:val="nil"/>
           <w:insideV w:val="nil"/>
         </w:tcBorders>
-        <w:shd w:val="clear" w:color="auto" w:fill="243F60" w:themeFill="accent1" w:themeFillShade="7F"/>
       </w:tcPr>
     </w:tblStylePr>
     <w:tblStylePr w:type="firstCol">
@@ -10494,7 +10475,6 @@
           <w:insideH w:val="nil"/>
           <w:insideV w:val="nil"/>
         </w:tcBorders>
-        <w:shd w:val="clear" w:color="auto" w:fill="365F91" w:themeFill="accent1" w:themeFillShade="BF"/>
       </w:tcPr>
     </w:tblStylePr>
     <w:tblStylePr w:type="lastCol">
@@ -10508,7 +10488,6 @@
           <w:insideH w:val="nil"/>
           <w:insideV w:val="nil"/>
         </w:tcBorders>
-        <w:shd w:val="clear" w:color="auto" w:fill="365F91" w:themeFill="accent1" w:themeFillShade="BF"/>
       </w:tcPr>
     </w:tblStylePr>
     <w:tblStylePr w:type="band1Vert">
@@ -10522,7 +10501,6 @@
           <w:insideH w:val="nil"/>
           <w:insideV w:val="nil"/>
         </w:tcBorders>
-        <w:shd w:val="clear" w:color="auto" w:fill="365F91" w:themeFill="accent1" w:themeFillShade="BF"/>
       </w:tcPr>
     </w:tblStylePr>
     <w:tblStylePr w:type="band1Horz">
@@ -10536,7 +10514,6 @@
           <w:insideH w:val="nil"/>
           <w:insideV w:val="nil"/>
         </w:tcBorders>
-        <w:shd w:val="clear" w:color="auto" w:fill="365F91" w:themeFill="accent1" w:themeFillShade="BF"/>
       </w:tcPr>
     </w:tblStylePr>
   </w:style>
@@ -10549,7 +10526,7 @@
       <w:spacing w:after="0" w:line="240" w:lineRule="auto"/>
     </w:pPr>
     <w:rPr>
-      <w:color w:val="FFFFFF" w:themeColor="background1"/>
+      <w:color w:val="000000"/>
     </w:rPr>
     <w:tblPr>
       <w:tblStyleRowBandSize w:val="1"/>
@@ -10562,9 +10539,7 @@
         <w:right w:w="108" w:type="dxa"/>
       </w:tblCellMar>
     </w:tblPr>
-    <w:tcPr>
-      <w:shd w:val="clear" w:color="auto" w:fill="C0504D" w:themeFill="accent2"/>
-    </w:tcPr>
+    <w:tcPr/>
     <w:tblStylePr w:type="firstRow">
       <w:rPr>
         <w:b/>
@@ -10580,7 +10555,6 @@
           <w:insideH w:val="nil"/>
           <w:insideV w:val="nil"/>
         </w:tcBorders>
-        <w:shd w:val="clear" w:color="auto" w:fill="000000" w:themeFill="text1"/>
       </w:tcPr>
     </w:tblStylePr>
     <w:tblStylePr w:type="lastRow">
@@ -10594,7 +10568,6 @@
           <w:insideH w:val="nil"/>
           <w:insideV w:val="nil"/>
         </w:tcBorders>
-        <w:shd w:val="clear" w:color="auto" w:fill="622423" w:themeFill="accent2" w:themeFillShade="7F"/>
       </w:tcPr>
     </w:tblStylePr>
     <w:tblStylePr w:type="firstCol">
@@ -10608,7 +10581,6 @@
           <w:insideH w:val="nil"/>
           <w:insideV w:val="nil"/>
         </w:tcBorders>
-        <w:shd w:val="clear" w:color="auto" w:fill="943634" w:themeFill="accent2" w:themeFillShade="BF"/>
       </w:tcPr>
     </w:tblStylePr>
     <w:tblStylePr w:type="lastCol">
@@ -10622,7 +10594,6 @@
           <w:insideH w:val="nil"/>
           <w:insideV w:val="nil"/>
         </w:tcBorders>
-        <w:shd w:val="clear" w:color="auto" w:fill="943634" w:themeFill="accent2" w:themeFillShade="BF"/>
       </w:tcPr>
     </w:tblStylePr>
     <w:tblStylePr w:type="band1Vert">
@@ -10636,7 +10607,6 @@
           <w:insideH w:val="nil"/>
           <w:insideV w:val="nil"/>
         </w:tcBorders>
-        <w:shd w:val="clear" w:color="auto" w:fill="943634" w:themeFill="accent2" w:themeFillShade="BF"/>
       </w:tcPr>
     </w:tblStylePr>
     <w:tblStylePr w:type="band1Horz">
@@ -10650,7 +10620,6 @@
           <w:insideH w:val="nil"/>
           <w:insideV w:val="nil"/>
         </w:tcBorders>
-        <w:shd w:val="clear" w:color="auto" w:fill="943634" w:themeFill="accent2" w:themeFillShade="BF"/>
       </w:tcPr>
     </w:tblStylePr>
   </w:style>
@@ -10663,7 +10632,7 @@
       <w:spacing w:after="0" w:line="240" w:lineRule="auto"/>
     </w:pPr>
     <w:rPr>
-      <w:color w:val="FFFFFF" w:themeColor="background1"/>
+      <w:color w:val="000000"/>
     </w:rPr>
     <w:tblPr>
       <w:tblStyleRowBandSize w:val="1"/>
@@ -10676,9 +10645,7 @@
         <w:right w:w="108" w:type="dxa"/>
       </w:tblCellMar>
     </w:tblPr>
-    <w:tcPr>
-      <w:shd w:val="clear" w:color="auto" w:fill="9BBB59" w:themeFill="accent3"/>
-    </w:tcPr>
+    <w:tcPr/>
     <w:tblStylePr w:type="firstRow">
       <w:rPr>
         <w:b/>
@@ -10694,7 +10661,6 @@
           <w:insideH w:val="nil"/>
           <w:insideV w:val="nil"/>
         </w:tcBorders>
-        <w:shd w:val="clear" w:color="auto" w:fill="000000" w:themeFill="text1"/>
       </w:tcPr>
     </w:tblStylePr>
     <w:tblStylePr w:type="lastRow">
@@ -10708,7 +10674,6 @@
           <w:insideH w:val="nil"/>
           <w:insideV w:val="nil"/>
         </w:tcBorders>
-        <w:shd w:val="clear" w:color="auto" w:fill="4E6128" w:themeFill="accent3" w:themeFillShade="7F"/>
       </w:tcPr>
     </w:tblStylePr>
     <w:tblStylePr w:type="firstCol">
@@ -10722,7 +10687,6 @@
           <w:insideH w:val="nil"/>
           <w:insideV w:val="nil"/>
         </w:tcBorders>
-        <w:shd w:val="clear" w:color="auto" w:fill="76923C" w:themeFill="accent3" w:themeFillShade="BF"/>
       </w:tcPr>
     </w:tblStylePr>
     <w:tblStylePr w:type="lastCol">
@@ -10736,7 +10700,6 @@
           <w:insideH w:val="nil"/>
           <w:insideV w:val="nil"/>
         </w:tcBorders>
-        <w:shd w:val="clear" w:color="auto" w:fill="76923C" w:themeFill="accent3" w:themeFillShade="BF"/>
       </w:tcPr>
     </w:tblStylePr>
     <w:tblStylePr w:type="band1Vert">
@@ -10750,7 +10713,6 @@
           <w:insideH w:val="nil"/>
           <w:insideV w:val="nil"/>
         </w:tcBorders>
-        <w:shd w:val="clear" w:color="auto" w:fill="76923C" w:themeFill="accent3" w:themeFillShade="BF"/>
       </w:tcPr>
     </w:tblStylePr>
     <w:tblStylePr w:type="band1Horz">
@@ -10764,7 +10726,6 @@
           <w:insideH w:val="nil"/>
           <w:insideV w:val="nil"/>
         </w:tcBorders>
-        <w:shd w:val="clear" w:color="auto" w:fill="76923C" w:themeFill="accent3" w:themeFillShade="BF"/>
       </w:tcPr>
     </w:tblStylePr>
   </w:style>
@@ -10777,7 +10738,7 @@
       <w:spacing w:after="0" w:line="240" w:lineRule="auto"/>
     </w:pPr>
     <w:rPr>
-      <w:color w:val="FFFFFF" w:themeColor="background1"/>
+      <w:color w:val="000000"/>
     </w:rPr>
     <w:tblPr>
       <w:tblStyleRowBandSize w:val="1"/>
@@ -10790,9 +10751,7 @@
         <w:right w:w="108" w:type="dxa"/>
       </w:tblCellMar>
     </w:tblPr>
-    <w:tcPr>
-      <w:shd w:val="clear" w:color="auto" w:fill="8064A2" w:themeFill="accent4"/>
-    </w:tcPr>
+    <w:tcPr/>
     <w:tblStylePr w:type="firstRow">
       <w:rPr>
         <w:b/>
@@ -10808,7 +10767,6 @@
           <w:insideH w:val="nil"/>
           <w:insideV w:val="nil"/>
         </w:tcBorders>
-        <w:shd w:val="clear" w:color="auto" w:fill="000000" w:themeFill="text1"/>
       </w:tcPr>
     </w:tblStylePr>
     <w:tblStylePr w:type="lastRow">
@@ -10822,7 +10780,6 @@
           <w:insideH w:val="nil"/>
           <w:insideV w:val="nil"/>
         </w:tcBorders>
-        <w:shd w:val="clear" w:color="auto" w:fill="3F3151" w:themeFill="accent4" w:themeFillShade="7F"/>
       </w:tcPr>
     </w:tblStylePr>
     <w:tblStylePr w:type="firstCol">
@@ -10836,7 +10793,6 @@
           <w:insideH w:val="nil"/>
           <w:insideV w:val="nil"/>
         </w:tcBorders>
-        <w:shd w:val="clear" w:color="auto" w:fill="5F497A" w:themeFill="accent4" w:themeFillShade="BF"/>
       </w:tcPr>
     </w:tblStylePr>
     <w:tblStylePr w:type="lastCol">
@@ -10850,7 +10806,6 @@
           <w:insideH w:val="nil"/>
           <w:insideV w:val="nil"/>
         </w:tcBorders>
-        <w:shd w:val="clear" w:color="auto" w:fill="5F497A" w:themeFill="accent4" w:themeFillShade="BF"/>
       </w:tcPr>
     </w:tblStylePr>
     <w:tblStylePr w:type="band1Vert">
@@ -10864,7 +10819,6 @@
           <w:insideH w:val="nil"/>
           <w:insideV w:val="nil"/>
         </w:tcBorders>
-        <w:shd w:val="clear" w:color="auto" w:fill="5F497A" w:themeFill="accent4" w:themeFillShade="BF"/>
       </w:tcPr>
     </w:tblStylePr>
     <w:tblStylePr w:type="band1Horz">
@@ -10878,7 +10832,6 @@
           <w:insideH w:val="nil"/>
           <w:insideV w:val="nil"/>
         </w:tcBorders>
-        <w:shd w:val="clear" w:color="auto" w:fill="5F497A" w:themeFill="accent4" w:themeFillShade="BF"/>
       </w:tcPr>
     </w:tblStylePr>
   </w:style>
@@ -10891,7 +10844,7 @@
       <w:spacing w:after="0" w:line="240" w:lineRule="auto"/>
     </w:pPr>
     <w:rPr>
-      <w:color w:val="FFFFFF" w:themeColor="background1"/>
+      <w:color w:val="000000"/>
     </w:rPr>
     <w:tblPr>
       <w:tblStyleRowBandSize w:val="1"/>
@@ -10904,9 +10857,7 @@
         <w:right w:w="108" w:type="dxa"/>
       </w:tblCellMar>
     </w:tblPr>
-    <w:tcPr>
-      <w:shd w:val="clear" w:color="auto" w:fill="4BACC6" w:themeFill="accent5"/>
-    </w:tcPr>
+    <w:tcPr/>
     <w:tblStylePr w:type="firstRow">
       <w:rPr>
         <w:b/>
@@ -10922,7 +10873,6 @@
           <w:insideH w:val="nil"/>
           <w:insideV w:val="nil"/>
         </w:tcBorders>
-        <w:shd w:val="clear" w:color="auto" w:fill="000000" w:themeFill="text1"/>
       </w:tcPr>
     </w:tblStylePr>
     <w:tblStylePr w:type="lastRow">
@@ -10936,7 +10886,6 @@
           <w:insideH w:val="nil"/>
           <w:insideV w:val="nil"/>
         </w:tcBorders>
-        <w:shd w:val="clear" w:color="auto" w:fill="205867" w:themeFill="accent5" w:themeFillShade="7F"/>
       </w:tcPr>
     </w:tblStylePr>
     <w:tblStylePr w:type="firstCol">
@@ -10950,7 +10899,6 @@
           <w:insideH w:val="nil"/>
           <w:insideV w:val="nil"/>
         </w:tcBorders>
-        <w:shd w:val="clear" w:color="auto" w:fill="31849B" w:themeFill="accent5" w:themeFillShade="BF"/>
       </w:tcPr>
     </w:tblStylePr>
     <w:tblStylePr w:type="lastCol">
@@ -10964,7 +10912,6 @@
           <w:insideH w:val="nil"/>
           <w:insideV w:val="nil"/>
         </w:tcBorders>
-        <w:shd w:val="clear" w:color="auto" w:fill="31849B" w:themeFill="accent5" w:themeFillShade="BF"/>
       </w:tcPr>
     </w:tblStylePr>
     <w:tblStylePr w:type="band1Vert">
@@ -10978,7 +10925,6 @@
           <w:insideH w:val="nil"/>
           <w:insideV w:val="nil"/>
         </w:tcBorders>
-        <w:shd w:val="clear" w:color="auto" w:fill="31849B" w:themeFill="accent5" w:themeFillShade="BF"/>
       </w:tcPr>
     </w:tblStylePr>
     <w:tblStylePr w:type="band1Horz">
@@ -10992,7 +10938,6 @@
           <w:insideH w:val="nil"/>
           <w:insideV w:val="nil"/>
         </w:tcBorders>
-        <w:shd w:val="clear" w:color="auto" w:fill="31849B" w:themeFill="accent5" w:themeFillShade="BF"/>
       </w:tcPr>
     </w:tblStylePr>
   </w:style>
@@ -11005,7 +10950,7 @@
       <w:spacing w:after="0" w:line="240" w:lineRule="auto"/>
     </w:pPr>
     <w:rPr>
-      <w:color w:val="FFFFFF" w:themeColor="background1"/>
+      <w:color w:val="000000"/>
     </w:rPr>
     <w:tblPr>
       <w:tblStyleRowBandSize w:val="1"/>
@@ -11018,9 +10963,7 @@
         <w:right w:w="108" w:type="dxa"/>
       </w:tblCellMar>
     </w:tblPr>
-    <w:tcPr>
-      <w:shd w:val="clear" w:color="auto" w:fill="F79646" w:themeFill="accent6"/>
-    </w:tcPr>
+    <w:tcPr/>
     <w:tblStylePr w:type="firstRow">
       <w:rPr>
         <w:b/>
@@ -11036,7 +10979,6 @@
           <w:insideH w:val="nil"/>
           <w:insideV w:val="nil"/>
         </w:tcBorders>
-        <w:shd w:val="clear" w:color="auto" w:fill="000000" w:themeFill="text1"/>
       </w:tcPr>
     </w:tblStylePr>
     <w:tblStylePr w:type="lastRow">
@@ -11050,7 +10992,6 @@
           <w:insideH w:val="nil"/>
           <w:insideV w:val="nil"/>
         </w:tcBorders>
-        <w:shd w:val="clear" w:color="auto" w:fill="974706" w:themeFill="accent6" w:themeFillShade="7F"/>
       </w:tcPr>
     </w:tblStylePr>
     <w:tblStylePr w:type="firstCol">
@@ -11064,7 +11005,6 @@
           <w:insideH w:val="nil"/>
           <w:insideV w:val="nil"/>
         </w:tcBorders>
-        <w:shd w:val="clear" w:color="auto" w:fill="E36C0A" w:themeFill="accent6" w:themeFillShade="BF"/>
       </w:tcPr>
     </w:tblStylePr>
     <w:tblStylePr w:type="lastCol">
@@ -11078,7 +11018,6 @@
           <w:insideH w:val="nil"/>
           <w:insideV w:val="nil"/>
         </w:tcBorders>
-        <w:shd w:val="clear" w:color="auto" w:fill="E36C0A" w:themeFill="accent6" w:themeFillShade="BF"/>
       </w:tcPr>
     </w:tblStylePr>
     <w:tblStylePr w:type="band1Vert">
@@ -11092,7 +11031,6 @@
           <w:insideH w:val="nil"/>
           <w:insideV w:val="nil"/>
         </w:tcBorders>
-        <w:shd w:val="clear" w:color="auto" w:fill="E36C0A" w:themeFill="accent6" w:themeFillShade="BF"/>
       </w:tcPr>
     </w:tblStylePr>
     <w:tblStylePr w:type="band1Horz">
@@ -11106,7 +11044,6 @@
           <w:insideH w:val="nil"/>
           <w:insideV w:val="nil"/>
         </w:tcBorders>
-        <w:shd w:val="clear" w:color="auto" w:fill="E36C0A" w:themeFill="accent6" w:themeFillShade="BF"/>
       </w:tcPr>
     </w:tblStylePr>
   </w:style>
@@ -11119,7 +11056,7 @@
       <w:spacing w:after="0" w:line="240" w:lineRule="auto"/>
     </w:pPr>
     <w:rPr>
-      <w:color w:val="000000" w:themeColor="text1"/>
+      <w:color w:val="000000"/>
     </w:rPr>
     <w:tblPr>
       <w:tblStyleRowBandSize w:val="1"/>
@@ -11140,9 +11077,7 @@
         <w:right w:w="108" w:type="dxa"/>
       </w:tblCellMar>
     </w:tblPr>
-    <w:tcPr>
-      <w:shd w:val="clear" w:color="auto" w:fill="E6E6E6" w:themeFill="text1" w:themeFillTint="19"/>
-    </w:tcPr>
+    <w:tcPr/>
     <w:tblStylePr w:type="firstRow">
       <w:rPr>
         <w:b/>
@@ -11158,26 +11093,24 @@
           <w:insideH w:val="nil"/>
           <w:insideV w:val="nil"/>
         </w:tcBorders>
-        <w:shd w:val="clear" w:color="auto" w:fill="FFFFFF" w:themeFill="background1"/>
       </w:tcPr>
     </w:tblStylePr>
     <w:tblStylePr w:type="lastRow">
       <w:rPr>
         <w:b/>
         <w:bCs/>
-        <w:color w:val="FFFFFF" w:themeColor="background1"/>
+        <w:color w:val="000000"/>
       </w:rPr>
       <w:tblPr/>
       <w:tcPr>
         <w:tcBorders>
           <w:top w:val="single" w:sz="6" w:space="0" w:color="FFFFFF" w:themeColor="background1"/>
         </w:tcBorders>
-        <w:shd w:val="clear" w:color="auto" w:fill="000000" w:themeFill="text1" w:themeFillShade="99"/>
       </w:tcPr>
     </w:tblStylePr>
     <w:tblStylePr w:type="firstCol">
       <w:rPr>
-        <w:color w:val="FFFFFF" w:themeColor="background1"/>
+        <w:color w:val="000000"/>
       </w:rPr>
       <w:tblPr/>
       <w:tcPr>
@@ -11189,12 +11122,11 @@
           <w:insideH w:val="single" w:sz="4" w:space="0" w:color="000000" w:themeColor="text1" w:themeShade="99"/>
           <w:insideV w:val="nil"/>
         </w:tcBorders>
-        <w:shd w:val="clear" w:color="auto" w:fill="000000" w:themeFill="text1" w:themeFillShade="99"/>
       </w:tcPr>
     </w:tblStylePr>
     <w:tblStylePr w:type="lastCol">
       <w:rPr>
-        <w:color w:val="FFFFFF" w:themeColor="background1"/>
+        <w:color w:val="000000"/>
       </w:rPr>
       <w:tblPr/>
       <w:tcPr>
@@ -11206,29 +11138,24 @@
           <w:insideH w:val="nil"/>
           <w:insideV w:val="nil"/>
         </w:tcBorders>
-        <w:shd w:val="clear" w:color="auto" w:fill="000000" w:themeFill="text1" w:themeFillShade="BF"/>
       </w:tcPr>
     </w:tblStylePr>
     <w:tblStylePr w:type="band1Vert">
       <w:tblPr/>
-      <w:tcPr>
-        <w:shd w:val="clear" w:color="auto" w:fill="999999" w:themeFill="text1" w:themeFillTint="66"/>
-      </w:tcPr>
+      <w:tcPr/>
     </w:tblStylePr>
     <w:tblStylePr w:type="band1Horz">
       <w:tblPr/>
-      <w:tcPr>
-        <w:shd w:val="clear" w:color="auto" w:fill="808080" w:themeFill="text1" w:themeFillTint="7F"/>
-      </w:tcPr>
+      <w:tcPr/>
     </w:tblStylePr>
     <w:tblStylePr w:type="neCell">
       <w:rPr>
-        <w:color w:val="000000" w:themeColor="text1"/>
+        <w:color w:val="000000"/>
       </w:rPr>
     </w:tblStylePr>
     <w:tblStylePr w:type="nwCell">
       <w:rPr>
-        <w:color w:val="000000" w:themeColor="text1"/>
+        <w:color w:val="000000"/>
       </w:rPr>
     </w:tblStylePr>
   </w:style>
@@ -11241,7 +11168,7 @@
       <w:spacing w:after="0" w:line="240" w:lineRule="auto"/>
     </w:pPr>
     <w:rPr>
-      <w:color w:val="000000" w:themeColor="text1"/>
+      <w:color w:val="000000"/>
     </w:rPr>
     <w:tblPr>
       <w:tblStyleRowBandSize w:val="1"/>
@@ -11262,9 +11189,7 @@
         <w:right w:w="108" w:type="dxa"/>
       </w:tblCellMar>
     </w:tblPr>
-    <w:tcPr>
-      <w:shd w:val="clear" w:color="auto" w:fill="EDF2F8" w:themeFill="accent1" w:themeFillTint="19"/>
-    </w:tcPr>
+    <w:tcPr/>
     <w:tblStylePr w:type="firstRow">
       <w:rPr>
         <w:b/>
@@ -11280,26 +11205,24 @@
           <w:insideH w:val="nil"/>
           <w:insideV w:val="nil"/>
         </w:tcBorders>
-        <w:shd w:val="clear" w:color="auto" w:fill="FFFFFF" w:themeFill="background1"/>
       </w:tcPr>
     </w:tblStylePr>
     <w:tblStylePr w:type="lastRow">
       <w:rPr>
         <w:b/>
         <w:bCs/>
-        <w:color w:val="FFFFFF" w:themeColor="background1"/>
+        <w:color w:val="000000"/>
       </w:rPr>
       <w:tblPr/>
       <w:tcPr>
         <w:tcBorders>
           <w:top w:val="single" w:sz="6" w:space="0" w:color="FFFFFF" w:themeColor="background1"/>
         </w:tcBorders>
-        <w:shd w:val="clear" w:color="auto" w:fill="2C4C74" w:themeFill="accent1" w:themeFillShade="99"/>
       </w:tcPr>
     </w:tblStylePr>
     <w:tblStylePr w:type="firstCol">
       <w:rPr>
-        <w:color w:val="FFFFFF" w:themeColor="background1"/>
+        <w:color w:val="000000"/>
       </w:rPr>
       <w:tblPr/>
       <w:tcPr>
@@ -11311,12 +11234,11 @@
           <w:insideH w:val="single" w:sz="4" w:space="0" w:color="2C4C74" w:themeColor="accent1" w:themeShade="99"/>
           <w:insideV w:val="nil"/>
         </w:tcBorders>
-        <w:shd w:val="clear" w:color="auto" w:fill="2C4C74" w:themeFill="accent1" w:themeFillShade="99"/>
       </w:tcPr>
     </w:tblStylePr>
     <w:tblStylePr w:type="lastCol">
       <w:rPr>
-        <w:color w:val="FFFFFF" w:themeColor="background1"/>
+        <w:color w:val="000000"/>
       </w:rPr>
       <w:tblPr/>
       <w:tcPr>
@@ -11328,29 +11250,24 @@
           <w:insideH w:val="nil"/>
           <w:insideV w:val="nil"/>
         </w:tcBorders>
-        <w:shd w:val="clear" w:color="auto" w:fill="2C4C74" w:themeFill="accent1" w:themeFillShade="99"/>
       </w:tcPr>
     </w:tblStylePr>
     <w:tblStylePr w:type="band1Vert">
       <w:tblPr/>
-      <w:tcPr>
-        <w:shd w:val="clear" w:color="auto" w:fill="B8CCE4" w:themeFill="accent1" w:themeFillTint="66"/>
-      </w:tcPr>
+      <w:tcPr/>
     </w:tblStylePr>
     <w:tblStylePr w:type="band1Horz">
       <w:tblPr/>
-      <w:tcPr>
-        <w:shd w:val="clear" w:color="auto" w:fill="A7BFDE" w:themeFill="accent1" w:themeFillTint="7F"/>
-      </w:tcPr>
+      <w:tcPr/>
     </w:tblStylePr>
     <w:tblStylePr w:type="neCell">
       <w:rPr>
-        <w:color w:val="000000" w:themeColor="text1"/>
+        <w:color w:val="000000"/>
       </w:rPr>
     </w:tblStylePr>
     <w:tblStylePr w:type="nwCell">
       <w:rPr>
-        <w:color w:val="000000" w:themeColor="text1"/>
+        <w:color w:val="000000"/>
       </w:rPr>
     </w:tblStylePr>
   </w:style>
@@ -11363,7 +11280,7 @@
       <w:spacing w:after="0" w:line="240" w:lineRule="auto"/>
     </w:pPr>
     <w:rPr>
-      <w:color w:val="000000" w:themeColor="text1"/>
+      <w:color w:val="000000"/>
     </w:rPr>
     <w:tblPr>
       <w:tblStyleRowBandSize w:val="1"/>
@@ -11384,9 +11301,7 @@
         <w:right w:w="108" w:type="dxa"/>
       </w:tblCellMar>
     </w:tblPr>
-    <w:tcPr>
-      <w:shd w:val="clear" w:color="auto" w:fill="F8EDED" w:themeFill="accent2" w:themeFillTint="19"/>
-    </w:tcPr>
+    <w:tcPr/>
     <w:tblStylePr w:type="firstRow">
       <w:rPr>
         <w:b/>
@@ -11402,26 +11317,24 @@
           <w:insideH w:val="nil"/>
           <w:insideV w:val="nil"/>
         </w:tcBorders>
-        <w:shd w:val="clear" w:color="auto" w:fill="FFFFFF" w:themeFill="background1"/>
       </w:tcPr>
     </w:tblStylePr>
     <w:tblStylePr w:type="lastRow">
       <w:rPr>
         <w:b/>
         <w:bCs/>
-        <w:color w:val="FFFFFF" w:themeColor="background1"/>
+        <w:color w:val="000000"/>
       </w:rPr>
       <w:tblPr/>
       <w:tcPr>
         <w:tcBorders>
           <w:top w:val="single" w:sz="6" w:space="0" w:color="FFFFFF" w:themeColor="background1"/>
         </w:tcBorders>
-        <w:shd w:val="clear" w:color="auto" w:fill="772C2A" w:themeFill="accent2" w:themeFillShade="99"/>
       </w:tcPr>
     </w:tblStylePr>
     <w:tblStylePr w:type="firstCol">
       <w:rPr>
-        <w:color w:val="FFFFFF" w:themeColor="background1"/>
+        <w:color w:val="000000"/>
       </w:rPr>
       <w:tblPr/>
       <w:tcPr>
@@ -11433,12 +11346,11 @@
           <w:insideH w:val="single" w:sz="4" w:space="0" w:color="772C2A" w:themeColor="accent2" w:themeShade="99"/>
           <w:insideV w:val="nil"/>
         </w:tcBorders>
-        <w:shd w:val="clear" w:color="auto" w:fill="772C2A" w:themeFill="accent2" w:themeFillShade="99"/>
       </w:tcPr>
     </w:tblStylePr>
     <w:tblStylePr w:type="lastCol">
       <w:rPr>
-        <w:color w:val="FFFFFF" w:themeColor="background1"/>
+        <w:color w:val="000000"/>
       </w:rPr>
       <w:tblPr/>
       <w:tcPr>
@@ -11450,29 +11362,24 @@
           <w:insideH w:val="nil"/>
           <w:insideV w:val="nil"/>
         </w:tcBorders>
-        <w:shd w:val="clear" w:color="auto" w:fill="772C2A" w:themeFill="accent2" w:themeFillShade="99"/>
       </w:tcPr>
     </w:tblStylePr>
     <w:tblStylePr w:type="band1Vert">
       <w:tblPr/>
-      <w:tcPr>
-        <w:shd w:val="clear" w:color="auto" w:fill="E5B8B7" w:themeFill="accent2" w:themeFillTint="66"/>
-      </w:tcPr>
+      <w:tcPr/>
     </w:tblStylePr>
     <w:tblStylePr w:type="band1Horz">
       <w:tblPr/>
-      <w:tcPr>
-        <w:shd w:val="clear" w:color="auto" w:fill="DFA7A6" w:themeFill="accent2" w:themeFillTint="7F"/>
-      </w:tcPr>
+      <w:tcPr/>
     </w:tblStylePr>
     <w:tblStylePr w:type="neCell">
       <w:rPr>
-        <w:color w:val="000000" w:themeColor="text1"/>
+        <w:color w:val="000000"/>
       </w:rPr>
     </w:tblStylePr>
     <w:tblStylePr w:type="nwCell">
       <w:rPr>
-        <w:color w:val="000000" w:themeColor="text1"/>
+        <w:color w:val="000000"/>
       </w:rPr>
     </w:tblStylePr>
   </w:style>
@@ -11485,7 +11392,7 @@
       <w:spacing w:after="0" w:line="240" w:lineRule="auto"/>
     </w:pPr>
     <w:rPr>
-      <w:color w:val="000000" w:themeColor="text1"/>
+      <w:color w:val="000000"/>
     </w:rPr>
     <w:tblPr>
       <w:tblStyleRowBandSize w:val="1"/>
@@ -11506,9 +11413,7 @@
         <w:right w:w="108" w:type="dxa"/>
       </w:tblCellMar>
     </w:tblPr>
-    <w:tcPr>
-      <w:shd w:val="clear" w:color="auto" w:fill="F5F8EE" w:themeFill="accent3" w:themeFillTint="19"/>
-    </w:tcPr>
+    <w:tcPr/>
     <w:tblStylePr w:type="firstRow">
       <w:rPr>
         <w:b/>
@@ -11524,26 +11429,24 @@
           <w:insideH w:val="nil"/>
           <w:insideV w:val="nil"/>
         </w:tcBorders>
-        <w:shd w:val="clear" w:color="auto" w:fill="FFFFFF" w:themeFill="background1"/>
       </w:tcPr>
     </w:tblStylePr>
     <w:tblStylePr w:type="lastRow">
       <w:rPr>
         <w:b/>
         <w:bCs/>
-        <w:color w:val="FFFFFF" w:themeColor="background1"/>
+        <w:color w:val="000000"/>
       </w:rPr>
       <w:tblPr/>
       <w:tcPr>
         <w:tcBorders>
           <w:top w:val="single" w:sz="6" w:space="0" w:color="FFFFFF" w:themeColor="background1"/>
         </w:tcBorders>
-        <w:shd w:val="clear" w:color="auto" w:fill="5E7530" w:themeFill="accent3" w:themeFillShade="99"/>
       </w:tcPr>
     </w:tblStylePr>
     <w:tblStylePr w:type="firstCol">
       <w:rPr>
-        <w:color w:val="FFFFFF" w:themeColor="background1"/>
+        <w:color w:val="000000"/>
       </w:rPr>
       <w:tblPr/>
       <w:tcPr>
@@ -11555,12 +11458,11 @@
           <w:insideH w:val="single" w:sz="4" w:space="0" w:color="5E7530" w:themeColor="accent3" w:themeShade="99"/>
           <w:insideV w:val="nil"/>
         </w:tcBorders>
-        <w:shd w:val="clear" w:color="auto" w:fill="5E7530" w:themeFill="accent3" w:themeFillShade="99"/>
       </w:tcPr>
     </w:tblStylePr>
     <w:tblStylePr w:type="lastCol">
       <w:rPr>
-        <w:color w:val="FFFFFF" w:themeColor="background1"/>
+        <w:color w:val="000000"/>
       </w:rPr>
       <w:tblPr/>
       <w:tcPr>
@@ -11572,20 +11474,15 @@
           <w:insideH w:val="nil"/>
           <w:insideV w:val="nil"/>
         </w:tcBorders>
-        <w:shd w:val="clear" w:color="auto" w:fill="5E7530" w:themeFill="accent3" w:themeFillShade="99"/>
       </w:tcPr>
     </w:tblStylePr>
     <w:tblStylePr w:type="band1Vert">
       <w:tblPr/>
-      <w:tcPr>
-        <w:shd w:val="clear" w:color="auto" w:fill="D6E3BC" w:themeFill="accent3" w:themeFillTint="66"/>
-      </w:tcPr>
+      <w:tcPr/>
     </w:tblStylePr>
     <w:tblStylePr w:type="band1Horz">
       <w:tblPr/>
-      <w:tcPr>
-        <w:shd w:val="clear" w:color="auto" w:fill="CDDDAC" w:themeFill="accent3" w:themeFillTint="7F"/>
-      </w:tcPr>
+      <w:tcPr/>
     </w:tblStylePr>
   </w:style>
   <w:style w:type="table" w:styleId="ColorfulShading-Accent4">
@@ -11597,7 +11494,7 @@
       <w:spacing w:after="0" w:line="240" w:lineRule="auto"/>
     </w:pPr>
     <w:rPr>
-      <w:color w:val="000000" w:themeColor="text1"/>
+      <w:color w:val="000000"/>
     </w:rPr>
     <w:tblPr>
       <w:tblStyleRowBandSize w:val="1"/>
@@ -11618,9 +11515,7 @@
         <w:right w:w="108" w:type="dxa"/>
       </w:tblCellMar>
     </w:tblPr>
-    <w:tcPr>
-      <w:shd w:val="clear" w:color="auto" w:fill="F2EFF6" w:themeFill="accent4" w:themeFillTint="19"/>
-    </w:tcPr>
+    <w:tcPr/>
     <w:tblStylePr w:type="firstRow">
       <w:rPr>
         <w:b/>
@@ -11636,26 +11531,24 @@
           <w:insideH w:val="nil"/>
           <w:insideV w:val="nil"/>
         </w:tcBorders>
-        <w:shd w:val="clear" w:color="auto" w:fill="FFFFFF" w:themeFill="background1"/>
       </w:tcPr>
     </w:tblStylePr>
     <w:tblStylePr w:type="lastRow">
       <w:rPr>
         <w:b/>
         <w:bCs/>
-        <w:color w:val="FFFFFF" w:themeColor="background1"/>
+        <w:color w:val="000000"/>
       </w:rPr>
       <w:tblPr/>
       <w:tcPr>
         <w:tcBorders>
           <w:top w:val="single" w:sz="6" w:space="0" w:color="FFFFFF" w:themeColor="background1"/>
         </w:tcBorders>
-        <w:shd w:val="clear" w:color="auto" w:fill="4C3B62" w:themeFill="accent4" w:themeFillShade="99"/>
       </w:tcPr>
     </w:tblStylePr>
     <w:tblStylePr w:type="firstCol">
       <w:rPr>
-        <w:color w:val="FFFFFF" w:themeColor="background1"/>
+        <w:color w:val="000000"/>
       </w:rPr>
       <w:tblPr/>
       <w:tcPr>
@@ -11667,12 +11560,11 @@
           <w:insideH w:val="single" w:sz="4" w:space="0" w:color="4C3B62" w:themeColor="accent4" w:themeShade="99"/>
           <w:insideV w:val="nil"/>
         </w:tcBorders>
-        <w:shd w:val="clear" w:color="auto" w:fill="4C3B62" w:themeFill="accent4" w:themeFillShade="99"/>
       </w:tcPr>
     </w:tblStylePr>
     <w:tblStylePr w:type="lastCol">
       <w:rPr>
-        <w:color w:val="FFFFFF" w:themeColor="background1"/>
+        <w:color w:val="000000"/>
       </w:rPr>
       <w:tblPr/>
       <w:tcPr>
@@ -11684,29 +11576,24 @@
           <w:insideH w:val="nil"/>
           <w:insideV w:val="nil"/>
         </w:tcBorders>
-        <w:shd w:val="clear" w:color="auto" w:fill="4C3B62" w:themeFill="accent4" w:themeFillShade="99"/>
       </w:tcPr>
     </w:tblStylePr>
     <w:tblStylePr w:type="band1Vert">
       <w:tblPr/>
-      <w:tcPr>
-        <w:shd w:val="clear" w:color="auto" w:fill="CCC0D9" w:themeFill="accent4" w:themeFillTint="66"/>
-      </w:tcPr>
+      <w:tcPr/>
     </w:tblStylePr>
     <w:tblStylePr w:type="band1Horz">
       <w:tblPr/>
-      <w:tcPr>
-        <w:shd w:val="clear" w:color="auto" w:fill="BFB1D0" w:themeFill="accent4" w:themeFillTint="7F"/>
-      </w:tcPr>
+      <w:tcPr/>
     </w:tblStylePr>
     <w:tblStylePr w:type="neCell">
       <w:rPr>
-        <w:color w:val="000000" w:themeColor="text1"/>
+        <w:color w:val="000000"/>
       </w:rPr>
     </w:tblStylePr>
     <w:tblStylePr w:type="nwCell">
       <w:rPr>
-        <w:color w:val="000000" w:themeColor="text1"/>
+        <w:color w:val="000000"/>
       </w:rPr>
     </w:tblStylePr>
   </w:style>
@@ -11719,7 +11606,7 @@
       <w:spacing w:after="0" w:line="240" w:lineRule="auto"/>
     </w:pPr>
     <w:rPr>
-      <w:color w:val="000000" w:themeColor="text1"/>
+      <w:color w:val="000000"/>
     </w:rPr>
     <w:tblPr>
       <w:tblStyleRowBandSize w:val="1"/>
@@ -11740,9 +11627,7 @@
         <w:right w:w="108" w:type="dxa"/>
       </w:tblCellMar>
     </w:tblPr>
-    <w:tcPr>
-      <w:shd w:val="clear" w:color="auto" w:fill="EDF6F9" w:themeFill="accent5" w:themeFillTint="19"/>
-    </w:tcPr>
+    <w:tcPr/>
     <w:tblStylePr w:type="firstRow">
       <w:rPr>
         <w:b/>
@@ -11758,26 +11643,24 @@
           <w:insideH w:val="nil"/>
           <w:insideV w:val="nil"/>
         </w:tcBorders>
-        <w:shd w:val="clear" w:color="auto" w:fill="FFFFFF" w:themeFill="background1"/>
       </w:tcPr>
     </w:tblStylePr>
     <w:tblStylePr w:type="lastRow">
       <w:rPr>
         <w:b/>
         <w:bCs/>
-        <w:color w:val="FFFFFF" w:themeColor="background1"/>
+        <w:color w:val="000000"/>
       </w:rPr>
       <w:tblPr/>
       <w:tcPr>
         <w:tcBorders>
           <w:top w:val="single" w:sz="6" w:space="0" w:color="FFFFFF" w:themeColor="background1"/>
         </w:tcBorders>
-        <w:shd w:val="clear" w:color="auto" w:fill="276A7C" w:themeFill="accent5" w:themeFillShade="99"/>
       </w:tcPr>
     </w:tblStylePr>
     <w:tblStylePr w:type="firstCol">
       <w:rPr>
-        <w:color w:val="FFFFFF" w:themeColor="background1"/>
+        <w:color w:val="000000"/>
       </w:rPr>
       <w:tblPr/>
       <w:tcPr>
@@ -11789,12 +11672,11 @@
           <w:insideH w:val="single" w:sz="4" w:space="0" w:color="276A7C" w:themeColor="accent5" w:themeShade="99"/>
           <w:insideV w:val="nil"/>
         </w:tcBorders>
-        <w:shd w:val="clear" w:color="auto" w:fill="276A7C" w:themeFill="accent5" w:themeFillShade="99"/>
       </w:tcPr>
     </w:tblStylePr>
     <w:tblStylePr w:type="lastCol">
       <w:rPr>
-        <w:color w:val="FFFFFF" w:themeColor="background1"/>
+        <w:color w:val="000000"/>
       </w:rPr>
       <w:tblPr/>
       <w:tcPr>
@@ -11806,29 +11688,24 @@
           <w:insideH w:val="nil"/>
           <w:insideV w:val="nil"/>
         </w:tcBorders>
-        <w:shd w:val="clear" w:color="auto" w:fill="276A7C" w:themeFill="accent5" w:themeFillShade="99"/>
       </w:tcPr>
     </w:tblStylePr>
     <w:tblStylePr w:type="band1Vert">
       <w:tblPr/>
-      <w:tcPr>
-        <w:shd w:val="clear" w:color="auto" w:fill="B6DDE8" w:themeFill="accent5" w:themeFillTint="66"/>
-      </w:tcPr>
+      <w:tcPr/>
     </w:tblStylePr>
     <w:tblStylePr w:type="band1Horz">
       <w:tblPr/>
-      <w:tcPr>
-        <w:shd w:val="clear" w:color="auto" w:fill="A5D5E2" w:themeFill="accent5" w:themeFillTint="7F"/>
-      </w:tcPr>
+      <w:tcPr/>
     </w:tblStylePr>
     <w:tblStylePr w:type="neCell">
       <w:rPr>
-        <w:color w:val="000000" w:themeColor="text1"/>
+        <w:color w:val="000000"/>
       </w:rPr>
     </w:tblStylePr>
     <w:tblStylePr w:type="nwCell">
       <w:rPr>
-        <w:color w:val="000000" w:themeColor="text1"/>
+        <w:color w:val="000000"/>
       </w:rPr>
     </w:tblStylePr>
   </w:style>
@@ -11841,7 +11718,7 @@
       <w:spacing w:after="0" w:line="240" w:lineRule="auto"/>
     </w:pPr>
     <w:rPr>
-      <w:color w:val="000000" w:themeColor="text1"/>
+      <w:color w:val="000000"/>
     </w:rPr>
     <w:tblPr>
       <w:tblStyleRowBandSize w:val="1"/>
@@ -11862,9 +11739,7 @@
         <w:right w:w="108" w:type="dxa"/>
       </w:tblCellMar>
     </w:tblPr>
-    <w:tcPr>
-      <w:shd w:val="clear" w:color="auto" w:fill="FEF4EC" w:themeFill="accent6" w:themeFillTint="19"/>
-    </w:tcPr>
+    <w:tcPr/>
     <w:tblStylePr w:type="firstRow">
       <w:rPr>
         <w:b/>
@@ -11880,26 +11755,24 @@
           <w:insideH w:val="nil"/>
           <w:insideV w:val="nil"/>
         </w:tcBorders>
-        <w:shd w:val="clear" w:color="auto" w:fill="FFFFFF" w:themeFill="background1"/>
       </w:tcPr>
     </w:tblStylePr>
     <w:tblStylePr w:type="lastRow">
       <w:rPr>
         <w:b/>
         <w:bCs/>
-        <w:color w:val="FFFFFF" w:themeColor="background1"/>
+        <w:color w:val="000000"/>
       </w:rPr>
       <w:tblPr/>
       <w:tcPr>
         <w:tcBorders>
           <w:top w:val="single" w:sz="6" w:space="0" w:color="FFFFFF" w:themeColor="background1"/>
         </w:tcBorders>
-        <w:shd w:val="clear" w:color="auto" w:fill="B65608" w:themeFill="accent6" w:themeFillShade="99"/>
       </w:tcPr>
     </w:tblStylePr>
     <w:tblStylePr w:type="firstCol">
       <w:rPr>
-        <w:color w:val="FFFFFF" w:themeColor="background1"/>
+        <w:color w:val="000000"/>
       </w:rPr>
       <w:tblPr/>
       <w:tcPr>
@@ -11911,12 +11784,11 @@
           <w:insideH w:val="single" w:sz="4" w:space="0" w:color="B65608" w:themeColor="accent6" w:themeShade="99"/>
           <w:insideV w:val="nil"/>
         </w:tcBorders>
-        <w:shd w:val="clear" w:color="auto" w:fill="B65608" w:themeFill="accent6" w:themeFillShade="99"/>
       </w:tcPr>
     </w:tblStylePr>
     <w:tblStylePr w:type="lastCol">
       <w:rPr>
-        <w:color w:val="FFFFFF" w:themeColor="background1"/>
+        <w:color w:val="000000"/>
       </w:rPr>
       <w:tblPr/>
       <w:tcPr>
@@ -11928,29 +11800,24 @@
           <w:insideH w:val="nil"/>
           <w:insideV w:val="nil"/>
         </w:tcBorders>
-        <w:shd w:val="clear" w:color="auto" w:fill="B65608" w:themeFill="accent6" w:themeFillShade="99"/>
       </w:tcPr>
     </w:tblStylePr>
     <w:tblStylePr w:type="band1Vert">
       <w:tblPr/>
-      <w:tcPr>
-        <w:shd w:val="clear" w:color="auto" w:fill="FBD4B4" w:themeFill="accent6" w:themeFillTint="66"/>
-      </w:tcPr>
+      <w:tcPr/>
     </w:tblStylePr>
     <w:tblStylePr w:type="band1Horz">
       <w:tblPr/>
-      <w:tcPr>
-        <w:shd w:val="clear" w:color="auto" w:fill="FBCAA2" w:themeFill="accent6" w:themeFillTint="7F"/>
-      </w:tcPr>
+      <w:tcPr/>
     </w:tblStylePr>
     <w:tblStylePr w:type="neCell">
       <w:rPr>
-        <w:color w:val="000000" w:themeColor="text1"/>
+        <w:color w:val="000000"/>
       </w:rPr>
     </w:tblStylePr>
     <w:tblStylePr w:type="nwCell">
       <w:rPr>
-        <w:color w:val="000000" w:themeColor="text1"/>
+        <w:color w:val="000000"/>
       </w:rPr>
     </w:tblStylePr>
   </w:style>
@@ -11963,7 +11830,7 @@
       <w:spacing w:after="0" w:line="240" w:lineRule="auto"/>
     </w:pPr>
     <w:rPr>
-      <w:color w:val="000000" w:themeColor="text1"/>
+      <w:color w:val="000000"/>
     </w:rPr>
     <w:tblPr>
       <w:tblStyleRowBandSize w:val="1"/>
@@ -11976,35 +11843,31 @@
         <w:right w:w="108" w:type="dxa"/>
       </w:tblCellMar>
     </w:tblPr>
-    <w:tcPr>
-      <w:shd w:val="clear" w:color="auto" w:fill="E6E6E6" w:themeFill="text1" w:themeFillTint="19"/>
-    </w:tcPr>
+    <w:tcPr/>
     <w:tblStylePr w:type="firstRow">
       <w:rPr>
         <w:b/>
         <w:bCs/>
-        <w:color w:val="FFFFFF" w:themeColor="background1"/>
+        <w:color w:val="000000"/>
       </w:rPr>
       <w:tblPr/>
       <w:tcPr>
         <w:tcBorders>
           <w:bottom w:val="single" w:sz="12" w:space="0" w:color="FFFFFF" w:themeColor="background1"/>
         </w:tcBorders>
-        <w:shd w:val="clear" w:color="auto" w:fill="9E3A38" w:themeFill="accent2" w:themeFillShade="CC"/>
       </w:tcPr>
     </w:tblStylePr>
     <w:tblStylePr w:type="lastRow">
       <w:rPr>
         <w:b/>
         <w:bCs/>
-        <w:color w:val="9E3A38" w:themeColor="accent2" w:themeShade="CC"/>
+        <w:color w:val="000000" w:themeShade="CC"/>
       </w:rPr>
       <w:tblPr/>
       <w:tcPr>
         <w:tcBorders>
           <w:top w:val="single" w:sz="12" w:space="0" w:color="000000" w:themeColor="text1"/>
         </w:tcBorders>
-        <w:shd w:val="clear" w:color="auto" w:fill="FFFFFF" w:themeFill="background1"/>
       </w:tcPr>
     </w:tblStylePr>
     <w:tblStylePr w:type="firstCol">
@@ -12030,14 +11893,11 @@
           <w:insideH w:val="nil"/>
           <w:insideV w:val="nil"/>
         </w:tcBorders>
-        <w:shd w:val="clear" w:color="auto" w:fill="C0C0C0" w:themeFill="text1" w:themeFillTint="3F"/>
       </w:tcPr>
     </w:tblStylePr>
     <w:tblStylePr w:type="band1Horz">
       <w:tblPr/>
-      <w:tcPr>
-        <w:shd w:val="clear" w:color="auto" w:fill="CCCCCC" w:themeFill="text1" w:themeFillTint="33"/>
-      </w:tcPr>
+      <w:tcPr/>
     </w:tblStylePr>
   </w:style>
   <w:style w:type="table" w:styleId="ColorfulList-Accent1">
@@ -12049,7 +11909,7 @@
       <w:spacing w:after="0" w:line="240" w:lineRule="auto"/>
     </w:pPr>
     <w:rPr>
-      <w:color w:val="000000" w:themeColor="text1"/>
+      <w:color w:val="000000"/>
     </w:rPr>
     <w:tblPr>
       <w:tblStyleRowBandSize w:val="1"/>
@@ -12062,35 +11922,31 @@
         <w:right w:w="108" w:type="dxa"/>
       </w:tblCellMar>
     </w:tblPr>
-    <w:tcPr>
-      <w:shd w:val="clear" w:color="auto" w:fill="EDF2F8" w:themeFill="accent1" w:themeFillTint="19"/>
-    </w:tcPr>
+    <w:tcPr/>
     <w:tblStylePr w:type="firstRow">
       <w:rPr>
         <w:b/>
         <w:bCs/>
-        <w:color w:val="FFFFFF" w:themeColor="background1"/>
+        <w:color w:val="000000"/>
       </w:rPr>
       <w:tblPr/>
       <w:tcPr>
         <w:tcBorders>
           <w:bottom w:val="single" w:sz="12" w:space="0" w:color="FFFFFF" w:themeColor="background1"/>
         </w:tcBorders>
-        <w:shd w:val="clear" w:color="auto" w:fill="9E3A38" w:themeFill="accent2" w:themeFillShade="CC"/>
       </w:tcPr>
     </w:tblStylePr>
     <w:tblStylePr w:type="lastRow">
       <w:rPr>
         <w:b/>
         <w:bCs/>
-        <w:color w:val="9E3A38" w:themeColor="accent2" w:themeShade="CC"/>
+        <w:color w:val="000000" w:themeShade="CC"/>
       </w:rPr>
       <w:tblPr/>
       <w:tcPr>
         <w:tcBorders>
           <w:top w:val="single" w:sz="12" w:space="0" w:color="000000" w:themeColor="text1"/>
         </w:tcBorders>
-        <w:shd w:val="clear" w:color="auto" w:fill="FFFFFF" w:themeFill="background1"/>
       </w:tcPr>
     </w:tblStylePr>
     <w:tblStylePr w:type="firstCol">
@@ -12116,14 +11972,11 @@
           <w:insideH w:val="nil"/>
           <w:insideV w:val="nil"/>
         </w:tcBorders>
-        <w:shd w:val="clear" w:color="auto" w:fill="D3DFEE" w:themeFill="accent1" w:themeFillTint="3F"/>
       </w:tcPr>
     </w:tblStylePr>
     <w:tblStylePr w:type="band1Horz">
       <w:tblPr/>
-      <w:tcPr>
-        <w:shd w:val="clear" w:color="auto" w:fill="DBE5F1" w:themeFill="accent1" w:themeFillTint="33"/>
-      </w:tcPr>
+      <w:tcPr/>
     </w:tblStylePr>
   </w:style>
   <w:style w:type="table" w:styleId="ColorfulList-Accent2">
@@ -12135,7 +11988,7 @@
       <w:spacing w:after="0" w:line="240" w:lineRule="auto"/>
     </w:pPr>
     <w:rPr>
-      <w:color w:val="000000" w:themeColor="text1"/>
+      <w:color w:val="000000"/>
     </w:rPr>
     <w:tblPr>
       <w:tblStyleRowBandSize w:val="1"/>
@@ -12148,35 +12001,31 @@
         <w:right w:w="108" w:type="dxa"/>
       </w:tblCellMar>
     </w:tblPr>
-    <w:tcPr>
-      <w:shd w:val="clear" w:color="auto" w:fill="F8EDED" w:themeFill="accent2" w:themeFillTint="19"/>
-    </w:tcPr>
+    <w:tcPr/>
     <w:tblStylePr w:type="firstRow">
       <w:rPr>
         <w:b/>
         <w:bCs/>
-        <w:color w:val="FFFFFF" w:themeColor="background1"/>
+        <w:color w:val="000000"/>
       </w:rPr>
       <w:tblPr/>
       <w:tcPr>
         <w:tcBorders>
           <w:bottom w:val="single" w:sz="12" w:space="0" w:color="FFFFFF" w:themeColor="background1"/>
         </w:tcBorders>
-        <w:shd w:val="clear" w:color="auto" w:fill="9E3A38" w:themeFill="accent2" w:themeFillShade="CC"/>
       </w:tcPr>
     </w:tblStylePr>
     <w:tblStylePr w:type="lastRow">
       <w:rPr>
         <w:b/>
         <w:bCs/>
-        <w:color w:val="9E3A38" w:themeColor="accent2" w:themeShade="CC"/>
+        <w:color w:val="000000" w:themeShade="CC"/>
       </w:rPr>
       <w:tblPr/>
       <w:tcPr>
         <w:tcBorders>
           <w:top w:val="single" w:sz="12" w:space="0" w:color="000000" w:themeColor="text1"/>
         </w:tcBorders>
-        <w:shd w:val="clear" w:color="auto" w:fill="FFFFFF" w:themeFill="background1"/>
       </w:tcPr>
     </w:tblStylePr>
     <w:tblStylePr w:type="firstCol">
@@ -12202,14 +12051,11 @@
           <w:insideH w:val="nil"/>
           <w:insideV w:val="nil"/>
         </w:tcBorders>
-        <w:shd w:val="clear" w:color="auto" w:fill="EFD3D2" w:themeFill="accent2" w:themeFillTint="3F"/>
       </w:tcPr>
     </w:tblStylePr>
     <w:tblStylePr w:type="band1Horz">
       <w:tblPr/>
-      <w:tcPr>
-        <w:shd w:val="clear" w:color="auto" w:fill="F2DBDB" w:themeFill="accent2" w:themeFillTint="33"/>
-      </w:tcPr>
+      <w:tcPr/>
     </w:tblStylePr>
   </w:style>
   <w:style w:type="table" w:styleId="ColorfulList-Accent3">
@@ -12221,7 +12067,7 @@
       <w:spacing w:after="0" w:line="240" w:lineRule="auto"/>
     </w:pPr>
     <w:rPr>
-      <w:color w:val="000000" w:themeColor="text1"/>
+      <w:color w:val="000000"/>
     </w:rPr>
     <w:tblPr>
       <w:tblStyleRowBandSize w:val="1"/>
@@ -12234,35 +12080,31 @@
         <w:right w:w="108" w:type="dxa"/>
       </w:tblCellMar>
     </w:tblPr>
-    <w:tcPr>
-      <w:shd w:val="clear" w:color="auto" w:fill="F5F8EE" w:themeFill="accent3" w:themeFillTint="19"/>
-    </w:tcPr>
+    <w:tcPr/>
     <w:tblStylePr w:type="firstRow">
       <w:rPr>
         <w:b/>
         <w:bCs/>
-        <w:color w:val="FFFFFF" w:themeColor="background1"/>
+        <w:color w:val="000000"/>
       </w:rPr>
       <w:tblPr/>
       <w:tcPr>
         <w:tcBorders>
           <w:bottom w:val="single" w:sz="12" w:space="0" w:color="FFFFFF" w:themeColor="background1"/>
         </w:tcBorders>
-        <w:shd w:val="clear" w:color="auto" w:fill="664E82" w:themeFill="accent4" w:themeFillShade="CC"/>
       </w:tcPr>
     </w:tblStylePr>
     <w:tblStylePr w:type="lastRow">
       <w:rPr>
         <w:b/>
         <w:bCs/>
-        <w:color w:val="664E82" w:themeColor="accent4" w:themeShade="CC"/>
+        <w:color w:val="000000" w:themeShade="CC"/>
       </w:rPr>
       <w:tblPr/>
       <w:tcPr>
         <w:tcBorders>
           <w:top w:val="single" w:sz="12" w:space="0" w:color="000000" w:themeColor="text1"/>
         </w:tcBorders>
-        <w:shd w:val="clear" w:color="auto" w:fill="FFFFFF" w:themeFill="background1"/>
       </w:tcPr>
     </w:tblStylePr>
     <w:tblStylePr w:type="firstCol">
@@ -12288,14 +12130,11 @@
           <w:insideH w:val="nil"/>
           <w:insideV w:val="nil"/>
         </w:tcBorders>
-        <w:shd w:val="clear" w:color="auto" w:fill="E6EED5" w:themeFill="accent3" w:themeFillTint="3F"/>
       </w:tcPr>
     </w:tblStylePr>
     <w:tblStylePr w:type="band1Horz">
       <w:tblPr/>
-      <w:tcPr>
-        <w:shd w:val="clear" w:color="auto" w:fill="EAF1DD" w:themeFill="accent3" w:themeFillTint="33"/>
-      </w:tcPr>
+      <w:tcPr/>
     </w:tblStylePr>
   </w:style>
   <w:style w:type="table" w:styleId="ColorfulList-Accent4">
@@ -12307,7 +12146,7 @@
       <w:spacing w:after="0" w:line="240" w:lineRule="auto"/>
     </w:pPr>
     <w:rPr>
-      <w:color w:val="000000" w:themeColor="text1"/>
+      <w:color w:val="000000"/>
     </w:rPr>
     <w:tblPr>
       <w:tblStyleRowBandSize w:val="1"/>
@@ -12320,35 +12159,31 @@
         <w:right w:w="108" w:type="dxa"/>
       </w:tblCellMar>
     </w:tblPr>
-    <w:tcPr>
-      <w:shd w:val="clear" w:color="auto" w:fill="F2EFF6" w:themeFill="accent4" w:themeFillTint="19"/>
-    </w:tcPr>
+    <w:tcPr/>
     <w:tblStylePr w:type="firstRow">
       <w:rPr>
         <w:b/>
         <w:bCs/>
-        <w:color w:val="FFFFFF" w:themeColor="background1"/>
+        <w:color w:val="000000"/>
       </w:rPr>
       <w:tblPr/>
       <w:tcPr>
         <w:tcBorders>
           <w:bottom w:val="single" w:sz="12" w:space="0" w:color="FFFFFF" w:themeColor="background1"/>
         </w:tcBorders>
-        <w:shd w:val="clear" w:color="auto" w:fill="7E9C40" w:themeFill="accent3" w:themeFillShade="CC"/>
       </w:tcPr>
     </w:tblStylePr>
     <w:tblStylePr w:type="lastRow">
       <w:rPr>
         <w:b/>
         <w:bCs/>
-        <w:color w:val="7E9C40" w:themeColor="accent3" w:themeShade="CC"/>
+        <w:color w:val="000000" w:themeShade="CC"/>
       </w:rPr>
       <w:tblPr/>
       <w:tcPr>
         <w:tcBorders>
           <w:top w:val="single" w:sz="12" w:space="0" w:color="000000" w:themeColor="text1"/>
         </w:tcBorders>
-        <w:shd w:val="clear" w:color="auto" w:fill="FFFFFF" w:themeFill="background1"/>
       </w:tcPr>
     </w:tblStylePr>
     <w:tblStylePr w:type="firstCol">
@@ -12374,14 +12209,11 @@
           <w:insideH w:val="nil"/>
           <w:insideV w:val="nil"/>
         </w:tcBorders>
-        <w:shd w:val="clear" w:color="auto" w:fill="DFD8E8" w:themeFill="accent4" w:themeFillTint="3F"/>
       </w:tcPr>
     </w:tblStylePr>
     <w:tblStylePr w:type="band1Horz">
       <w:tblPr/>
-      <w:tcPr>
-        <w:shd w:val="clear" w:color="auto" w:fill="E5DFEC" w:themeFill="accent4" w:themeFillTint="33"/>
-      </w:tcPr>
+      <w:tcPr/>
     </w:tblStylePr>
   </w:style>
   <w:style w:type="table" w:styleId="ColorfulList-Accent5">
@@ -12393,7 +12225,7 @@
       <w:spacing w:after="0" w:line="240" w:lineRule="auto"/>
     </w:pPr>
     <w:rPr>
-      <w:color w:val="000000" w:themeColor="text1"/>
+      <w:color w:val="000000"/>
     </w:rPr>
     <w:tblPr>
       <w:tblStyleRowBandSize w:val="1"/>
@@ -12406,35 +12238,31 @@
         <w:right w:w="108" w:type="dxa"/>
       </w:tblCellMar>
     </w:tblPr>
-    <w:tcPr>
-      <w:shd w:val="clear" w:color="auto" w:fill="EDF6F9" w:themeFill="accent5" w:themeFillTint="19"/>
-    </w:tcPr>
+    <w:tcPr/>
     <w:tblStylePr w:type="firstRow">
       <w:rPr>
         <w:b/>
         <w:bCs/>
-        <w:color w:val="FFFFFF" w:themeColor="background1"/>
+        <w:color w:val="000000"/>
       </w:rPr>
       <w:tblPr/>
       <w:tcPr>
         <w:tcBorders>
           <w:bottom w:val="single" w:sz="12" w:space="0" w:color="FFFFFF" w:themeColor="background1"/>
         </w:tcBorders>
-        <w:shd w:val="clear" w:color="auto" w:fill="F2730A" w:themeFill="accent6" w:themeFillShade="CC"/>
       </w:tcPr>
     </w:tblStylePr>
     <w:tblStylePr w:type="lastRow">
       <w:rPr>
         <w:b/>
         <w:bCs/>
-        <w:color w:val="F2730A" w:themeColor="accent6" w:themeShade="CC"/>
+        <w:color w:val="000000" w:themeShade="CC"/>
       </w:rPr>
       <w:tblPr/>
       <w:tcPr>
         <w:tcBorders>
           <w:top w:val="single" w:sz="12" w:space="0" w:color="000000" w:themeColor="text1"/>
         </w:tcBorders>
-        <w:shd w:val="clear" w:color="auto" w:fill="FFFFFF" w:themeFill="background1"/>
       </w:tcPr>
     </w:tblStylePr>
     <w:tblStylePr w:type="firstCol">
@@ -12460,14 +12288,11 @@
           <w:insideH w:val="nil"/>
           <w:insideV w:val="nil"/>
         </w:tcBorders>
-        <w:shd w:val="clear" w:color="auto" w:fill="D2EAF1" w:themeFill="accent5" w:themeFillTint="3F"/>
       </w:tcPr>
     </w:tblStylePr>
     <w:tblStylePr w:type="band1Horz">
       <w:tblPr/>
-      <w:tcPr>
-        <w:shd w:val="clear" w:color="auto" w:fill="DAEEF3" w:themeFill="accent5" w:themeFillTint="33"/>
-      </w:tcPr>
+      <w:tcPr/>
     </w:tblStylePr>
   </w:style>
   <w:style w:type="table" w:styleId="ColorfulList-Accent6">
@@ -12479,7 +12304,7 @@
       <w:spacing w:after="0" w:line="240" w:lineRule="auto"/>
     </w:pPr>
     <w:rPr>
-      <w:color w:val="000000" w:themeColor="text1"/>
+      <w:color w:val="000000"/>
     </w:rPr>
     <w:tblPr>
       <w:tblStyleRowBandSize w:val="1"/>
@@ -12492,35 +12317,31 @@
         <w:right w:w="108" w:type="dxa"/>
       </w:tblCellMar>
     </w:tblPr>
-    <w:tcPr>
-      <w:shd w:val="clear" w:color="auto" w:fill="FEF4EC" w:themeFill="accent6" w:themeFillTint="19"/>
-    </w:tcPr>
+    <w:tcPr/>
     <w:tblStylePr w:type="firstRow">
       <w:rPr>
         <w:b/>
         <w:bCs/>
-        <w:color w:val="FFFFFF" w:themeColor="background1"/>
+        <w:color w:val="000000"/>
       </w:rPr>
       <w:tblPr/>
       <w:tcPr>
         <w:tcBorders>
           <w:bottom w:val="single" w:sz="12" w:space="0" w:color="FFFFFF" w:themeColor="background1"/>
         </w:tcBorders>
-        <w:shd w:val="clear" w:color="auto" w:fill="348DA5" w:themeFill="accent5" w:themeFillShade="CC"/>
       </w:tcPr>
     </w:tblStylePr>
     <w:tblStylePr w:type="lastRow">
       <w:rPr>
         <w:b/>
         <w:bCs/>
-        <w:color w:val="348DA5" w:themeColor="accent5" w:themeShade="CC"/>
+        <w:color w:val="000000" w:themeShade="CC"/>
       </w:rPr>
       <w:tblPr/>
       <w:tcPr>
         <w:tcBorders>
           <w:top w:val="single" w:sz="12" w:space="0" w:color="000000" w:themeColor="text1"/>
         </w:tcBorders>
-        <w:shd w:val="clear" w:color="auto" w:fill="FFFFFF" w:themeFill="background1"/>
       </w:tcPr>
     </w:tblStylePr>
     <w:tblStylePr w:type="firstCol">
@@ -12546,14 +12367,11 @@
           <w:insideH w:val="nil"/>
           <w:insideV w:val="nil"/>
         </w:tcBorders>
-        <w:shd w:val="clear" w:color="auto" w:fill="FDE4D0" w:themeFill="accent6" w:themeFillTint="3F"/>
       </w:tcPr>
     </w:tblStylePr>
     <w:tblStylePr w:type="band1Horz">
       <w:tblPr/>
-      <w:tcPr>
-        <w:shd w:val="clear" w:color="auto" w:fill="FDE9D9" w:themeFill="accent6" w:themeFillTint="33"/>
-      </w:tcPr>
+      <w:tcPr/>
     </w:tblStylePr>
   </w:style>
   <w:style w:type="table" w:styleId="ColorfulGrid">
@@ -12565,7 +12383,7 @@
       <w:spacing w:after="0" w:line="240" w:lineRule="auto"/>
     </w:pPr>
     <w:rPr>
-      <w:color w:val="000000" w:themeColor="text1"/>
+      <w:color w:val="000000"/>
     </w:rPr>
     <w:tblPr>
       <w:tblStyleRowBandSize w:val="1"/>
@@ -12581,59 +12399,45 @@
         <w:right w:w="108" w:type="dxa"/>
       </w:tblCellMar>
     </w:tblPr>
-    <w:tcPr>
-      <w:shd w:val="clear" w:color="auto" w:fill="CCCCCC" w:themeFill="text1" w:themeFillTint="33"/>
-    </w:tcPr>
+    <w:tcPr/>
     <w:tblStylePr w:type="firstRow">
       <w:rPr>
         <w:b/>
         <w:bCs/>
       </w:rPr>
       <w:tblPr/>
-      <w:tcPr>
-        <w:shd w:val="clear" w:color="auto" w:fill="999999" w:themeFill="text1" w:themeFillTint="66"/>
-      </w:tcPr>
+      <w:tcPr/>
     </w:tblStylePr>
     <w:tblStylePr w:type="lastRow">
       <w:rPr>
         <w:b/>
         <w:bCs/>
-        <w:color w:val="000000" w:themeColor="text1"/>
-      </w:rPr>
-      <w:tblPr/>
-      <w:tcPr>
-        <w:shd w:val="clear" w:color="auto" w:fill="999999" w:themeFill="text1" w:themeFillTint="66"/>
-      </w:tcPr>
+        <w:color w:val="000000"/>
+      </w:rPr>
+      <w:tblPr/>
+      <w:tcPr/>
     </w:tblStylePr>
     <w:tblStylePr w:type="firstCol">
       <w:rPr>
-        <w:color w:val="FFFFFF" w:themeColor="background1"/>
-      </w:rPr>
-      <w:tblPr/>
-      <w:tcPr>
-        <w:shd w:val="clear" w:color="auto" w:fill="000000" w:themeFill="text1" w:themeFillShade="BF"/>
-      </w:tcPr>
+        <w:color w:val="000000"/>
+      </w:rPr>
+      <w:tblPr/>
+      <w:tcPr/>
     </w:tblStylePr>
     <w:tblStylePr w:type="lastCol">
       <w:rPr>
-        <w:color w:val="FFFFFF" w:themeColor="background1"/>
-      </w:rPr>
-      <w:tblPr/>
-      <w:tcPr>
-        <w:shd w:val="clear" w:color="auto" w:fill="000000" w:themeFill="text1" w:themeFillShade="BF"/>
-      </w:tcPr>
+        <w:color w:val="000000"/>
+      </w:rPr>
+      <w:tblPr/>
+      <w:tcPr/>
     </w:tblStylePr>
     <w:tblStylePr w:type="band1Vert">
       <w:tblPr/>
-      <w:tcPr>
-        <w:shd w:val="clear" w:color="auto" w:fill="808080" w:themeFill="text1" w:themeFillTint="7F"/>
-      </w:tcPr>
+      <w:tcPr/>
     </w:tblStylePr>
     <w:tblStylePr w:type="band1Horz">
       <w:tblPr/>
-      <w:tcPr>
-        <w:shd w:val="clear" w:color="auto" w:fill="808080" w:themeFill="text1" w:themeFillTint="7F"/>
-      </w:tcPr>
+      <w:tcPr/>
     </w:tblStylePr>
   </w:style>
   <w:style w:type="table" w:styleId="ColorfulGrid-Accent1">
@@ -12645,7 +12449,7 @@
       <w:spacing w:after="0" w:line="240" w:lineRule="auto"/>
     </w:pPr>
     <w:rPr>
-      <w:color w:val="000000" w:themeColor="text1"/>
+      <w:color w:val="000000"/>
     </w:rPr>
     <w:tblPr>
       <w:tblStyleRowBandSize w:val="1"/>
@@ -12661,59 +12465,45 @@
         <w:right w:w="108" w:type="dxa"/>
       </w:tblCellMar>
     </w:tblPr>
-    <w:tcPr>
-      <w:shd w:val="clear" w:color="auto" w:fill="DBE5F1" w:themeFill="accent1" w:themeFillTint="33"/>
-    </w:tcPr>
+    <w:tcPr/>
     <w:tblStylePr w:type="firstRow">
       <w:rPr>
         <w:b/>
         <w:bCs/>
       </w:rPr>
       <w:tblPr/>
-      <w:tcPr>
-        <w:shd w:val="clear" w:color="auto" w:fill="B8CCE4" w:themeFill="accent1" w:themeFillTint="66"/>
-      </w:tcPr>
+      <w:tcPr/>
     </w:tblStylePr>
     <w:tblStylePr w:type="lastRow">
       <w:rPr>
         <w:b/>
         <w:bCs/>
-        <w:color w:val="000000" w:themeColor="text1"/>
-      </w:rPr>
-      <w:tblPr/>
-      <w:tcPr>
-        <w:shd w:val="clear" w:color="auto" w:fill="B8CCE4" w:themeFill="accent1" w:themeFillTint="66"/>
-      </w:tcPr>
+        <w:color w:val="000000"/>
+      </w:rPr>
+      <w:tblPr/>
+      <w:tcPr/>
     </w:tblStylePr>
     <w:tblStylePr w:type="firstCol">
       <w:rPr>
-        <w:color w:val="FFFFFF" w:themeColor="background1"/>
-      </w:rPr>
-      <w:tblPr/>
-      <w:tcPr>
-        <w:shd w:val="clear" w:color="auto" w:fill="365F91" w:themeFill="accent1" w:themeFillShade="BF"/>
-      </w:tcPr>
+        <w:color w:val="000000"/>
+      </w:rPr>
+      <w:tblPr/>
+      <w:tcPr/>
     </w:tblStylePr>
     <w:tblStylePr w:type="lastCol">
       <w:rPr>
-        <w:color w:val="FFFFFF" w:themeColor="background1"/>
-      </w:rPr>
-      <w:tblPr/>
-      <w:tcPr>
-        <w:shd w:val="clear" w:color="auto" w:fill="365F91" w:themeFill="accent1" w:themeFillShade="BF"/>
-      </w:tcPr>
+        <w:color w:val="000000"/>
+      </w:rPr>
+      <w:tblPr/>
+      <w:tcPr/>
     </w:tblStylePr>
     <w:tblStylePr w:type="band1Vert">
       <w:tblPr/>
-      <w:tcPr>
-        <w:shd w:val="clear" w:color="auto" w:fill="A7BFDE" w:themeFill="accent1" w:themeFillTint="7F"/>
-      </w:tcPr>
+      <w:tcPr/>
     </w:tblStylePr>
     <w:tblStylePr w:type="band1Horz">
       <w:tblPr/>
-      <w:tcPr>
-        <w:shd w:val="clear" w:color="auto" w:fill="A7BFDE" w:themeFill="accent1" w:themeFillTint="7F"/>
-      </w:tcPr>
+      <w:tcPr/>
     </w:tblStylePr>
   </w:style>
   <w:style w:type="table" w:styleId="ColorfulGrid-Accent2">
@@ -12725,7 +12515,7 @@
       <w:spacing w:after="0" w:line="240" w:lineRule="auto"/>
     </w:pPr>
     <w:rPr>
-      <w:color w:val="000000" w:themeColor="text1"/>
+      <w:color w:val="000000"/>
     </w:rPr>
     <w:tblPr>
       <w:tblStyleRowBandSize w:val="1"/>
@@ -12741,59 +12531,45 @@
         <w:right w:w="108" w:type="dxa"/>
       </w:tblCellMar>
     </w:tblPr>
-    <w:tcPr>
-      <w:shd w:val="clear" w:color="auto" w:fill="F2DBDB" w:themeFill="accent2" w:themeFillTint="33"/>
-    </w:tcPr>
+    <w:tcPr/>
     <w:tblStylePr w:type="firstRow">
       <w:rPr>
         <w:b/>
         <w:bCs/>
       </w:rPr>
       <w:tblPr/>
-      <w:tcPr>
-        <w:shd w:val="clear" w:color="auto" w:fill="E5B8B7" w:themeFill="accent2" w:themeFillTint="66"/>
-      </w:tcPr>
+      <w:tcPr/>
     </w:tblStylePr>
     <w:tblStylePr w:type="lastRow">
       <w:rPr>
         <w:b/>
         <w:bCs/>
-        <w:color w:val="000000" w:themeColor="text1"/>
-      </w:rPr>
-      <w:tblPr/>
-      <w:tcPr>
-        <w:shd w:val="clear" w:color="auto" w:fill="E5B8B7" w:themeFill="accent2" w:themeFillTint="66"/>
-      </w:tcPr>
+        <w:color w:val="000000"/>
+      </w:rPr>
+      <w:tblPr/>
+      <w:tcPr/>
     </w:tblStylePr>
     <w:tblStylePr w:type="firstCol">
       <w:rPr>
-        <w:color w:val="FFFFFF" w:themeColor="background1"/>
-      </w:rPr>
-      <w:tblPr/>
-      <w:tcPr>
-        <w:shd w:val="clear" w:color="auto" w:fill="943634" w:themeFill="accent2" w:themeFillShade="BF"/>
-      </w:tcPr>
+        <w:color w:val="000000"/>
+      </w:rPr>
+      <w:tblPr/>
+      <w:tcPr/>
     </w:tblStylePr>
     <w:tblStylePr w:type="lastCol">
       <w:rPr>
-        <w:color w:val="FFFFFF" w:themeColor="background1"/>
-      </w:rPr>
-      <w:tblPr/>
-      <w:tcPr>
-        <w:shd w:val="clear" w:color="auto" w:fill="943634" w:themeFill="accent2" w:themeFillShade="BF"/>
-      </w:tcPr>
+        <w:color w:val="000000"/>
+      </w:rPr>
+      <w:tblPr/>
+      <w:tcPr/>
     </w:tblStylePr>
     <w:tblStylePr w:type="band1Vert">
       <w:tblPr/>
-      <w:tcPr>
-        <w:shd w:val="clear" w:color="auto" w:fill="DFA7A6" w:themeFill="accent2" w:themeFillTint="7F"/>
-      </w:tcPr>
+      <w:tcPr/>
     </w:tblStylePr>
     <w:tblStylePr w:type="band1Horz">
       <w:tblPr/>
-      <w:tcPr>
-        <w:shd w:val="clear" w:color="auto" w:fill="DFA7A6" w:themeFill="accent2" w:themeFillTint="7F"/>
-      </w:tcPr>
+      <w:tcPr/>
     </w:tblStylePr>
   </w:style>
   <w:style w:type="table" w:styleId="ColorfulGrid-Accent3">
@@ -12805,7 +12581,7 @@
       <w:spacing w:after="0" w:line="240" w:lineRule="auto"/>
     </w:pPr>
     <w:rPr>
-      <w:color w:val="000000" w:themeColor="text1"/>
+      <w:color w:val="000000"/>
     </w:rPr>
     <w:tblPr>
       <w:tblStyleRowBandSize w:val="1"/>
@@ -12821,59 +12597,45 @@
         <w:right w:w="108" w:type="dxa"/>
       </w:tblCellMar>
     </w:tblPr>
-    <w:tcPr>
-      <w:shd w:val="clear" w:color="auto" w:fill="EAF1DD" w:themeFill="accent3" w:themeFillTint="33"/>
-    </w:tcPr>
+    <w:tcPr/>
     <w:tblStylePr w:type="firstRow">
       <w:rPr>
         <w:b/>
         <w:bCs/>
       </w:rPr>
       <w:tblPr/>
-      <w:tcPr>
-        <w:shd w:val="clear" w:color="auto" w:fill="D6E3BC" w:themeFill="accent3" w:themeFillTint="66"/>
-      </w:tcPr>
+      <w:tcPr/>
     </w:tblStylePr>
     <w:tblStylePr w:type="lastRow">
       <w:rPr>
         <w:b/>
         <w:bCs/>
-        <w:color w:val="000000" w:themeColor="text1"/>
-      </w:rPr>
-      <w:tblPr/>
-      <w:tcPr>
-        <w:shd w:val="clear" w:color="auto" w:fill="D6E3BC" w:themeFill="accent3" w:themeFillTint="66"/>
-      </w:tcPr>
+        <w:color w:val="000000"/>
+      </w:rPr>
+      <w:tblPr/>
+      <w:tcPr/>
     </w:tblStylePr>
     <w:tblStylePr w:type="firstCol">
       <w:rPr>
-        <w:color w:val="FFFFFF" w:themeColor="background1"/>
-      </w:rPr>
-      <w:tblPr/>
-      <w:tcPr>
-        <w:shd w:val="clear" w:color="auto" w:fill="76923C" w:themeFill="accent3" w:themeFillShade="BF"/>
-      </w:tcPr>
+        <w:color w:val="000000"/>
+      </w:rPr>
+      <w:tblPr/>
+      <w:tcPr/>
     </w:tblStylePr>
     <w:tblStylePr w:type="lastCol">
       <w:rPr>
-        <w:color w:val="FFFFFF" w:themeColor="background1"/>
-      </w:rPr>
-      <w:tblPr/>
-      <w:tcPr>
-        <w:shd w:val="clear" w:color="auto" w:fill="76923C" w:themeFill="accent3" w:themeFillShade="BF"/>
-      </w:tcPr>
+        <w:color w:val="000000"/>
+      </w:rPr>
+      <w:tblPr/>
+      <w:tcPr/>
     </w:tblStylePr>
     <w:tblStylePr w:type="band1Vert">
       <w:tblPr/>
-      <w:tcPr>
-        <w:shd w:val="clear" w:color="auto" w:fill="CDDDAC" w:themeFill="accent3" w:themeFillTint="7F"/>
-      </w:tcPr>
+      <w:tcPr/>
     </w:tblStylePr>
     <w:tblStylePr w:type="band1Horz">
       <w:tblPr/>
-      <w:tcPr>
-        <w:shd w:val="clear" w:color="auto" w:fill="CDDDAC" w:themeFill="accent3" w:themeFillTint="7F"/>
-      </w:tcPr>
+      <w:tcPr/>
     </w:tblStylePr>
   </w:style>
   <w:style w:type="table" w:styleId="ColorfulGrid-Accent4">
@@ -12885,7 +12647,7 @@
       <w:spacing w:after="0" w:line="240" w:lineRule="auto"/>
     </w:pPr>
     <w:rPr>
-      <w:color w:val="000000" w:themeColor="text1"/>
+      <w:color w:val="000000"/>
     </w:rPr>
     <w:tblPr>
       <w:tblStyleRowBandSize w:val="1"/>
@@ -12901,59 +12663,45 @@
         <w:right w:w="108" w:type="dxa"/>
       </w:tblCellMar>
     </w:tblPr>
-    <w:tcPr>
-      <w:shd w:val="clear" w:color="auto" w:fill="E5DFEC" w:themeFill="accent4" w:themeFillTint="33"/>
-    </w:tcPr>
+    <w:tcPr/>
     <w:tblStylePr w:type="firstRow">
       <w:rPr>
         <w:b/>
         <w:bCs/>
       </w:rPr>
       <w:tblPr/>
-      <w:tcPr>
-        <w:shd w:val="clear" w:color="auto" w:fill="CCC0D9" w:themeFill="accent4" w:themeFillTint="66"/>
-      </w:tcPr>
+      <w:tcPr/>
     </w:tblStylePr>
     <w:tblStylePr w:type="lastRow">
       <w:rPr>
         <w:b/>
         <w:bCs/>
-        <w:color w:val="000000" w:themeColor="text1"/>
-      </w:rPr>
-      <w:tblPr/>
-      <w:tcPr>
-        <w:shd w:val="clear" w:color="auto" w:fill="CCC0D9" w:themeFill="accent4" w:themeFillTint="66"/>
-      </w:tcPr>
+        <w:color w:val="000000"/>
+      </w:rPr>
+      <w:tblPr/>
+      <w:tcPr/>
     </w:tblStylePr>
     <w:tblStylePr w:type="firstCol">
       <w:rPr>
-        <w:color w:val="FFFFFF" w:themeColor="background1"/>
-      </w:rPr>
-      <w:tblPr/>
-      <w:tcPr>
-        <w:shd w:val="clear" w:color="auto" w:fill="5F497A" w:themeFill="accent4" w:themeFillShade="BF"/>
-      </w:tcPr>
+        <w:color w:val="000000"/>
+      </w:rPr>
+      <w:tblPr/>
+      <w:tcPr/>
     </w:tblStylePr>
     <w:tblStylePr w:type="lastCol">
       <w:rPr>
-        <w:color w:val="FFFFFF" w:themeColor="background1"/>
-      </w:rPr>
-      <w:tblPr/>
-      <w:tcPr>
-        <w:shd w:val="clear" w:color="auto" w:fill="5F497A" w:themeFill="accent4" w:themeFillShade="BF"/>
-      </w:tcPr>
+        <w:color w:val="000000"/>
+      </w:rPr>
+      <w:tblPr/>
+      <w:tcPr/>
     </w:tblStylePr>
     <w:tblStylePr w:type="band1Vert">
       <w:tblPr/>
-      <w:tcPr>
-        <w:shd w:val="clear" w:color="auto" w:fill="BFB1D0" w:themeFill="accent4" w:themeFillTint="7F"/>
-      </w:tcPr>
+      <w:tcPr/>
     </w:tblStylePr>
     <w:tblStylePr w:type="band1Horz">
       <w:tblPr/>
-      <w:tcPr>
-        <w:shd w:val="clear" w:color="auto" w:fill="BFB1D0" w:themeFill="accent4" w:themeFillTint="7F"/>
-      </w:tcPr>
+      <w:tcPr/>
     </w:tblStylePr>
   </w:style>
   <w:style w:type="table" w:styleId="ColorfulGrid-Accent5">
@@ -12965,7 +12713,7 @@
       <w:spacing w:after="0" w:line="240" w:lineRule="auto"/>
     </w:pPr>
     <w:rPr>
-      <w:color w:val="000000" w:themeColor="text1"/>
+      <w:color w:val="000000"/>
     </w:rPr>
     <w:tblPr>
       <w:tblStyleRowBandSize w:val="1"/>
@@ -12981,59 +12729,45 @@
         <w:right w:w="108" w:type="dxa"/>
       </w:tblCellMar>
     </w:tblPr>
-    <w:tcPr>
-      <w:shd w:val="clear" w:color="auto" w:fill="DAEEF3" w:themeFill="accent5" w:themeFillTint="33"/>
-    </w:tcPr>
+    <w:tcPr/>
     <w:tblStylePr w:type="firstRow">
       <w:rPr>
         <w:b/>
         <w:bCs/>
       </w:rPr>
       <w:tblPr/>
-      <w:tcPr>
-        <w:shd w:val="clear" w:color="auto" w:fill="B6DDE8" w:themeFill="accent5" w:themeFillTint="66"/>
-      </w:tcPr>
+      <w:tcPr/>
     </w:tblStylePr>
     <w:tblStylePr w:type="lastRow">
       <w:rPr>
         <w:b/>
         <w:bCs/>
-        <w:color w:val="000000" w:themeColor="text1"/>
-      </w:rPr>
-      <w:tblPr/>
-      <w:tcPr>
-        <w:shd w:val="clear" w:color="auto" w:fill="B6DDE8" w:themeFill="accent5" w:themeFillTint="66"/>
-      </w:tcPr>
+        <w:color w:val="000000"/>
+      </w:rPr>
+      <w:tblPr/>
+      <w:tcPr/>
     </w:tblStylePr>
     <w:tblStylePr w:type="firstCol">
       <w:rPr>
-        <w:color w:val="FFFFFF" w:themeColor="background1"/>
-      </w:rPr>
-      <w:tblPr/>
-      <w:tcPr>
-        <w:shd w:val="clear" w:color="auto" w:fill="31849B" w:themeFill="accent5" w:themeFillShade="BF"/>
-      </w:tcPr>
+        <w:color w:val="000000"/>
+      </w:rPr>
+      <w:tblPr/>
+      <w:tcPr/>
     </w:tblStylePr>
     <w:tblStylePr w:type="lastCol">
       <w:rPr>
-        <w:color w:val="FFFFFF" w:themeColor="background1"/>
-      </w:rPr>
-      <w:tblPr/>
-      <w:tcPr>
-        <w:shd w:val="clear" w:color="auto" w:fill="31849B" w:themeFill="accent5" w:themeFillShade="BF"/>
-      </w:tcPr>
+        <w:color w:val="000000"/>
+      </w:rPr>
+      <w:tblPr/>
+      <w:tcPr/>
     </w:tblStylePr>
     <w:tblStylePr w:type="band1Vert">
       <w:tblPr/>
-      <w:tcPr>
-        <w:shd w:val="clear" w:color="auto" w:fill="A5D5E2" w:themeFill="accent5" w:themeFillTint="7F"/>
-      </w:tcPr>
+      <w:tcPr/>
     </w:tblStylePr>
     <w:tblStylePr w:type="band1Horz">
       <w:tblPr/>
-      <w:tcPr>
-        <w:shd w:val="clear" w:color="auto" w:fill="A5D5E2" w:themeFill="accent5" w:themeFillTint="7F"/>
-      </w:tcPr>
+      <w:tcPr/>
     </w:tblStylePr>
   </w:style>
   <w:style w:type="table" w:styleId="ColorfulGrid-Accent6">
@@ -13045,7 +12779,7 @@
       <w:spacing w:after="0" w:line="240" w:lineRule="auto"/>
     </w:pPr>
     <w:rPr>
-      <w:color w:val="000000" w:themeColor="text1"/>
+      <w:color w:val="000000"/>
     </w:rPr>
     <w:tblPr>
       <w:tblStyleRowBandSize w:val="1"/>
@@ -13061,59 +12795,45 @@
         <w:right w:w="108" w:type="dxa"/>
       </w:tblCellMar>
     </w:tblPr>
-    <w:tcPr>
-      <w:shd w:val="clear" w:color="auto" w:fill="FDE9D9" w:themeFill="accent6" w:themeFillTint="33"/>
-    </w:tcPr>
+    <w:tcPr/>
     <w:tblStylePr w:type="firstRow">
       <w:rPr>
         <w:b/>
         <w:bCs/>
       </w:rPr>
       <w:tblPr/>
-      <w:tcPr>
-        <w:shd w:val="clear" w:color="auto" w:fill="FBD4B4" w:themeFill="accent6" w:themeFillTint="66"/>
-      </w:tcPr>
+      <w:tcPr/>
     </w:tblStylePr>
     <w:tblStylePr w:type="lastRow">
       <w:rPr>
         <w:b/>
         <w:bCs/>
-        <w:color w:val="000000" w:themeColor="text1"/>
-      </w:rPr>
-      <w:tblPr/>
-      <w:tcPr>
-        <w:shd w:val="clear" w:color="auto" w:fill="FBD4B4" w:themeFill="accent6" w:themeFillTint="66"/>
-      </w:tcPr>
+        <w:color w:val="000000"/>
+      </w:rPr>
+      <w:tblPr/>
+      <w:tcPr/>
     </w:tblStylePr>
     <w:tblStylePr w:type="firstCol">
       <w:rPr>
-        <w:color w:val="FFFFFF" w:themeColor="background1"/>
-      </w:rPr>
-      <w:tblPr/>
-      <w:tcPr>
-        <w:shd w:val="clear" w:color="auto" w:fill="E36C0A" w:themeFill="accent6" w:themeFillShade="BF"/>
-      </w:tcPr>
+        <w:color w:val="000000"/>
+      </w:rPr>
+      <w:tblPr/>
+      <w:tcPr/>
     </w:tblStylePr>
     <w:tblStylePr w:type="lastCol">
       <w:rPr>
-        <w:color w:val="FFFFFF" w:themeColor="background1"/>
-      </w:rPr>
-      <w:tblPr/>
-      <w:tcPr>
-        <w:shd w:val="clear" w:color="auto" w:fill="E36C0A" w:themeFill="accent6" w:themeFillShade="BF"/>
-      </w:tcPr>
+        <w:color w:val="000000"/>
+      </w:rPr>
+      <w:tblPr/>
+      <w:tcPr/>
     </w:tblStylePr>
     <w:tblStylePr w:type="band1Vert">
       <w:tblPr/>
-      <w:tcPr>
-        <w:shd w:val="clear" w:color="auto" w:fill="FBCAA2" w:themeFill="accent6" w:themeFillTint="7F"/>
-      </w:tcPr>
+      <w:tcPr/>
     </w:tblStylePr>
     <w:tblStylePr w:type="band1Horz">
       <w:tblPr/>
-      <w:tcPr>
-        <w:shd w:val="clear" w:color="auto" w:fill="FBCAA2" w:themeFill="accent6" w:themeFillTint="7F"/>
-      </w:tcPr>
+      <w:tcPr/>
     </w:tblStylePr>
   </w:style>
 </w:styles>
